--- a/deliverables/04_Open_Issues_For_Approval.docx
+++ b/deliverables/04_Open_Issues_For_Approval.docx
@@ -60,13 +60,25 @@
         <w:t xml:space="preserve">A. Decisions needed before you upload</w:t>
       </w:r>
     </w:p>
-    <w:bookmarkStart w:id="20" w:name="X9fff83a6d0c5e83043b9bd48b9a5ab7bca83bdc"/>
+    <w:bookmarkStart w:id="20" w:name="X3f7d195a2c58dc53d6511aaadc6e96106953e29"/>
     <w:p>
       <w:pPr>
         <w:pStyle w:val="Heading3"/>
       </w:pPr>
       <w:r>
-        <w:t xml:space="preserve">1. Author name: must match everywhere (applied – please confirm)</w:t>
+        <w:t xml:space="preserve">1. Author name: ✅ RESOLVED,</w:t>
+      </w:r>
+      <w:r>
+        <w:t xml:space="preserve"> </w:t>
+      </w:r>
+      <w:r>
+        <w:t xml:space="preserve">“</w:t>
+      </w:r>
+      <w:r>
+        <w:t xml:space="preserve">LeTisha C. Cleveland</w:t>
+      </w:r>
+      <w:r>
+        <w:t xml:space="preserve">”</w:t>
       </w:r>
     </w:p>
     <w:p>
@@ -78,7 +90,25 @@
         <w:pStyle w:val="Compact"/>
       </w:pPr>
       <w:r>
-        <w:t xml:space="preserve">The interior now says</w:t>
+        <w:t xml:space="preserve">You confirmed the</w:t>
+      </w:r>
+      <w:r>
+        <w:t xml:space="preserve"> </w:t>
+      </w:r>
+      <w:r>
+        <w:t xml:space="preserve">“</w:t>
+      </w:r>
+      <w:r>
+        <w:t xml:space="preserve">C.</w:t>
+      </w:r>
+      <w:r>
+        <w:t xml:space="preserve">”</w:t>
+      </w:r>
+      <w:r>
+        <w:t xml:space="preserve"> </w:t>
+      </w:r>
+      <w:r>
+        <w:t xml:space="preserve">The title page, copyright page and PDF information all say</w:t>
       </w:r>
       <w:r>
         <w:t xml:space="preserve"> </w:t>
@@ -91,19 +121,7 @@
         <w:t xml:space="preserve">LeTisha C. Cleveland</w:t>
       </w:r>
       <w:r>
-        <w:t xml:space="preserve">, as you asked (</w:t>
-      </w:r>
-      <w:r>
-        <w:t xml:space="preserve">“</w:t>
-      </w:r>
-      <w:r>
-        <w:t xml:space="preserve">add LeTisha C. Cleveland to the manuscript</w:t>
-      </w:r>
-      <w:r>
-        <w:t xml:space="preserve">”</w:t>
-      </w:r>
-      <w:r>
-        <w:t xml:space="preserve">).</w:t>
+        <w:t xml:space="preserve">.</w:t>
       </w:r>
     </w:p>
     <w:p>
@@ -115,48 +133,11 @@
         <w:pStyle w:val="Compact"/>
       </w:pPr>
       <w:r>
-        <w:t xml:space="preserve">Your cover draft and your specification list say</w:t>
-      </w:r>
-      <w:r>
-        <w:t xml:space="preserve"> </w:t>
-      </w:r>
-      <w:r>
-        <w:rPr>
-          <w:bCs/>
-          <w:b/>
-        </w:rPr>
-        <w:t xml:space="preserve">LeTisha Cleveland</w:t>
-      </w:r>
-      <w:r>
-        <w:t xml:space="preserve">.</w:t>
-      </w:r>
-    </w:p>
-    <w:p>
-      <w:pPr>
-        <w:numPr>
-          <w:ilvl w:val="0"/>
-          <w:numId w:val="1001"/>
-        </w:numPr>
-        <w:pStyle w:val="Compact"/>
-      </w:pPr>
-      <w:r>
-        <w:t xml:space="preserve">KDP checks that the author name on the cover, the title page and the KDP listing all match. A mismatch can get the book rejected.</w:t>
-      </w:r>
-    </w:p>
-    <w:p>
-      <w:pPr>
-        <w:numPr>
-          <w:ilvl w:val="0"/>
-          <w:numId w:val="1001"/>
-        </w:numPr>
-        <w:pStyle w:val="Compact"/>
-      </w:pPr>
-      <w:r>
-        <w:rPr>
-          <w:bCs/>
-          <w:b/>
-        </w:rPr>
-        <w:t xml:space="preserve">Choose one:</w:t>
+        <w:rPr>
+          <w:bCs/>
+          <w:b/>
+        </w:rPr>
+        <w:t xml:space="preserve">Still to do on your side:</w:t>
       </w:r>
     </w:p>
     <w:p>
@@ -167,32 +148,24 @@
         </w:numPr>
         <w:pStyle w:val="Compact"/>
       </w:pPr>
-    </w:p>
-    <w:p>
-      <w:pPr>
-        <w:numPr>
-          <w:ilvl w:val="2"/>
-          <w:numId w:val="1003"/>
-        </w:numPr>
-        <w:pStyle w:val="Compact"/>
-      </w:pPr>
-      <w:r>
-        <w:t xml:space="preserve">Keep</w:t>
-      </w:r>
-      <w:r>
-        <w:t xml:space="preserve"> </w:t>
-      </w:r>
-      <w:r>
-        <w:t xml:space="preserve">“</w:t>
-      </w:r>
-      <w:r>
+      <w:r>
+        <w:t xml:space="preserve">Enter exactly</w:t>
+      </w:r>
+      <w:r>
+        <w:t xml:space="preserve"> </w:t>
+      </w:r>
+      <w:r>
+        <w:rPr>
+          <w:bCs/>
+          <w:b/>
+        </w:rPr>
         <w:t xml:space="preserve">LeTisha C. Cleveland</w:t>
       </w:r>
       <w:r>
-        <w:t xml:space="preserve">”</w:t>
-      </w:r>
-      <w:r>
-        <w:t xml:space="preserve">: update the cover and enter exactly that name in KDP.</w:t>
+        <w:t xml:space="preserve"> </w:t>
+      </w:r>
+      <w:r>
+        <w:t xml:space="preserve">as the author in KDP.</w:t>
       </w:r>
     </w:p>
     <w:p>
@@ -203,78 +176,528 @@
         </w:numPr>
         <w:pStyle w:val="Compact"/>
       </w:pPr>
+      <w:r>
+        <w:t xml:space="preserve">Add the</w:t>
+      </w:r>
+      <w:r>
+        <w:t xml:space="preserve"> </w:t>
+      </w:r>
+      <w:r>
+        <w:t xml:space="preserve">“</w:t>
+      </w:r>
+      <w:r>
+        <w:t xml:space="preserve">C.</w:t>
+      </w:r>
+      <w:r>
+        <w:t xml:space="preserve">”</w:t>
+      </w:r>
+      <w:r>
+        <w:t xml:space="preserve"> </w:t>
+      </w:r>
+      <w:r>
+        <w:t xml:space="preserve">to the cover. The cover draft says</w:t>
+      </w:r>
+      <w:r>
+        <w:t xml:space="preserve"> </w:t>
+      </w:r>
+      <w:r>
+        <w:t xml:space="preserve">“</w:t>
+      </w:r>
+      <w:r>
+        <w:t xml:space="preserve">By LeTisha Cleveland</w:t>
+      </w:r>
+      <w:r>
+        <w:t xml:space="preserve">”</w:t>
+      </w:r>
+      <w:r>
+        <w:t xml:space="preserve">.</w:t>
+      </w:r>
     </w:p>
     <w:p>
       <w:pPr>
         <w:numPr>
-          <w:ilvl w:val="2"/>
+          <w:ilvl w:val="1"/>
+          <w:numId w:val="1002"/>
+        </w:numPr>
+        <w:pStyle w:val="Compact"/>
+      </w:pPr>
+      <w:r>
+        <w:t xml:space="preserve">KDP checks that these match.</w:t>
+      </w:r>
+    </w:p>
+    <w:bookmarkEnd w:id="20"/>
+    <w:bookmarkStart w:id="21" w:name="X29164476c90b95369ebd5364138a2bb2a26293c"/>
+    <w:p>
+      <w:pPr>
+        <w:pStyle w:val="Heading3"/>
+      </w:pPr>
+      <w:r>
+        <w:t xml:space="preserve">2. Chapter 5: link Noah’s curse on Canaan to Ham’s actions (applied – please confirm)</w:t>
+      </w:r>
+    </w:p>
+    <w:p>
+      <w:pPr>
+        <w:pStyle w:val="FirstParagraph"/>
+      </w:pPr>
+      <w:r>
+        <w:t xml:space="preserve">You asked to connect the curse on Canaan to what Ham did. This is now in Chapter 5’s text:</w:t>
+      </w:r>
+    </w:p>
+    <w:p>
+      <w:pPr>
+        <w:pStyle w:val="BlockText"/>
+      </w:pPr>
+      <w:r>
+        <w:t xml:space="preserve">After the flood, Noah planted a vineyard. One day he drank too much wine, became drunk, and lay uncovered inside his tent. Ham saw his father that way and went outside to tell his brothers. But Shem and Japheth took a garment, walked in backward so they would not look, and covered their father.</w:t>
+      </w:r>
+    </w:p>
+    <w:p>
+      <w:pPr>
+        <w:pStyle w:val="BlockText"/>
+      </w:pPr>
+      <w:r>
+        <w:t xml:space="preserve">When Noah woke up, he learned what Ham had done. The Bible does not say Noah was angry, and it does not explain every detail. But it shows that Ham dishonored his father, while his brothers protected their father’s dignity.</w:t>
+      </w:r>
+      <w:r>
+        <w:t xml:space="preserve"> </w:t>
+      </w:r>
+      <w:r>
+        <w:rPr>
+          <w:bCs/>
+          <w:b/>
+        </w:rPr>
+        <w:t xml:space="preserve">Because of Ham’s actions, Noah spoke a curse—but the words recorded in Genesis 9:25 name Ham’s son:</w:t>
+      </w:r>
+      <w:r>
+        <w:rPr>
+          <w:bCs/>
+          <w:b/>
+        </w:rPr>
+        <w:t xml:space="preserve"> </w:t>
+      </w:r>
+      <w:r>
+        <w:rPr>
+          <w:bCs/>
+          <w:b/>
+        </w:rPr>
+        <w:t xml:space="preserve">“</w:t>
+      </w:r>
+      <w:r>
+        <w:rPr>
+          <w:bCs/>
+          <w:b/>
+        </w:rPr>
+        <w:t xml:space="preserve">Cursed be Canaan…</w:t>
+      </w:r>
+      <w:r>
+        <w:rPr>
+          <w:bCs/>
+          <w:b/>
+        </w:rPr>
+        <w:t xml:space="preserve">”</w:t>
+      </w:r>
+    </w:p>
+    <w:p>
+      <w:pPr>
+        <w:pStyle w:val="FirstParagraph"/>
+      </w:pPr>
+      <w:r>
+        <w:t xml:space="preserve">The Chapter 5</w:t>
+      </w:r>
+      <w:r>
+        <w:t xml:space="preserve"> </w:t>
+      </w:r>
+      <w:r>
+        <w:rPr>
+          <w:bCs/>
+          <w:b/>
+        </w:rPr>
+        <w:t xml:space="preserve">picture</w:t>
+      </w:r>
+      <w:r>
+        <w:t xml:space="preserve"> </w:t>
+      </w:r>
+      <w:r>
+        <w:t xml:space="preserve">(</w:t>
+      </w:r>
+      <w:r>
+        <w:t xml:space="preserve">“</w:t>
+      </w:r>
+      <w:r>
+        <w:t xml:space="preserve">What Happened with Canaan?</w:t>
+      </w:r>
+      <w:r>
+        <w:t xml:space="preserve">”</w:t>
+      </w:r>
+      <w:r>
+        <w:t xml:space="preserve"> </w:t>
+      </w:r>
+      <w:r>
+        <w:t xml:space="preserve">box) was also relettered so it agrees with the text:</w:t>
+      </w:r>
+      <w:r>
+        <w:t xml:space="preserve"> </w:t>
+      </w:r>
+      <w:r>
+        <w:t xml:space="preserve">-</w:t>
+      </w:r>
+      <w:r>
+        <w:t xml:space="preserve"> </w:t>
+      </w:r>
+      <w:r>
+        <w:rPr>
+          <w:bCs/>
+          <w:b/>
+        </w:rPr>
+        <w:t xml:space="preserve">Before:</w:t>
+      </w:r>
+      <w:r>
+        <w:t xml:space="preserve"> </w:t>
+      </w:r>
+      <w:r>
+        <w:t xml:space="preserve">“</w:t>
+      </w:r>
+      <w:r>
+        <w:t xml:space="preserve">In Genesis 9, Noah saw something wrong and responded in anger. He did not curse Ham. The Bible specifically names Canaan, Ham’s son:</w:t>
+      </w:r>
+      <w:r>
+        <w:t xml:space="preserve">”</w:t>
+      </w:r>
+      <w:r>
+        <w:t xml:space="preserve"> </w:t>
+      </w:r>
+      <w:r>
+        <w:t xml:space="preserve">-</w:t>
+      </w:r>
+      <w:r>
+        <w:t xml:space="preserve"> </w:t>
+      </w:r>
+      <w:r>
+        <w:rPr>
+          <w:bCs/>
+          <w:b/>
+        </w:rPr>
+        <w:t xml:space="preserve">After:</w:t>
+      </w:r>
+      <w:r>
+        <w:t xml:space="preserve"> </w:t>
+      </w:r>
+      <w:r>
+        <w:t xml:space="preserve">“</w:t>
+      </w:r>
+      <w:r>
+        <w:t xml:space="preserve">In Genesis 9, Ham saw his father uncovered and told his brothers. Because of Ham’s actions, Noah cursed Ham’s son, Canaan:</w:t>
+      </w:r>
+      <w:r>
+        <w:t xml:space="preserve">”</w:t>
+      </w:r>
+    </w:p>
+    <w:p>
+      <w:pPr>
+        <w:pStyle w:val="BodyText"/>
+      </w:pPr>
+      <w:r>
+        <w:t xml:space="preserve">Both versions follow Genesis 9:20–25 and do not claim Noah was angry.</w:t>
+      </w:r>
+    </w:p>
+    <w:bookmarkEnd w:id="21"/>
+    <w:bookmarkStart w:id="22" w:name="X139cd5e13e70b99e8f1703d58818da63f030fb7"/>
+    <w:p>
+      <w:pPr>
+        <w:pStyle w:val="Heading3"/>
+      </w:pPr>
+      <w:r>
+        <w:t xml:space="preserve">3. Chapter 12 picture: ✅ DONE (you chose to move the existing art)</w:t>
+      </w:r>
+    </w:p>
+    <w:p>
+      <w:pPr>
+        <w:numPr>
+          <w:ilvl w:val="0"/>
+          <w:numId w:val="1003"/>
+        </w:numPr>
+        <w:pStyle w:val="Compact"/>
+      </w:pPr>
+      <w:r>
+        <w:rPr>
+          <w:bCs/>
+          <w:b/>
+        </w:rPr>
+        <w:t xml:space="preserve">Chapter 12 (</w:t>
+      </w:r>
+      <w:r>
+        <w:rPr>
+          <w:bCs/>
+          <w:b/>
+        </w:rPr>
+        <w:t xml:space="preserve">“</w:t>
+      </w:r>
+      <w:r>
+        <w:rPr>
+          <w:bCs/>
+          <w:b/>
+        </w:rPr>
+        <w:t xml:space="preserve">A Family Reunited in Egypt</w:t>
+      </w:r>
+      <w:r>
+        <w:rPr>
+          <w:bCs/>
+          <w:b/>
+        </w:rPr>
+        <w:t xml:space="preserve">”</w:t>
+      </w:r>
+      <w:r>
+        <w:rPr>
+          <w:bCs/>
+          <w:b/>
+        </w:rPr>
+        <w:t xml:space="preserve">)</w:t>
+      </w:r>
+      <w:r>
+        <w:t xml:space="preserve"> </w:t>
+      </w:r>
+      <w:r>
+        <w:t xml:space="preserve">now faces the</w:t>
+      </w:r>
+      <w:r>
+        <w:t xml:space="preserve"> </w:t>
+      </w:r>
+      <w:r>
+        <w:rPr>
+          <w:bCs/>
+          <w:b/>
+        </w:rPr>
+        <w:t xml:space="preserve">“</w:t>
+      </w:r>
+      <w:r>
+        <w:rPr>
+          <w:bCs/>
+          <w:b/>
+        </w:rPr>
+        <w:t xml:space="preserve">Joseph Rises in Egypt</w:t>
+      </w:r>
+      <w:r>
+        <w:rPr>
+          <w:bCs/>
+          <w:b/>
+        </w:rPr>
+        <w:t xml:space="preserve">”</w:t>
+      </w:r>
+      <w:r>
+        <w:t xml:space="preserve"> </w:t>
+      </w:r>
+      <w:r>
+        <w:t xml:space="preserve">picture.</w:t>
+      </w:r>
+    </w:p>
+    <w:p>
+      <w:pPr>
+        <w:numPr>
+          <w:ilvl w:val="1"/>
           <w:numId w:val="1004"/>
         </w:numPr>
         <w:pStyle w:val="Compact"/>
       </w:pPr>
       <w:r>
-        <w:t xml:space="preserve">Use</w:t>
-      </w:r>
-      <w:r>
-        <w:t xml:space="preserve"> </w:t>
-      </w:r>
-      <w:r>
-        <w:t xml:space="preserve">“</w:t>
-      </w:r>
-      <w:r>
-        <w:t xml:space="preserve">LeTisha Cleveland</w:t>
-      </w:r>
-      <w:r>
-        <w:t xml:space="preserve">”</w:t>
-      </w:r>
-      <w:r>
-        <w:t xml:space="preserve">: I change the title page and copyright page (a one-minute change).</w:t>
-      </w:r>
-    </w:p>
-    <w:bookmarkEnd w:id="20"/>
-    <w:bookmarkStart w:id="21" w:name="X47db71169d532b3f19e81909f04ca3ca1f05139"/>
+        <w:t xml:space="preserve">Its</w:t>
+      </w:r>
+      <w:r>
+        <w:t xml:space="preserve"> </w:t>
+      </w:r>
+      <w:r>
+        <w:t xml:space="preserve">“</w:t>
+      </w:r>
+      <w:r>
+        <w:t xml:space="preserve">A Greater Purpose</w:t>
+      </w:r>
+      <w:r>
+        <w:t xml:space="preserve">”</w:t>
+      </w:r>
+      <w:r>
+        <w:t xml:space="preserve"> </w:t>
+      </w:r>
+      <w:r>
+        <w:t xml:space="preserve">panel shows Joseph embracing his family.</w:t>
+      </w:r>
+    </w:p>
+    <w:p>
+      <w:pPr>
+        <w:numPr>
+          <w:ilvl w:val="1"/>
+          <w:numId w:val="1004"/>
+        </w:numPr>
+        <w:pStyle w:val="Compact"/>
+      </w:pPr>
+      <w:r>
+        <w:t xml:space="preserve">Its</w:t>
+      </w:r>
+      <w:r>
+        <w:t xml:space="preserve"> </w:t>
+      </w:r>
+      <w:r>
+        <w:t xml:space="preserve">“</w:t>
+      </w:r>
+      <w:r>
+        <w:t xml:space="preserve">Planning for the Future</w:t>
+      </w:r>
+      <w:r>
+        <w:t xml:space="preserve">”</w:t>
+      </w:r>
+      <w:r>
+        <w:t xml:space="preserve"> </w:t>
+      </w:r>
+      <w:r>
+        <w:t xml:space="preserve">panel shows Joseph’s family coming to buy grain.</w:t>
+      </w:r>
+    </w:p>
+    <w:p>
+      <w:pPr>
+        <w:numPr>
+          <w:ilvl w:val="1"/>
+          <w:numId w:val="1004"/>
+        </w:numPr>
+        <w:pStyle w:val="Compact"/>
+      </w:pPr>
+      <w:r>
+        <w:t xml:space="preserve">The artwork was originally labelled</w:t>
+      </w:r>
+      <w:r>
+        <w:t xml:space="preserve"> </w:t>
+      </w:r>
+      <w:r>
+        <w:t xml:space="preserve">“</w:t>
+      </w:r>
+      <w:r>
+        <w:t xml:space="preserve">CHAPTER 12</w:t>
+      </w:r>
+      <w:r>
+        <w:t xml:space="preserve">”</w:t>
+      </w:r>
+      <w:r>
+        <w:t xml:space="preserve">, so that label is now correct.</w:t>
+      </w:r>
+    </w:p>
+    <w:p>
+      <w:pPr>
+        <w:numPr>
+          <w:ilvl w:val="0"/>
+          <w:numId w:val="1003"/>
+        </w:numPr>
+        <w:pStyle w:val="Compact"/>
+      </w:pPr>
+      <w:r>
+        <w:rPr>
+          <w:bCs/>
+          <w:b/>
+        </w:rPr>
+        <w:t xml:space="preserve">Chapter 10 (</w:t>
+      </w:r>
+      <w:r>
+        <w:rPr>
+          <w:bCs/>
+          <w:b/>
+        </w:rPr>
+        <w:t xml:space="preserve">“</w:t>
+      </w:r>
+      <w:r>
+        <w:rPr>
+          <w:bCs/>
+          <w:b/>
+        </w:rPr>
+        <w:t xml:space="preserve">From Servant to Prisoner</w:t>
+      </w:r>
+      <w:r>
+        <w:rPr>
+          <w:bCs/>
+          <w:b/>
+        </w:rPr>
+        <w:t xml:space="preserve">”</w:t>
+      </w:r>
+      <w:r>
+        <w:rPr>
+          <w:bCs/>
+          <w:b/>
+        </w:rPr>
+        <w:t xml:space="preserve">)</w:t>
+      </w:r>
+      <w:r>
+        <w:t xml:space="preserve"> </w:t>
+      </w:r>
+      <w:r>
+        <w:t xml:space="preserve">now faces a Scripture Spotlight page: Genesis 39:20–21 (NIV),</w:t>
+      </w:r>
+      <w:r>
+        <w:t xml:space="preserve"> </w:t>
+      </w:r>
+      <w:r>
+        <w:t xml:space="preserve">“</w:t>
+      </w:r>
+      <w:r>
+        <w:t xml:space="preserve">But while Joseph was there in the prison, the LORD was with him…</w:t>
+      </w:r>
+      <w:r>
+        <w:t xml:space="preserve">”</w:t>
+      </w:r>
+      <w:r>
+        <w:t xml:space="preserve">.</w:t>
+      </w:r>
+    </w:p>
+    <w:p>
+      <w:pPr>
+        <w:numPr>
+          <w:ilvl w:val="0"/>
+          <w:numId w:val="1003"/>
+        </w:numPr>
+        <w:pStyle w:val="Compact"/>
+      </w:pPr>
+      <w:r>
+        <w:t xml:space="preserve">If your illustrator later makes a Chapter 10 picture (for example, Joseph serving faithfully in prison), I’ll drop it in place of the Scripture page.</w:t>
+      </w:r>
+    </w:p>
+    <w:bookmarkEnd w:id="22"/>
+    <w:bookmarkStart w:id="23" w:name="part-book-wording-applied-please-confirm"/>
     <w:p>
       <w:pPr>
         <w:pStyle w:val="Heading3"/>
       </w:pPr>
       <w:r>
-        <w:t xml:space="preserve">2. New Chapter 5 paragraph: Why did Noah speak against Ham’s family? (applied – please confirm)</w:t>
-      </w:r>
-    </w:p>
-    <w:p>
-      <w:pPr>
-        <w:pStyle w:val="FirstParagraph"/>
-      </w:pPr>
-      <w:r>
-        <w:t xml:space="preserve">You asked for a brief explanation of why Noah was angry with Ham. This is what is now in Chapter 5:</w:t>
-      </w:r>
-    </w:p>
-    <w:p>
-      <w:pPr>
-        <w:pStyle w:val="BlockText"/>
-      </w:pPr>
-      <w:r>
-        <w:t xml:space="preserve">After the flood, Noah planted a vineyard. One day he drank too much wine, became drunk, and lay uncovered inside his tent. Ham saw his father that way and went outside to tell his brothers. But Shem and Japheth took a garment, walked in backward so they would not look, and covered their father.</w:t>
-      </w:r>
-    </w:p>
-    <w:p>
-      <w:pPr>
-        <w:pStyle w:val="BlockText"/>
-      </w:pPr>
-      <w:r>
-        <w:t xml:space="preserve">When Noah woke up, he learned what Ham had done. The Bible does not say Noah was angry, and it does not explain every detail. But it shows that Ham dishonored his father, while his brothers protected their father’s dignity. Then Noah spoke the words recorded in Genesis 9:25:</w:t>
-      </w:r>
-      <w:r>
-        <w:t xml:space="preserve"> </w:t>
-      </w:r>
-      <w:r>
-        <w:t xml:space="preserve">“</w:t>
-      </w:r>
-      <w:r>
-        <w:t xml:space="preserve">Cursed be Canaan…</w:t>
-      </w:r>
-      <w:r>
-        <w:t xml:space="preserve">”</w:t>
+        <w:t xml:space="preserve">4.</w:t>
+      </w:r>
+      <w:r>
+        <w:t xml:space="preserve"> </w:t>
+      </w:r>
+      <w:r>
+        <w:t xml:space="preserve">“</w:t>
+      </w:r>
+      <w:r>
+        <w:t xml:space="preserve">Part</w:t>
+      </w:r>
+      <w:r>
+        <w:t xml:space="preserve">”</w:t>
+      </w:r>
+      <w:r>
+        <w:t xml:space="preserve"> </w:t>
+      </w:r>
+      <w:r>
+        <w:t xml:space="preserve">→</w:t>
+      </w:r>
+      <w:r>
+        <w:t xml:space="preserve"> </w:t>
+      </w:r>
+      <w:r>
+        <w:t xml:space="preserve">“</w:t>
+      </w:r>
+      <w:r>
+        <w:t xml:space="preserve">Book</w:t>
+      </w:r>
+      <w:r>
+        <w:t xml:space="preserve">”</w:t>
+      </w:r>
+      <w:r>
+        <w:t xml:space="preserve"> </w:t>
+      </w:r>
+      <w:r>
+        <w:t xml:space="preserve">wording (applied – please confirm)</w:t>
       </w:r>
     </w:p>
     <w:p>
@@ -286,7 +709,125 @@
         <w:pStyle w:val="Compact"/>
       </w:pPr>
       <w:r>
-        <w:t xml:space="preserve">This follows Genesis 9:20–24 closely.</w:t>
+        <w:t xml:space="preserve">You told me the series is</w:t>
+      </w:r>
+      <w:r>
+        <w:t xml:space="preserve"> </w:t>
+      </w:r>
+      <w:r>
+        <w:rPr>
+          <w:iCs/>
+          <w:i/>
+        </w:rPr>
+        <w:t xml:space="preserve">Joesiah &amp; Malani</w:t>
+      </w:r>
+      <w:r>
+        <w:t xml:space="preserve"> </w:t>
+      </w:r>
+      <w:r>
+        <w:t xml:space="preserve">and this is Book 1. So</w:t>
+      </w:r>
+      <w:r>
+        <w:t xml:space="preserve"> </w:t>
+      </w:r>
+      <w:r>
+        <w:t xml:space="preserve">“</w:t>
+      </w:r>
+      <w:r>
+        <w:t xml:space="preserve">Part 1</w:t>
+      </w:r>
+      <w:r>
+        <w:t xml:space="preserve">”</w:t>
+      </w:r>
+      <w:r>
+        <w:t xml:space="preserve"> </w:t>
+      </w:r>
+      <w:r>
+        <w:t xml:space="preserve">became</w:t>
+      </w:r>
+      <w:r>
+        <w:t xml:space="preserve"> </w:t>
+      </w:r>
+      <w:r>
+        <w:t xml:space="preserve">“</w:t>
+      </w:r>
+      <w:r>
+        <w:t xml:space="preserve">Book 1</w:t>
+      </w:r>
+      <w:r>
+        <w:t xml:space="preserve">”</w:t>
+      </w:r>
+      <w:r>
+        <w:t xml:space="preserve">, and in the artwork</w:t>
+      </w:r>
+      <w:r>
+        <w:t xml:space="preserve"> </w:t>
+      </w:r>
+      <w:r>
+        <w:t xml:space="preserve">“</w:t>
+      </w:r>
+      <w:r>
+        <w:t xml:space="preserve">PART 2</w:t>
+      </w:r>
+      <w:r>
+        <w:t xml:space="preserve">”</w:t>
+      </w:r>
+      <w:r>
+        <w:t xml:space="preserve"> </w:t>
+      </w:r>
+      <w:r>
+        <w:t xml:space="preserve">became</w:t>
+      </w:r>
+      <w:r>
+        <w:t xml:space="preserve"> </w:t>
+      </w:r>
+      <w:r>
+        <w:t xml:space="preserve">“</w:t>
+      </w:r>
+      <w:r>
+        <w:t xml:space="preserve">BOOK 2</w:t>
+      </w:r>
+      <w:r>
+        <w:t xml:space="preserve">”</w:t>
+      </w:r>
+      <w:r>
+        <w:t xml:space="preserve"> </w:t>
+      </w:r>
+      <w:r>
+        <w:t xml:space="preserve">and</w:t>
+      </w:r>
+      <w:r>
+        <w:t xml:space="preserve"> </w:t>
+      </w:r>
+      <w:r>
+        <w:t xml:space="preserve">“</w:t>
+      </w:r>
+      <w:r>
+        <w:t xml:space="preserve">Key Lessons from Part 1</w:t>
+      </w:r>
+      <w:r>
+        <w:t xml:space="preserve">”</w:t>
+      </w:r>
+      <w:r>
+        <w:t xml:space="preserve"> </w:t>
+      </w:r>
+      <w:r>
+        <w:t xml:space="preserve">became</w:t>
+      </w:r>
+      <w:r>
+        <w:t xml:space="preserve"> </w:t>
+      </w:r>
+      <w:r>
+        <w:t xml:space="preserve">“</w:t>
+      </w:r>
+      <w:r>
+        <w:t xml:space="preserve">Key Lessons from Book 1</w:t>
+      </w:r>
+      <w:r>
+        <w:t xml:space="preserve">”</w:t>
+      </w:r>
+      <w:r>
+        <w:t xml:space="preserve">.</w:t>
       </w:r>
     </w:p>
     <w:p>
@@ -294,443 +835,6 @@
         <w:numPr>
           <w:ilvl w:val="0"/>
           <w:numId w:val="1005"/>
-        </w:numPr>
-        <w:pStyle w:val="Compact"/>
-      </w:pPr>
-      <w:r>
-        <w:t xml:space="preserve">It does</w:t>
-      </w:r>
-      <w:r>
-        <w:t xml:space="preserve"> </w:t>
-      </w:r>
-      <w:r>
-        <w:rPr>
-          <w:bCs/>
-          <w:b/>
-        </w:rPr>
-        <w:t xml:space="preserve">not</w:t>
-      </w:r>
-      <w:r>
-        <w:t xml:space="preserve"> </w:t>
-      </w:r>
-      <w:r>
-        <w:t xml:space="preserve">say Noah was</w:t>
-      </w:r>
-      <w:r>
-        <w:t xml:space="preserve"> </w:t>
-      </w:r>
-      <w:r>
-        <w:t xml:space="preserve">“</w:t>
-      </w:r>
-      <w:r>
-        <w:t xml:space="preserve">angry</w:t>
-      </w:r>
-      <w:r>
-        <w:t xml:space="preserve">”</w:t>
-      </w:r>
-      <w:r>
-        <w:t xml:space="preserve">, because Scripture doesn’t use that word.</w:t>
-      </w:r>
-    </w:p>
-    <w:p>
-      <w:pPr>
-        <w:numPr>
-          <w:ilvl w:val="0"/>
-          <w:numId w:val="1005"/>
-        </w:numPr>
-        <w:pStyle w:val="Compact"/>
-      </w:pPr>
-      <w:r>
-        <w:t xml:space="preserve">It does not speculate beyond the text.</w:t>
-      </w:r>
-    </w:p>
-    <w:p>
-      <w:pPr>
-        <w:numPr>
-          <w:ilvl w:val="0"/>
-          <w:numId w:val="1005"/>
-        </w:numPr>
-        <w:pStyle w:val="Compact"/>
-      </w:pPr>
-      <w:r>
-        <w:t xml:space="preserve">A</w:t>
-      </w:r>
-      <w:r>
-        <w:t xml:space="preserve"> </w:t>
-      </w:r>
-      <w:r>
-        <w:t xml:space="preserve">“</w:t>
-      </w:r>
-      <w:r>
-        <w:t xml:space="preserve">READ IT FOR YOURSELF: Genesis 9:18–27</w:t>
-      </w:r>
-      <w:r>
-        <w:t xml:space="preserve">”</w:t>
-      </w:r>
-      <w:r>
-        <w:t xml:space="preserve"> </w:t>
-      </w:r>
-      <w:r>
-        <w:t xml:space="preserve">line was added to the chapter.</w:t>
-      </w:r>
-    </w:p>
-    <w:p>
-      <w:pPr>
-        <w:numPr>
-          <w:ilvl w:val="0"/>
-          <w:numId w:val="1005"/>
-        </w:numPr>
-        <w:pStyle w:val="Compact"/>
-      </w:pPr>
-      <w:r>
-        <w:t xml:space="preserve">Approve as written, or tell me what you’d like changed (for example, leaving out the wine).</w:t>
-      </w:r>
-    </w:p>
-    <w:bookmarkEnd w:id="21"/>
-    <w:bookmarkStart w:id="22" w:name="Xd74aee1e04162d9328cc3774d8f5efbda6b2773"/>
-    <w:p>
-      <w:pPr>
-        <w:pStyle w:val="Heading3"/>
-      </w:pPr>
-      <w:r>
-        <w:t xml:space="preserve">3. Chapter 12 has no illustration: page 27 is a</w:t>
-      </w:r>
-      <w:r>
-        <w:t xml:space="preserve"> </w:t>
-      </w:r>
-      <w:r>
-        <w:t xml:space="preserve">“</w:t>
-      </w:r>
-      <w:r>
-        <w:t xml:space="preserve">Scripture Spotlight</w:t>
-      </w:r>
-      <w:r>
-        <w:t xml:space="preserve">”</w:t>
-      </w:r>
-      <w:r>
-        <w:t xml:space="preserve"> </w:t>
-      </w:r>
-      <w:r>
-        <w:t xml:space="preserve">(applied – please confirm)</w:t>
-      </w:r>
-    </w:p>
-    <w:p>
-      <w:pPr>
-        <w:numPr>
-          <w:ilvl w:val="0"/>
-          <w:numId w:val="1006"/>
-        </w:numPr>
-        <w:pStyle w:val="Compact"/>
-      </w:pPr>
-      <w:r>
-        <w:t xml:space="preserve">To keep every chapter’s text facing its own picture, the page opposite Chapter 12 needed content.</w:t>
-      </w:r>
-    </w:p>
-    <w:p>
-      <w:pPr>
-        <w:numPr>
-          <w:ilvl w:val="0"/>
-          <w:numId w:val="1006"/>
-        </w:numPr>
-        <w:pStyle w:val="Compact"/>
-      </w:pPr>
-      <w:r>
-        <w:t xml:space="preserve">I used a full-page Scripture Spotlight: Genesis 50:20 (NIV),</w:t>
-      </w:r>
-      <w:r>
-        <w:t xml:space="preserve"> </w:t>
-      </w:r>
-      <w:r>
-        <w:t xml:space="preserve">“</w:t>
-      </w:r>
-      <w:r>
-        <w:t xml:space="preserve">You intended to harm me, but God intended it for good…</w:t>
-      </w:r>
-      <w:r>
-        <w:t xml:space="preserve">”</w:t>
-      </w:r>
-      <w:r>
-        <w:t xml:space="preserve">. Chapter 12 already paraphrases this verse.</w:t>
-      </w:r>
-    </w:p>
-    <w:p>
-      <w:pPr>
-        <w:numPr>
-          <w:ilvl w:val="0"/>
-          <w:numId w:val="1006"/>
-        </w:numPr>
-        <w:pStyle w:val="Compact"/>
-      </w:pPr>
-      <w:r>
-        <w:rPr>
-          <w:bCs/>
-          <w:b/>
-        </w:rPr>
-        <w:t xml:space="preserve">Options:</w:t>
-      </w:r>
-    </w:p>
-    <w:p>
-      <w:pPr>
-        <w:numPr>
-          <w:ilvl w:val="1"/>
-          <w:numId w:val="1007"/>
-        </w:numPr>
-        <w:pStyle w:val="Compact"/>
-      </w:pPr>
-    </w:p>
-    <w:p>
-      <w:pPr>
-        <w:numPr>
-          <w:ilvl w:val="2"/>
-          <w:numId w:val="1008"/>
-        </w:numPr>
-        <w:pStyle w:val="Compact"/>
-      </w:pPr>
-      <w:r>
-        <w:t xml:space="preserve">Keep it.</w:t>
-      </w:r>
-    </w:p>
-    <w:p>
-      <w:pPr>
-        <w:numPr>
-          <w:ilvl w:val="1"/>
-          <w:numId w:val="1007"/>
-        </w:numPr>
-        <w:pStyle w:val="Compact"/>
-      </w:pPr>
-    </w:p>
-    <w:p>
-      <w:pPr>
-        <w:numPr>
-          <w:ilvl w:val="2"/>
-          <w:numId w:val="1009"/>
-        </w:numPr>
-        <w:pStyle w:val="Compact"/>
-      </w:pPr>
-      <w:r>
-        <w:t xml:space="preserve">Commission a Chapter 12 illustration (Joseph revealing himself to his brothers) and I’ll drop it in.</w:t>
-      </w:r>
-    </w:p>
-    <w:p>
-      <w:pPr>
-        <w:numPr>
-          <w:ilvl w:val="1"/>
-          <w:numId w:val="1007"/>
-        </w:numPr>
-        <w:pStyle w:val="Compact"/>
-      </w:pPr>
-    </w:p>
-    <w:p>
-      <w:pPr>
-        <w:numPr>
-          <w:ilvl w:val="2"/>
-          <w:numId w:val="1010"/>
-        </w:numPr>
-        <w:pStyle w:val="Compact"/>
-      </w:pPr>
-      <w:r>
-        <w:t xml:space="preserve">Replace it with a</w:t>
-      </w:r>
-      <w:r>
-        <w:t xml:space="preserve"> </w:t>
-      </w:r>
-      <w:r>
-        <w:t xml:space="preserve">“</w:t>
-      </w:r>
-      <w:r>
-        <w:t xml:space="preserve">Words to Know</w:t>
-      </w:r>
-      <w:r>
-        <w:t xml:space="preserve">”</w:t>
-      </w:r>
-      <w:r>
-        <w:t xml:space="preserve"> </w:t>
-      </w:r>
-      <w:r>
-        <w:t xml:space="preserve">glossary: Mizraim, Cush, Kemet, Nubia, covenant, genealogy, famine, Pharaoh.</w:t>
-      </w:r>
-    </w:p>
-    <w:bookmarkEnd w:id="22"/>
-    <w:bookmarkStart w:id="23" w:name="part-book-wording-applied-please-confirm"/>
-    <w:p>
-      <w:pPr>
-        <w:pStyle w:val="Heading3"/>
-      </w:pPr>
-      <w:r>
-        <w:t xml:space="preserve">4.</w:t>
-      </w:r>
-      <w:r>
-        <w:t xml:space="preserve"> </w:t>
-      </w:r>
-      <w:r>
-        <w:t xml:space="preserve">“</w:t>
-      </w:r>
-      <w:r>
-        <w:t xml:space="preserve">Part</w:t>
-      </w:r>
-      <w:r>
-        <w:t xml:space="preserve">”</w:t>
-      </w:r>
-      <w:r>
-        <w:t xml:space="preserve"> </w:t>
-      </w:r>
-      <w:r>
-        <w:t xml:space="preserve">→</w:t>
-      </w:r>
-      <w:r>
-        <w:t xml:space="preserve"> </w:t>
-      </w:r>
-      <w:r>
-        <w:t xml:space="preserve">“</w:t>
-      </w:r>
-      <w:r>
-        <w:t xml:space="preserve">Book</w:t>
-      </w:r>
-      <w:r>
-        <w:t xml:space="preserve">”</w:t>
-      </w:r>
-      <w:r>
-        <w:t xml:space="preserve"> </w:t>
-      </w:r>
-      <w:r>
-        <w:t xml:space="preserve">wording (applied – please confirm)</w:t>
-      </w:r>
-    </w:p>
-    <w:p>
-      <w:pPr>
-        <w:numPr>
-          <w:ilvl w:val="0"/>
-          <w:numId w:val="1011"/>
-        </w:numPr>
-        <w:pStyle w:val="Compact"/>
-      </w:pPr>
-      <w:r>
-        <w:t xml:space="preserve">You told me the series is</w:t>
-      </w:r>
-      <w:r>
-        <w:t xml:space="preserve"> </w:t>
-      </w:r>
-      <w:r>
-        <w:rPr>
-          <w:iCs/>
-          <w:i/>
-        </w:rPr>
-        <w:t xml:space="preserve">Joesiah &amp; Malani</w:t>
-      </w:r>
-      <w:r>
-        <w:t xml:space="preserve"> </w:t>
-      </w:r>
-      <w:r>
-        <w:t xml:space="preserve">and this is Book 1. So</w:t>
-      </w:r>
-      <w:r>
-        <w:t xml:space="preserve"> </w:t>
-      </w:r>
-      <w:r>
-        <w:t xml:space="preserve">“</w:t>
-      </w:r>
-      <w:r>
-        <w:t xml:space="preserve">Part 1</w:t>
-      </w:r>
-      <w:r>
-        <w:t xml:space="preserve">”</w:t>
-      </w:r>
-      <w:r>
-        <w:t xml:space="preserve"> </w:t>
-      </w:r>
-      <w:r>
-        <w:t xml:space="preserve">became</w:t>
-      </w:r>
-      <w:r>
-        <w:t xml:space="preserve"> </w:t>
-      </w:r>
-      <w:r>
-        <w:t xml:space="preserve">“</w:t>
-      </w:r>
-      <w:r>
-        <w:t xml:space="preserve">Book 1</w:t>
-      </w:r>
-      <w:r>
-        <w:t xml:space="preserve">”</w:t>
-      </w:r>
-      <w:r>
-        <w:t xml:space="preserve">, and in the artwork</w:t>
-      </w:r>
-      <w:r>
-        <w:t xml:space="preserve"> </w:t>
-      </w:r>
-      <w:r>
-        <w:t xml:space="preserve">“</w:t>
-      </w:r>
-      <w:r>
-        <w:t xml:space="preserve">PART 2</w:t>
-      </w:r>
-      <w:r>
-        <w:t xml:space="preserve">”</w:t>
-      </w:r>
-      <w:r>
-        <w:t xml:space="preserve"> </w:t>
-      </w:r>
-      <w:r>
-        <w:t xml:space="preserve">became</w:t>
-      </w:r>
-      <w:r>
-        <w:t xml:space="preserve"> </w:t>
-      </w:r>
-      <w:r>
-        <w:t xml:space="preserve">“</w:t>
-      </w:r>
-      <w:r>
-        <w:t xml:space="preserve">BOOK 2</w:t>
-      </w:r>
-      <w:r>
-        <w:t xml:space="preserve">”</w:t>
-      </w:r>
-      <w:r>
-        <w:t xml:space="preserve"> </w:t>
-      </w:r>
-      <w:r>
-        <w:t xml:space="preserve">and</w:t>
-      </w:r>
-      <w:r>
-        <w:t xml:space="preserve"> </w:t>
-      </w:r>
-      <w:r>
-        <w:t xml:space="preserve">“</w:t>
-      </w:r>
-      <w:r>
-        <w:t xml:space="preserve">Key Lessons from Part 1</w:t>
-      </w:r>
-      <w:r>
-        <w:t xml:space="preserve">”</w:t>
-      </w:r>
-      <w:r>
-        <w:t xml:space="preserve"> </w:t>
-      </w:r>
-      <w:r>
-        <w:t xml:space="preserve">became</w:t>
-      </w:r>
-      <w:r>
-        <w:t xml:space="preserve"> </w:t>
-      </w:r>
-      <w:r>
-        <w:t xml:space="preserve">“</w:t>
-      </w:r>
-      <w:r>
-        <w:t xml:space="preserve">Key Lessons from Book 1</w:t>
-      </w:r>
-      <w:r>
-        <w:t xml:space="preserve">”</w:t>
-      </w:r>
-      <w:r>
-        <w:t xml:space="preserve">.</w:t>
-      </w:r>
-    </w:p>
-    <w:p>
-      <w:pPr>
-        <w:numPr>
-          <w:ilvl w:val="0"/>
-          <w:numId w:val="1011"/>
         </w:numPr>
         <w:pStyle w:val="Compact"/>
       </w:pPr>
@@ -1175,44 +1279,6 @@
               <w:jc w:val="left"/>
             </w:pPr>
             <w:r>
-              <w:t xml:space="preserve">10</w:t>
-            </w:r>
-          </w:p>
-        </w:tc>
-        <w:tc>
-          <w:tcPr/>
-          <w:p>
-            <w:pPr>
-              <w:pStyle w:val="Compact"/>
-              <w:jc w:val="left"/>
-            </w:pPr>
-            <w:r>
-              <w:t xml:space="preserve">From Servant to Prisoner</w:t>
-            </w:r>
-          </w:p>
-        </w:tc>
-        <w:tc>
-          <w:tcPr/>
-          <w:p>
-            <w:pPr>
-              <w:pStyle w:val="Compact"/>
-              <w:jc w:val="left"/>
-            </w:pPr>
-            <w:r>
-              <w:t xml:space="preserve">Joseph Rises in Egypt</w:t>
-            </w:r>
-          </w:p>
-        </w:tc>
-      </w:tr>
-      <w:tr>
-        <w:tc>
-          <w:tcPr/>
-          <w:p>
-            <w:pPr>
-              <w:pStyle w:val="Compact"/>
-              <w:jc w:val="left"/>
-            </w:pPr>
-            <w:r>
               <w:t xml:space="preserve">11</w:t>
             </w:r>
           </w:p>
@@ -1238,6 +1304,44 @@
             </w:pPr>
             <w:r>
               <w:t xml:space="preserve">Joseph Rises to Power: Wisdom, Planning, and Provision</w:t>
+            </w:r>
+          </w:p>
+        </w:tc>
+      </w:tr>
+      <w:tr>
+        <w:tc>
+          <w:tcPr/>
+          <w:p>
+            <w:pPr>
+              <w:pStyle w:val="Compact"/>
+              <w:jc w:val="left"/>
+            </w:pPr>
+            <w:r>
+              <w:t xml:space="preserve">12</w:t>
+            </w:r>
+          </w:p>
+        </w:tc>
+        <w:tc>
+          <w:tcPr/>
+          <w:p>
+            <w:pPr>
+              <w:pStyle w:val="Compact"/>
+              <w:jc w:val="left"/>
+            </w:pPr>
+            <w:r>
+              <w:t xml:space="preserve">A Family Reunited in Egypt</w:t>
+            </w:r>
+          </w:p>
+        </w:tc>
+        <w:tc>
+          <w:tcPr/>
+          <w:p>
+            <w:pPr>
+              <w:pStyle w:val="Compact"/>
+              <w:jc w:val="left"/>
+            </w:pPr>
+            <w:r>
+              <w:t xml:space="preserve">Joseph Rises in Egypt</w:t>
             </w:r>
           </w:p>
         </w:tc>
@@ -1332,7 +1436,10 @@
         <w:pStyle w:val="FirstParagraph"/>
       </w:pPr>
       <w:r>
-        <w:t xml:space="preserve">I fixed only the clear misprint (</w:t>
+        <w:t xml:space="preserve">Fixed: the misprint</w:t>
+      </w:r>
+      <w:r>
+        <w:t xml:space="preserve"> </w:t>
       </w:r>
       <w:r>
         <w:t xml:space="preserve">“</w:t>
@@ -1394,7 +1501,28 @@
         <w:t xml:space="preserve">”</w:t>
       </w:r>
       <w:r>
-        <w:t xml:space="preserve">, Genesis 9:25). The following are wording or accuracy issues, so I’ve left them for you to decide:</w:t>
+        <w:t xml:space="preserve"> </w:t>
+      </w:r>
+      <w:r>
+        <w:t xml:space="preserve">(Genesis 9:25), and the Chapter 5</w:t>
+      </w:r>
+      <w:r>
+        <w:t xml:space="preserve"> </w:t>
+      </w:r>
+      <w:r>
+        <w:t xml:space="preserve">“</w:t>
+      </w:r>
+      <w:r>
+        <w:t xml:space="preserve">What Happened with Canaan?</w:t>
+      </w:r>
+      <w:r>
+        <w:t xml:space="preserve">”</w:t>
+      </w:r>
+      <w:r>
+        <w:t xml:space="preserve"> </w:t>
+      </w:r>
+      <w:r>
+        <w:t xml:space="preserve">box (item 2 above). The rest are wording or accuracy issues, left for you to decide:</w:t>
       </w:r>
     </w:p>
     <w:p>
@@ -1402,51 +1530,47 @@
         <w:pStyle w:val="BodyText"/>
       </w:pPr>
       <w:r>
-        <w:t xml:space="preserve">6a.</w:t>
-      </w:r>
-      <w:r>
-        <w:t xml:space="preserve"> </w:t>
-      </w:r>
-      <w:r>
-        <w:rPr>
-          <w:bCs/>
-          <w:b/>
-        </w:rPr>
-        <w:t xml:space="preserve">Chapter 5 art (</w:t>
-      </w:r>
-      <w:r>
-        <w:rPr>
-          <w:bCs/>
-          <w:b/>
-        </w:rPr>
-        <w:t xml:space="preserve">“</w:t>
-      </w:r>
-      <w:r>
-        <w:rPr>
-          <w:bCs/>
-          <w:b/>
-        </w:rPr>
-        <w:t xml:space="preserve">What Happened with Canaan?</w:t>
-      </w:r>
-      <w:r>
-        <w:rPr>
-          <w:bCs/>
-          <w:b/>
-        </w:rPr>
-        <w:t xml:space="preserve">”</w:t>
-      </w:r>
-      <w:r>
-        <w:rPr>
-          <w:bCs/>
-          <w:b/>
-        </w:rPr>
-        <w:t xml:space="preserve">)</w:t>
-      </w:r>
-      <w:r>
-        <w:t xml:space="preserve"> </w:t>
-      </w:r>
-      <w:r>
-        <w:t xml:space="preserve">says:</w:t>
+        <w:t xml:space="preserve">6a. ✅</w:t>
+      </w:r>
+      <w:r>
+        <w:t xml:space="preserve"> </w:t>
+      </w:r>
+      <w:r>
+        <w:rPr>
+          <w:bCs/>
+          <w:b/>
+        </w:rPr>
+        <w:t xml:space="preserve">Chapter 5 art.</w:t>
+      </w:r>
+      <w:r>
+        <w:t xml:space="preserve"> </w:t>
+      </w:r>
+      <w:r>
+        <w:t xml:space="preserve">Fixed (see item 2).</w:t>
+      </w:r>
+    </w:p>
+    <w:p>
+      <w:pPr>
+        <w:pStyle w:val="BodyText"/>
+      </w:pPr>
+      <w:r>
+        <w:t xml:space="preserve">6b.</w:t>
+      </w:r>
+      <w:r>
+        <w:t xml:space="preserve"> </w:t>
+      </w:r>
+      <w:r>
+        <w:rPr>
+          <w:bCs/>
+          <w:b/>
+        </w:rPr>
+        <w:t xml:space="preserve">Chapter 9 art</w:t>
+      </w:r>
+      <w:r>
+        <w:t xml:space="preserve"> </w:t>
+      </w:r>
+      <w:r>
+        <w:t xml:space="preserve">shows</w:t>
       </w:r>
       <w:r>
         <w:t xml:space="preserve"> </w:t>
@@ -1459,32 +1583,35 @@
           <w:iCs/>
           <w:i/>
         </w:rPr>
-        <w:t xml:space="preserve">In Genesis 9, Noah saw something wrong and responded in anger.</w:t>
-      </w:r>
-      <w:r>
-        <w:t xml:space="preserve">”</w:t>
-      </w:r>
-      <w:r>
-        <w:t xml:space="preserve"> </w:t>
-      </w:r>
-      <w:r>
-        <w:t xml:space="preserve">- In Genesis 9:22, it was</w:t>
-      </w:r>
-      <w:r>
-        <w:t xml:space="preserve"> </w:t>
-      </w:r>
-      <w:r>
-        <w:rPr>
-          <w:bCs/>
-          <w:b/>
-        </w:rPr>
-        <w:t xml:space="preserve">Ham</w:t>
-      </w:r>
-      <w:r>
-        <w:t xml:space="preserve"> </w:t>
-      </w:r>
-      <w:r>
-        <w:t xml:space="preserve">who saw, and the Bible does not mention anger. This also conflicts with the new Chapter 5 text.</w:t>
+        <w:t xml:space="preserve">God allowed everything that happened to Joseph to position him for a greater purpose.</w:t>
+      </w:r>
+      <w:r>
+        <w:t xml:space="preserve">”</w:t>
+      </w:r>
+      <w:r>
+        <w:t xml:space="preserve"> </w:t>
+      </w:r>
+      <w:r>
+        <w:t xml:space="preserve">in quotation marks, labelled</w:t>
+      </w:r>
+      <w:r>
+        <w:t xml:space="preserve"> </w:t>
+      </w:r>
+      <w:r>
+        <w:rPr>
+          <w:bCs/>
+          <w:b/>
+        </w:rPr>
+        <w:t xml:space="preserve">Genesis 37:28, 36</w:t>
+      </w:r>
+      <w:r>
+        <w:t xml:space="preserve">.</w:t>
+      </w:r>
+      <w:r>
+        <w:t xml:space="preserve"> </w:t>
+      </w:r>
+      <w:r>
+        <w:t xml:space="preserve">- That sentence is a summary, not a Bible verse, so it shouldn’t carry quotation marks and a verse reference.</w:t>
       </w:r>
       <w:r>
         <w:t xml:space="preserve"> </w:t>
@@ -1500,25 +1627,19 @@
           <w:bCs/>
           <w:b/>
         </w:rPr>
-        <w:t xml:space="preserve">Suggested replacement:</w:t>
-      </w:r>
-      <w:r>
-        <w:t xml:space="preserve"> </w:t>
-      </w:r>
-      <w:r>
-        <w:t xml:space="preserve">“</w:t>
-      </w:r>
-      <w:r>
-        <w:t xml:space="preserve">In Genesis 9, Ham saw his father uncovered and told his brothers. Noah did not curse Ham.</w:t>
-      </w:r>
-      <w:r>
-        <w:t xml:space="preserve">”</w:t>
-      </w:r>
-      <w:r>
-        <w:t xml:space="preserve"> </w:t>
-      </w:r>
-      <w:r>
-        <w:t xml:space="preserve">- I can reletter it if you approve.</w:t>
+        <w:t xml:space="preserve">Suggestions:</w:t>
+      </w:r>
+      <w:r>
+        <w:t xml:space="preserve"> </w:t>
+      </w:r>
+      <w:r>
+        <w:t xml:space="preserve">- Relabel it as a summary (remove the quotation marks and reference).</w:t>
+      </w:r>
+      <w:r>
+        <w:t xml:space="preserve"> </w:t>
+      </w:r>
+      <w:r>
+        <w:t xml:space="preserve">- Or replace it with Genesis 50:20 or Genesis 39:2.</w:t>
       </w:r>
     </w:p>
     <w:p>
@@ -1526,23 +1647,93 @@
         <w:pStyle w:val="BodyText"/>
       </w:pPr>
       <w:r>
-        <w:t xml:space="preserve">6b.</w:t>
-      </w:r>
-      <w:r>
-        <w:t xml:space="preserve"> </w:t>
-      </w:r>
-      <w:r>
-        <w:rPr>
-          <w:bCs/>
-          <w:b/>
-        </w:rPr>
-        <w:t xml:space="preserve">Chapter 9 art</w:t>
-      </w:r>
-      <w:r>
-        <w:t xml:space="preserve"> </w:t>
-      </w:r>
-      <w:r>
-        <w:t xml:space="preserve">shows</w:t>
+        <w:t xml:space="preserve">6c.</w:t>
+      </w:r>
+      <w:r>
+        <w:t xml:space="preserve"> </w:t>
+      </w:r>
+      <w:r>
+        <w:rPr>
+          <w:bCs/>
+          <w:b/>
+        </w:rPr>
+        <w:t xml:space="preserve">Chapter 12 art (</w:t>
+      </w:r>
+      <w:r>
+        <w:rPr>
+          <w:bCs/>
+          <w:b/>
+        </w:rPr>
+        <w:t xml:space="preserve">“</w:t>
+      </w:r>
+      <w:r>
+        <w:rPr>
+          <w:bCs/>
+          <w:b/>
+        </w:rPr>
+        <w:t xml:space="preserve">Joseph Rises in Egypt</w:t>
+      </w:r>
+      <w:r>
+        <w:rPr>
+          <w:bCs/>
+          <w:b/>
+        </w:rPr>
+        <w:t xml:space="preserve">”</w:t>
+      </w:r>
+      <w:r>
+        <w:rPr>
+          <w:bCs/>
+          <w:b/>
+        </w:rPr>
+        <w:t xml:space="preserve">,</w:t>
+      </w:r>
+      <w:r>
+        <w:rPr>
+          <w:bCs/>
+          <w:b/>
+        </w:rPr>
+        <w:t xml:space="preserve"> </w:t>
+      </w:r>
+      <w:r>
+        <w:rPr>
+          <w:bCs/>
+          <w:b/>
+        </w:rPr>
+        <w:t xml:space="preserve">“</w:t>
+      </w:r>
+      <w:r>
+        <w:rPr>
+          <w:bCs/>
+          <w:b/>
+        </w:rPr>
+        <w:t xml:space="preserve">A Faithful Servant</w:t>
+      </w:r>
+      <w:r>
+        <w:rPr>
+          <w:bCs/>
+          <w:b/>
+        </w:rPr>
+        <w:t xml:space="preserve">”</w:t>
+      </w:r>
+      <w:r>
+        <w:rPr>
+          <w:bCs/>
+          <w:b/>
+        </w:rPr>
+        <w:t xml:space="preserve"> </w:t>
+      </w:r>
+      <w:r>
+        <w:rPr>
+          <w:bCs/>
+          <w:b/>
+        </w:rPr>
+        <w:t xml:space="preserve">panel)</w:t>
+      </w:r>
+      <w:r>
+        <w:t xml:space="preserve"> </w:t>
+      </w:r>
+      <w:r>
+        <w:t xml:space="preserve">says</w:t>
       </w:r>
       <w:r>
         <w:t xml:space="preserve"> </w:t>
@@ -1555,35 +1746,32 @@
           <w:iCs/>
           <w:i/>
         </w:rPr>
-        <w:t xml:space="preserve">God allowed everything that happened to Joseph to position him for a greater purpose.</w:t>
-      </w:r>
-      <w:r>
-        <w:t xml:space="preserve">”</w:t>
-      </w:r>
-      <w:r>
-        <w:t xml:space="preserve"> </w:t>
-      </w:r>
-      <w:r>
-        <w:t xml:space="preserve">in quotation marks, labelled</w:t>
-      </w:r>
-      <w:r>
-        <w:t xml:space="preserve"> </w:t>
-      </w:r>
-      <w:r>
-        <w:rPr>
-          <w:bCs/>
-          <w:b/>
-        </w:rPr>
-        <w:t xml:space="preserve">Genesis 37:28, 36</w:t>
-      </w:r>
-      <w:r>
-        <w:t xml:space="preserve">.</w:t>
-      </w:r>
-      <w:r>
-        <w:t xml:space="preserve"> </w:t>
-      </w:r>
-      <w:r>
-        <w:t xml:space="preserve">- That sentence is a summary, not a Bible verse, so it shouldn’t carry quotation marks and a verse reference.</w:t>
+        <w:t xml:space="preserve">Joseph worked in Pharaoh’s house.</w:t>
+      </w:r>
+      <w:r>
+        <w:t xml:space="preserve">”</w:t>
+      </w:r>
+      <w:r>
+        <w:t xml:space="preserve"> </w:t>
+      </w:r>
+      <w:r>
+        <w:t xml:space="preserve">- Genesis 39 says</w:t>
+      </w:r>
+      <w:r>
+        <w:t xml:space="preserve"> </w:t>
+      </w:r>
+      <w:r>
+        <w:rPr>
+          <w:bCs/>
+          <w:b/>
+        </w:rPr>
+        <w:t xml:space="preserve">Potiphar’s</w:t>
+      </w:r>
+      <w:r>
+        <w:t xml:space="preserve"> </w:t>
+      </w:r>
+      <w:r>
+        <w:t xml:space="preserve">house. Potiphar was one of Pharaoh’s officials.</w:t>
       </w:r>
       <w:r>
         <w:t xml:space="preserve"> </w:t>
@@ -1599,19 +1787,19 @@
           <w:bCs/>
           <w:b/>
         </w:rPr>
-        <w:t xml:space="preserve">Suggestions:</w:t>
-      </w:r>
-      <w:r>
-        <w:t xml:space="preserve"> </w:t>
-      </w:r>
-      <w:r>
-        <w:t xml:space="preserve">- Relabel it as a summary (remove the quotation marks and reference).</w:t>
-      </w:r>
-      <w:r>
-        <w:t xml:space="preserve"> </w:t>
-      </w:r>
-      <w:r>
-        <w:t xml:space="preserve">- Or replace it with Genesis 50:20 or Genesis 39:2.</w:t>
+        <w:t xml:space="preserve">Suggested:</w:t>
+      </w:r>
+      <w:r>
+        <w:t xml:space="preserve"> </w:t>
+      </w:r>
+      <w:r>
+        <w:t xml:space="preserve">“</w:t>
+      </w:r>
+      <w:r>
+        <w:t xml:space="preserve">Joseph worked in the house of Potiphar, one of Pharaoh’s officials.</w:t>
+      </w:r>
+      <w:r>
+        <w:t xml:space="preserve">”</w:t>
       </w:r>
     </w:p>
     <w:p>
@@ -1619,45 +1807,17 @@
         <w:pStyle w:val="BodyText"/>
       </w:pPr>
       <w:r>
-        <w:t xml:space="preserve">6c.</w:t>
-      </w:r>
-      <w:r>
-        <w:t xml:space="preserve"> </w:t>
-      </w:r>
-      <w:r>
-        <w:rPr>
-          <w:bCs/>
-          <w:b/>
-        </w:rPr>
-        <w:t xml:space="preserve">Chapter 10 art (</w:t>
-      </w:r>
-      <w:r>
-        <w:rPr>
-          <w:bCs/>
-          <w:b/>
-        </w:rPr>
-        <w:t xml:space="preserve">“</w:t>
-      </w:r>
-      <w:r>
-        <w:rPr>
-          <w:bCs/>
-          <w:b/>
-        </w:rPr>
-        <w:t xml:space="preserve">A Faithful Servant</w:t>
-      </w:r>
-      <w:r>
-        <w:rPr>
-          <w:bCs/>
-          <w:b/>
-        </w:rPr>
-        <w:t xml:space="preserve">”</w:t>
-      </w:r>
-      <w:r>
-        <w:rPr>
-          <w:bCs/>
-          <w:b/>
-        </w:rPr>
-        <w:t xml:space="preserve">)</w:t>
+        <w:t xml:space="preserve">6d.</w:t>
+      </w:r>
+      <w:r>
+        <w:t xml:space="preserve"> </w:t>
+      </w:r>
+      <w:r>
+        <w:rPr>
+          <w:bCs/>
+          <w:b/>
+        </w:rPr>
+        <w:t xml:space="preserve">Chapter 6 art</w:t>
       </w:r>
       <w:r>
         <w:t xml:space="preserve"> </w:t>
@@ -1676,32 +1836,16 @@
           <w:iCs/>
           <w:i/>
         </w:rPr>
-        <w:t xml:space="preserve">Joseph worked in Pharaoh’s house.</w:t>
-      </w:r>
-      <w:r>
-        <w:t xml:space="preserve">”</w:t>
-      </w:r>
-      <w:r>
-        <w:t xml:space="preserve"> </w:t>
-      </w:r>
-      <w:r>
-        <w:t xml:space="preserve">- Genesis 39 says</w:t>
-      </w:r>
-      <w:r>
-        <w:t xml:space="preserve"> </w:t>
-      </w:r>
-      <w:r>
-        <w:rPr>
-          <w:bCs/>
-          <w:b/>
-        </w:rPr>
-        <w:t xml:space="preserve">Potiphar’s</w:t>
-      </w:r>
-      <w:r>
-        <w:t xml:space="preserve"> </w:t>
-      </w:r>
-      <w:r>
-        <w:t xml:space="preserve">house. Potiphar was one of Pharaoh’s officials.</w:t>
+        <w:t xml:space="preserve">After the flood, Ham’s descendants built great nations in Africa.</w:t>
+      </w:r>
+      <w:r>
+        <w:t xml:space="preserve">”</w:t>
+      </w:r>
+      <w:r>
+        <w:t xml:space="preserve"> </w:t>
+      </w:r>
+      <w:r>
+        <w:t xml:space="preserve">- It states as fact a link that the text (Chapter 4) carefully presents as association and interpretation.</w:t>
       </w:r>
       <w:r>
         <w:t xml:space="preserve"> </w:t>
@@ -1726,7 +1870,7 @@
         <w:t xml:space="preserve">“</w:t>
       </w:r>
       <w:r>
-        <w:t xml:space="preserve">Joseph worked in the house of Potiphar, one of Pharaoh’s officials.</w:t>
+        <w:t xml:space="preserve">Many of the peoples linked with Ham’s family lived in Africa and built great nations.</w:t>
       </w:r>
       <w:r>
         <w:t xml:space="preserve">”</w:t>
@@ -1737,23 +1881,23 @@
         <w:pStyle w:val="BodyText"/>
       </w:pPr>
       <w:r>
-        <w:t xml:space="preserve">6d.</w:t>
-      </w:r>
-      <w:r>
-        <w:t xml:space="preserve"> </w:t>
-      </w:r>
-      <w:r>
-        <w:rPr>
-          <w:bCs/>
-          <w:b/>
-        </w:rPr>
-        <w:t xml:space="preserve">Chapter 6 art</w:t>
-      </w:r>
-      <w:r>
-        <w:t xml:space="preserve"> </w:t>
-      </w:r>
-      <w:r>
-        <w:t xml:space="preserve">says</w:t>
+        <w:t xml:space="preserve">6e.</w:t>
+      </w:r>
+      <w:r>
+        <w:t xml:space="preserve"> </w:t>
+      </w:r>
+      <w:r>
+        <w:rPr>
+          <w:bCs/>
+          <w:b/>
+        </w:rPr>
+        <w:t xml:space="preserve">Chapter 1 art</w:t>
+      </w:r>
+      <w:r>
+        <w:t xml:space="preserve"> </w:t>
+      </w:r>
+      <w:r>
+        <w:t xml:space="preserve">says Noah</w:t>
       </w:r>
       <w:r>
         <w:t xml:space="preserve"> </w:t>
@@ -1766,80 +1910,6 @@
           <w:iCs/>
           <w:i/>
         </w:rPr>
-        <w:t xml:space="preserve">After the flood, Ham’s descendants built great nations in Africa.</w:t>
-      </w:r>
-      <w:r>
-        <w:t xml:space="preserve">”</w:t>
-      </w:r>
-      <w:r>
-        <w:t xml:space="preserve"> </w:t>
-      </w:r>
-      <w:r>
-        <w:t xml:space="preserve">- It states as fact a link that the text (Chapter 4) carefully presents as association and interpretation.</w:t>
-      </w:r>
-      <w:r>
-        <w:t xml:space="preserve"> </w:t>
-      </w:r>
-      <w:r>
-        <w:t xml:space="preserve">-</w:t>
-      </w:r>
-      <w:r>
-        <w:t xml:space="preserve"> </w:t>
-      </w:r>
-      <w:r>
-        <w:rPr>
-          <w:bCs/>
-          <w:b/>
-        </w:rPr>
-        <w:t xml:space="preserve">Suggested:</w:t>
-      </w:r>
-      <w:r>
-        <w:t xml:space="preserve"> </w:t>
-      </w:r>
-      <w:r>
-        <w:t xml:space="preserve">“</w:t>
-      </w:r>
-      <w:r>
-        <w:t xml:space="preserve">Many of the peoples linked with Ham’s family lived in Africa and built great nations.</w:t>
-      </w:r>
-      <w:r>
-        <w:t xml:space="preserve">”</w:t>
-      </w:r>
-    </w:p>
-    <w:p>
-      <w:pPr>
-        <w:pStyle w:val="BodyText"/>
-      </w:pPr>
-      <w:r>
-        <w:t xml:space="preserve">6e.</w:t>
-      </w:r>
-      <w:r>
-        <w:t xml:space="preserve"> </w:t>
-      </w:r>
-      <w:r>
-        <w:rPr>
-          <w:bCs/>
-          <w:b/>
-        </w:rPr>
-        <w:t xml:space="preserve">Chapter 1 art</w:t>
-      </w:r>
-      <w:r>
-        <w:t xml:space="preserve"> </w:t>
-      </w:r>
-      <w:r>
-        <w:t xml:space="preserve">says Noah</w:t>
-      </w:r>
-      <w:r>
-        <w:t xml:space="preserve"> </w:t>
-      </w:r>
-      <w:r>
-        <w:t xml:space="preserve">“</w:t>
-      </w:r>
-      <w:r>
-        <w:rPr>
-          <w:iCs/>
-          <w:i/>
-        </w:rPr>
         <w:t xml:space="preserve">taught his family to do the same.</w:t>
       </w:r>
       <w:r>
@@ -1923,308 +1993,876 @@
       <w:pPr>
         <w:numPr>
           <w:ilvl w:val="0"/>
+          <w:numId w:val="1006"/>
+        </w:numPr>
+        <w:pStyle w:val="Compact"/>
+      </w:pPr>
+      <w:r>
+        <w:t xml:space="preserve">The pictures in your PDF are only</w:t>
+      </w:r>
+      <w:r>
+        <w:t xml:space="preserve"> </w:t>
+      </w:r>
+      <w:r>
+        <w:rPr>
+          <w:bCs/>
+          <w:b/>
+        </w:rPr>
+        <w:t xml:space="preserve">980 × 1268 pixels</w:t>
+      </w:r>
+      <w:r>
+        <w:t xml:space="preserve">. At the printed size (7.55 × 10.1 in), that’s about</w:t>
+      </w:r>
+      <w:r>
+        <w:t xml:space="preserve"> </w:t>
+      </w:r>
+      <w:r>
+        <w:rPr>
+          <w:bCs/>
+          <w:b/>
+        </w:rPr>
+        <w:t xml:space="preserve">121 DPI</w:t>
+      </w:r>
+      <w:r>
+        <w:t xml:space="preserve">. KDP recommends</w:t>
+      </w:r>
+      <w:r>
+        <w:t xml:space="preserve"> </w:t>
+      </w:r>
+      <w:r>
+        <w:rPr>
+          <w:bCs/>
+          <w:b/>
+        </w:rPr>
+        <w:t xml:space="preserve">300 DPI</w:t>
+      </w:r>
+      <w:r>
+        <w:t xml:space="preserve">.</w:t>
+      </w:r>
+    </w:p>
+    <w:p>
+      <w:pPr>
+        <w:numPr>
+          <w:ilvl w:val="0"/>
+          <w:numId w:val="1006"/>
+        </w:numPr>
+        <w:pStyle w:val="Compact"/>
+      </w:pPr>
+      <w:r>
+        <w:t xml:space="preserve">I enlarged them to 302 DPI with high-quality standard resampling. I deliberately did</w:t>
+      </w:r>
+      <w:r>
+        <w:t xml:space="preserve"> </w:t>
+      </w:r>
+      <w:r>
+        <w:rPr>
+          <w:bCs/>
+          <w:b/>
+        </w:rPr>
+        <w:t xml:space="preserve">not</w:t>
+      </w:r>
+      <w:r>
+        <w:t xml:space="preserve"> </w:t>
+      </w:r>
+      <w:r>
+        <w:t xml:space="preserve">use AI</w:t>
+      </w:r>
+      <w:r>
+        <w:t xml:space="preserve"> </w:t>
+      </w:r>
+      <w:r>
+        <w:t xml:space="preserve">“</w:t>
+      </w:r>
+      <w:r>
+        <w:t xml:space="preserve">upscalers</w:t>
+      </w:r>
+      <w:r>
+        <w:t xml:space="preserve">”</w:t>
+      </w:r>
+      <w:r>
+        <w:t xml:space="preserve">, because those redraw faces.</w:t>
+      </w:r>
+    </w:p>
+    <w:p>
+      <w:pPr>
+        <w:numPr>
+          <w:ilvl w:val="0"/>
+          <w:numId w:val="1006"/>
+        </w:numPr>
+        <w:pStyle w:val="Compact"/>
+      </w:pPr>
+      <w:r>
+        <w:t xml:space="preserve">This prevents jagged pixels and passes KDP’s resolution check, but it can’t add detail.</w:t>
+      </w:r>
+      <w:r>
+        <w:t xml:space="preserve"> </w:t>
+      </w:r>
+      <w:r>
+        <w:rPr>
+          <w:bCs/>
+          <w:b/>
+        </w:rPr>
+        <w:t xml:space="preserve">Small lettering inside the busy panel pictures will print soft</w:t>
+      </w:r>
+      <w:r>
+        <w:t xml:space="preserve">, especially Chapters 8, 11 and 12.</w:t>
+      </w:r>
+    </w:p>
+    <w:p>
+      <w:pPr>
+        <w:numPr>
+          <w:ilvl w:val="0"/>
+          <w:numId w:val="1006"/>
+        </w:numPr>
+        <w:pStyle w:val="Compact"/>
+      </w:pPr>
+      <w:r>
+        <w:rPr>
+          <w:bCs/>
+          <w:b/>
+        </w:rPr>
+        <w:t xml:space="preserve">Best fix (you’re looking for them):</w:t>
+      </w:r>
+      <w:r>
+        <w:t xml:space="preserve"> </w:t>
+      </w:r>
+      <w:r>
+        <w:t xml:space="preserve">send me the original illustration files at</w:t>
+      </w:r>
+      <w:r>
+        <w:t xml:space="preserve"> </w:t>
+      </w:r>
+      <w:r>
+        <w:rPr>
+          <w:bCs/>
+          <w:b/>
+        </w:rPr>
+        <w:t xml:space="preserve">at least 2,300 × 3,050 pixels</w:t>
+      </w:r>
+      <w:r>
+        <w:t xml:space="preserve">, without the photographed-book frame. I’ll drop them into the same layout.</w:t>
+      </w:r>
+    </w:p>
+    <w:bookmarkEnd w:id="27"/>
+    <w:bookmarkStart w:id="28" w:name="Xe4773783378096a260ab340e4c6b6ef8c298b98"/>
+    <w:p>
+      <w:pPr>
+        <w:pStyle w:val="Heading3"/>
+      </w:pPr>
+      <w:r>
+        <w:t xml:space="preserve">8. Character consistency (noted, no changes made)</w:t>
+      </w:r>
+    </w:p>
+    <w:p>
+      <w:pPr>
+        <w:pStyle w:val="FirstParagraph"/>
+      </w:pPr>
+      <w:r>
+        <w:t xml:space="preserve">Faces, hair textures and skin tones are consistent. Outfits and hair styling vary between pictures:</w:t>
+      </w:r>
+      <w:r>
+        <w:t xml:space="preserve"> </w:t>
+      </w:r>
+      <w:r>
+        <w:t xml:space="preserve">-</w:t>
+      </w:r>
+      <w:r>
+        <w:t xml:space="preserve"> </w:t>
+      </w:r>
+      <w:r>
+        <w:rPr>
+          <w:bCs/>
+          <w:b/>
+        </w:rPr>
+        <w:t xml:space="preserve">Malani:</w:t>
+      </w:r>
+      <w:r>
+        <w:t xml:space="preserve"> </w:t>
+      </w:r>
+      <w:r>
+        <w:t xml:space="preserve">wears a pink dress with a pink bow in most pictures. She wears a kente-pattern dress with a yellow bow in</w:t>
+      </w:r>
+      <w:r>
+        <w:t xml:space="preserve"> </w:t>
+      </w:r>
+      <w:r>
+        <w:t xml:space="preserve">“</w:t>
+      </w:r>
+      <w:r>
+        <w:t xml:space="preserve">Noah’s Sons</w:t>
+      </w:r>
+      <w:r>
+        <w:t xml:space="preserve">”</w:t>
+      </w:r>
+      <w:r>
+        <w:t xml:space="preserve"> </w:t>
+      </w:r>
+      <w:r>
+        <w:t xml:space="preserve">(page 9), and a white outfit with a yellow bow in</w:t>
+      </w:r>
+      <w:r>
+        <w:t xml:space="preserve"> </w:t>
+      </w:r>
+      <w:r>
+        <w:t xml:space="preserve">“</w:t>
+      </w:r>
+      <w:r>
+        <w:t xml:space="preserve">What We Learned</w:t>
+      </w:r>
+      <w:r>
+        <w:t xml:space="preserve">”</w:t>
+      </w:r>
+      <w:r>
+        <w:t xml:space="preserve"> </w:t>
+      </w:r>
+      <w:r>
+        <w:t xml:space="preserve">(page 29) and the Book 2 preview (page 31).</w:t>
+      </w:r>
+      <w:r>
+        <w:t xml:space="preserve"> </w:t>
+      </w:r>
+      <w:r>
+        <w:t xml:space="preserve">-</w:t>
+      </w:r>
+      <w:r>
+        <w:t xml:space="preserve"> </w:t>
+      </w:r>
+      <w:r>
+        <w:rPr>
+          <w:bCs/>
+          <w:b/>
+        </w:rPr>
+        <w:t xml:space="preserve">Joesiah:</w:t>
+      </w:r>
+      <w:r>
+        <w:t xml:space="preserve"> </w:t>
+      </w:r>
+      <w:r>
+        <w:t xml:space="preserve">wears a white tunic instead of his blue one on pages 29 and 31.</w:t>
+      </w:r>
+      <w:r>
+        <w:t xml:space="preserve"> </w:t>
+      </w:r>
+      <w:r>
+        <w:t xml:space="preserve">-</w:t>
+      </w:r>
+      <w:r>
+        <w:t xml:space="preserve"> </w:t>
+      </w:r>
+      <w:r>
+        <w:rPr>
+          <w:bCs/>
+          <w:b/>
+        </w:rPr>
+        <w:t xml:space="preserve">Grandma:</w:t>
+      </w:r>
+      <w:r>
+        <w:t xml:space="preserve"> </w:t>
+      </w:r>
+      <w:r>
+        <w:t xml:space="preserve">has loose locs in Chapters 1–5. From Chapter 6 on her hair is in a braided up-do.</w:t>
+      </w:r>
+    </w:p>
+    <w:p>
+      <w:pPr>
+        <w:pStyle w:val="BodyText"/>
+      </w:pPr>
+      <w:r>
+        <w:t xml:space="preserve">These read naturally as</w:t>
+      </w:r>
+      <w:r>
+        <w:t xml:space="preserve"> </w:t>
+      </w:r>
+      <w:r>
+        <w:t xml:space="preserve">“</w:t>
+      </w:r>
+      <w:r>
+        <w:t xml:space="preserve">different days on the journey</w:t>
+      </w:r>
+      <w:r>
+        <w:t xml:space="preserve">”</w:t>
+      </w:r>
+      <w:r>
+        <w:t xml:space="preserve">. If you want them uniform, those pictures would need to be redone by your illustrator. I did not alter any character.</w:t>
+      </w:r>
+    </w:p>
+    <w:bookmarkEnd w:id="28"/>
+    <w:bookmarkEnd w:id="29"/>
+    <w:bookmarkStart w:id="30" w:name="d.-cover-separate-file-not-changed"/>
+    <w:p>
+      <w:pPr>
+        <w:pStyle w:val="Heading2"/>
+      </w:pPr>
+      <w:r>
+        <w:t xml:space="preserve">D. Cover (separate file, not changed)</w:t>
+      </w:r>
+    </w:p>
+    <w:p>
+      <w:pPr>
+        <w:numPr>
+          <w:ilvl w:val="0"/>
+          <w:numId w:val="1007"/>
+        </w:numPr>
+        <w:pStyle w:val="Compact"/>
+      </w:pPr>
+      <w:r>
+        <w:rPr>
+          <w:bCs/>
+          <w:b/>
+        </w:rPr>
+        <w:t xml:space="preserve">ISBN:</w:t>
+      </w:r>
+    </w:p>
+    <w:p>
+      <w:pPr>
+        <w:numPr>
+          <w:ilvl w:val="1"/>
+          <w:numId w:val="1008"/>
+        </w:numPr>
+        <w:pStyle w:val="Compact"/>
+      </w:pPr>
+      <w:r>
+        <w:t xml:space="preserve">The cover prints ISBN</w:t>
+      </w:r>
+      <w:r>
+        <w:t xml:space="preserve"> </w:t>
+      </w:r>
+      <w:r>
+        <w:rPr>
+          <w:bCs/>
+          <w:b/>
+        </w:rPr>
+        <w:t xml:space="preserve">978-1-736274-00-0</w:t>
+      </w:r>
+      <w:r>
+        <w:t xml:space="preserve">. That number fails the ISBN check-digit test; with that prefix, the last digit would have to be 2. It looks like a placeholder.</w:t>
+      </w:r>
+    </w:p>
+    <w:p>
+      <w:pPr>
+        <w:numPr>
+          <w:ilvl w:val="1"/>
+          <w:numId w:val="1008"/>
+        </w:numPr>
+        <w:pStyle w:val="Compact"/>
+      </w:pPr>
+      <w:r>
+        <w:t xml:space="preserve">Use your real ISBN (KDP’s free one, or your own) and make sure it matches the KDP listing.</w:t>
+      </w:r>
+    </w:p>
+    <w:p>
+      <w:pPr>
+        <w:numPr>
+          <w:ilvl w:val="0"/>
+          <w:numId w:val="1007"/>
+        </w:numPr>
+        <w:pStyle w:val="Compact"/>
+      </w:pPr>
+      <w:r>
+        <w:rPr>
+          <w:bCs/>
+          <w:b/>
+        </w:rPr>
+        <w:t xml:space="preserve">Cover width must match the new page count:</w:t>
+      </w:r>
+    </w:p>
+    <w:p>
+      <w:pPr>
+        <w:numPr>
+          <w:ilvl w:val="1"/>
+          <w:numId w:val="1009"/>
+        </w:numPr>
+        <w:pStyle w:val="Compact"/>
+      </w:pPr>
+      <w:r>
+        <w:t xml:space="preserve">The draft is 17.320 in wide, which is correct for</w:t>
+      </w:r>
+      <w:r>
+        <w:t xml:space="preserve"> </w:t>
+      </w:r>
+      <w:r>
+        <w:rPr>
+          <w:bCs/>
+          <w:b/>
+        </w:rPr>
+        <w:t xml:space="preserve">30</w:t>
+      </w:r>
+      <w:r>
+        <w:t xml:space="preserve"> </w:t>
+      </w:r>
+      <w:r>
+        <w:t xml:space="preserve">pages.</w:t>
+      </w:r>
+    </w:p>
+    <w:p>
+      <w:pPr>
+        <w:numPr>
+          <w:ilvl w:val="1"/>
+          <w:numId w:val="1009"/>
+        </w:numPr>
+        <w:pStyle w:val="Compact"/>
+      </w:pPr>
+      <w:r>
+        <w:t xml:space="preserve">The new interior is 31 pages, and KDP will count it as 32 after adding a blank page.</w:t>
+      </w:r>
+    </w:p>
+    <w:p>
+      <w:pPr>
+        <w:numPr>
+          <w:ilvl w:val="1"/>
+          <w:numId w:val="1009"/>
+        </w:numPr>
+        <w:pStyle w:val="Compact"/>
+      </w:pPr>
+      <w:r>
+        <w:t xml:space="preserve">At 32 pages on white paper with premium color, the full-wrap cover must be</w:t>
+      </w:r>
+      <w:r>
+        <w:t xml:space="preserve"> </w:t>
+      </w:r>
+      <w:r>
+        <w:rPr>
+          <w:bCs/>
+          <w:b/>
+        </w:rPr>
+        <w:t xml:space="preserve">17.325 × 11.25 in</w:t>
+      </w:r>
+      <w:r>
+        <w:t xml:space="preserve"> </w:t>
+      </w:r>
+      <w:r>
+        <w:t xml:space="preserve">(spine 0.0751 in).</w:t>
+      </w:r>
+    </w:p>
+    <w:p>
+      <w:pPr>
+        <w:numPr>
+          <w:ilvl w:val="1"/>
+          <w:numId w:val="1009"/>
+        </w:numPr>
+        <w:pStyle w:val="Compact"/>
+      </w:pPr>
+      <w:r>
+        <w:t xml:space="preserve">Use KDP’s cover calculator with the final page count.</w:t>
+      </w:r>
+    </w:p>
+    <w:p>
+      <w:pPr>
+        <w:numPr>
+          <w:ilvl w:val="0"/>
+          <w:numId w:val="1007"/>
+        </w:numPr>
+        <w:pStyle w:val="Compact"/>
+      </w:pPr>
+      <w:r>
+        <w:rPr>
+          <w:bCs/>
+          <w:b/>
+        </w:rPr>
+        <w:t xml:space="preserve">Cover resolution:</w:t>
+      </w:r>
+      <w:r>
+        <w:t xml:space="preserve"> </w:t>
+      </w:r>
+      <w:r>
+        <w:t xml:space="preserve">the cover images are only about 86 DPI. Supply higher-resolution cover art.</w:t>
+      </w:r>
+    </w:p>
+    <w:p>
+      <w:pPr>
+        <w:numPr>
+          <w:ilvl w:val="0"/>
+          <w:numId w:val="1007"/>
+        </w:numPr>
+        <w:pStyle w:val="Compact"/>
+      </w:pPr>
+      <w:r>
+        <w:rPr>
+          <w:bCs/>
+          <w:b/>
+        </w:rPr>
+        <w:t xml:space="preserve">Motto mismatch:</w:t>
+      </w:r>
+    </w:p>
+    <w:p>
+      <w:pPr>
+        <w:numPr>
+          <w:ilvl w:val="1"/>
+          <w:numId w:val="1010"/>
+        </w:numPr>
+        <w:pStyle w:val="Compact"/>
+      </w:pPr>
+      <w:r>
+        <w:t xml:space="preserve">The back cover says</w:t>
+      </w:r>
+      <w:r>
+        <w:t xml:space="preserve"> </w:t>
+      </w:r>
+      <w:r>
+        <w:t xml:space="preserve">“</w:t>
+      </w:r>
+      <w:r>
+        <w:t xml:space="preserve">Know Your History. Be Proud of Your Story. Walk in Your Purpose.</w:t>
+      </w:r>
+      <w:r>
+        <w:t xml:space="preserve">”</w:t>
+      </w:r>
+    </w:p>
+    <w:p>
+      <w:pPr>
+        <w:numPr>
+          <w:ilvl w:val="1"/>
+          <w:numId w:val="1010"/>
+        </w:numPr>
+        <w:pStyle w:val="Compact"/>
+      </w:pPr>
+      <w:r>
+        <w:t xml:space="preserve">The interior motto is</w:t>
+      </w:r>
+      <w:r>
+        <w:t xml:space="preserve"> </w:t>
+      </w:r>
+      <w:r>
+        <w:t xml:space="preserve">“</w:t>
+      </w:r>
+      <w:r>
+        <w:t xml:space="preserve">Know the Word. Seek the Truth. Remember who you are. Walk in the purpose God gave you.</w:t>
+      </w:r>
+      <w:r>
+        <w:t xml:space="preserve">”</w:t>
+      </w:r>
+    </w:p>
+    <w:p>
+      <w:pPr>
+        <w:numPr>
+          <w:ilvl w:val="1"/>
+          <w:numId w:val="1010"/>
+        </w:numPr>
+        <w:pStyle w:val="Compact"/>
+      </w:pPr>
+      <w:r>
+        <w:t xml:space="preserve">Choose whether to align them.</w:t>
+      </w:r>
+    </w:p>
+    <w:p>
+      <w:pPr>
+        <w:numPr>
+          <w:ilvl w:val="0"/>
+          <w:numId w:val="1007"/>
+        </w:numPr>
+        <w:pStyle w:val="Compact"/>
+      </w:pPr>
+      <w:r>
+        <w:rPr>
+          <w:bCs/>
+          <w:b/>
+        </w:rPr>
+        <w:t xml:space="preserve">Spine:</w:t>
+      </w:r>
+      <w:r>
+        <w:t xml:space="preserve"> </w:t>
+      </w:r>
+      <w:r>
+        <w:t xml:space="preserve">there is no spine text. That’s correct, because KDP only allows spine text on books over 79 pages.</w:t>
+      </w:r>
+    </w:p>
+    <w:p>
+      <w:pPr>
+        <w:pStyle w:val="FirstParagraph"/>
+      </w:pPr>
+      <w:r>
+        <w:t xml:space="preserve">If you send approved high-resolution cover artwork and ask, I’ll format the full-wrap cover PDF.</w:t>
+      </w:r>
+    </w:p>
+    <w:bookmarkEnd w:id="30"/>
+    <w:bookmarkStart w:id="31" w:name="X24b36e912db8f246a1587d13fa2d01db15236b4"/>
+    <w:p>
+      <w:pPr>
+        <w:pStyle w:val="Heading2"/>
+      </w:pPr>
+      <w:r>
+        <w:t xml:space="preserve">E. Optional editorial suggestions (not applied)</w:t>
+      </w:r>
+    </w:p>
+    <w:p>
+      <w:pPr>
+        <w:numPr>
+          <w:ilvl w:val="0"/>
+          <w:numId w:val="1011"/>
+        </w:numPr>
+        <w:pStyle w:val="Compact"/>
+      </w:pPr>
+      <w:r>
+        <w:rPr>
+          <w:bCs/>
+          <w:b/>
+        </w:rPr>
+        <w:t xml:space="preserve">Chapter 4:</w:t>
+      </w:r>
+      <w:r>
+        <w:t xml:space="preserve"> </w:t>
+      </w:r>
+      <w:r>
+        <w:t xml:space="preserve">add one sentence on</w:t>
+      </w:r>
+      <w:r>
+        <w:t xml:space="preserve"> </w:t>
+      </w:r>
+      <w:r>
+        <w:rPr>
+          <w:bCs/>
+          <w:b/>
+        </w:rPr>
+        <w:t xml:space="preserve">Put</w:t>
+      </w:r>
+      <w:r>
+        <w:t xml:space="preserve">, for example</w:t>
+      </w:r>
+      <w:r>
+        <w:t xml:space="preserve"> </w:t>
+      </w:r>
+      <w:r>
+        <w:t xml:space="preserve">“</w:t>
+      </w:r>
+      <w:r>
+        <w:t xml:space="preserve">Put is often associated with lands west of Egypt, such as ancient Libya.</w:t>
+      </w:r>
+      <w:r>
+        <w:t xml:space="preserve">”</w:t>
+      </w:r>
+      <w:r>
+        <w:t xml:space="preserve"> </w:t>
+      </w:r>
+      <w:r>
+        <w:t xml:space="preserve">The text explains Cush and Mizraim but not Put.</w:t>
+      </w:r>
+    </w:p>
+    <w:p>
+      <w:pPr>
+        <w:numPr>
+          <w:ilvl w:val="0"/>
+          <w:numId w:val="1011"/>
+        </w:numPr>
+        <w:pStyle w:val="Compact"/>
+      </w:pPr>
+      <w:r>
+        <w:rPr>
+          <w:bCs/>
+          <w:b/>
+        </w:rPr>
+        <w:t xml:space="preserve">Chapter 5:</w:t>
+      </w:r>
+      <w:r>
+        <w:t xml:space="preserve"> </w:t>
+      </w:r>
+      <w:r>
+        <w:t xml:space="preserve">“</w:t>
+      </w:r>
+      <w:r>
+        <w:t xml:space="preserve">divinely destined for servitude</w:t>
+      </w:r>
+      <w:r>
+        <w:t xml:space="preserve">”</w:t>
+      </w:r>
+      <w:r>
+        <w:t xml:space="preserve"> </w:t>
+      </w:r>
+      <w:r>
+        <w:t xml:space="preserve">is hard vocabulary for ages 8–12. A suggested alternative:</w:t>
+      </w:r>
+      <w:r>
+        <w:t xml:space="preserve"> </w:t>
+      </w:r>
+      <w:r>
+        <w:t xml:space="preserve">“</w:t>
+      </w:r>
+      <w:r>
+        <w:t xml:space="preserve">used to claim that God meant African people to be enslaved, and to defend racial slavery.</w:t>
+      </w:r>
+      <w:r>
+        <w:t xml:space="preserve">”</w:t>
+      </w:r>
+    </w:p>
+    <w:p>
+      <w:pPr>
+        <w:numPr>
+          <w:ilvl w:val="0"/>
+          <w:numId w:val="1011"/>
+        </w:numPr>
+        <w:pStyle w:val="Compact"/>
+      </w:pPr>
+      <w:r>
+        <w:rPr>
+          <w:bCs/>
+          <w:b/>
+        </w:rPr>
+        <w:t xml:space="preserve">Chapter 9</w:t>
+      </w:r>
+      <w:r>
+        <w:t xml:space="preserve"> </w:t>
+      </w:r>
+      <w:r>
+        <w:t xml:space="preserve">repeats Chapter 8’s sentence about Egypt already having rulers, cities and agriculture. You could shorten it to one line.</w:t>
+      </w:r>
+    </w:p>
+    <w:p>
+      <w:pPr>
+        <w:numPr>
+          <w:ilvl w:val="0"/>
+          <w:numId w:val="1011"/>
+        </w:numPr>
+        <w:pStyle w:val="Compact"/>
+      </w:pPr>
+      <w:r>
+        <w:rPr>
+          <w:bCs/>
+          <w:b/>
+        </w:rPr>
+        <w:t xml:space="preserve">“</w:t>
+      </w:r>
+      <w:r>
+        <w:rPr>
+          <w:bCs/>
+          <w:b/>
+        </w:rPr>
+        <w:t xml:space="preserve">Read it for yourself</w:t>
+      </w:r>
+      <w:r>
+        <w:rPr>
+          <w:bCs/>
+          <w:b/>
+        </w:rPr>
+        <w:t xml:space="preserve">”</w:t>
+      </w:r>
+      <w:r>
+        <w:rPr>
+          <w:bCs/>
+          <w:b/>
+        </w:rPr>
+        <w:t xml:space="preserve"> </w:t>
+      </w:r>
+      <w:r>
+        <w:rPr>
+          <w:bCs/>
+          <w:b/>
+        </w:rPr>
+        <w:t xml:space="preserve">lines</w:t>
+      </w:r>
+      <w:r>
+        <w:t xml:space="preserve"> </w:t>
+      </w:r>
+      <w:r>
+        <w:t xml:space="preserve">are missing from Chapters 4, 7, 8, 12, 13 and 14. Suggested additions:</w:t>
+      </w:r>
+    </w:p>
+    <w:p>
+      <w:pPr>
+        <w:numPr>
+          <w:ilvl w:val="1"/>
           <w:numId w:val="1012"/>
         </w:numPr>
         <w:pStyle w:val="Compact"/>
       </w:pPr>
       <w:r>
-        <w:t xml:space="preserve">The pictures in your PDF are only</w:t>
-      </w:r>
-      <w:r>
-        <w:t xml:space="preserve"> </w:t>
-      </w:r>
-      <w:r>
-        <w:rPr>
-          <w:bCs/>
-          <w:b/>
-        </w:rPr>
-        <w:t xml:space="preserve">980 × 1268 pixels</w:t>
-      </w:r>
-      <w:r>
-        <w:t xml:space="preserve">. At the printed size (7.55 × 10.1 in), that’s about</w:t>
-      </w:r>
-      <w:r>
-        <w:t xml:space="preserve"> </w:t>
-      </w:r>
-      <w:r>
-        <w:rPr>
-          <w:bCs/>
-          <w:b/>
-        </w:rPr>
-        <w:t xml:space="preserve">121 DPI</w:t>
-      </w:r>
-      <w:r>
-        <w:t xml:space="preserve">. KDP recommends</w:t>
-      </w:r>
-      <w:r>
-        <w:t xml:space="preserve"> </w:t>
-      </w:r>
-      <w:r>
-        <w:rPr>
-          <w:bCs/>
-          <w:b/>
-        </w:rPr>
-        <w:t xml:space="preserve">300 DPI</w:t>
-      </w:r>
-      <w:r>
-        <w:t xml:space="preserve">.</w:t>
+        <w:t xml:space="preserve">Chapter 4: Genesis 10:6–20</w:t>
       </w:r>
     </w:p>
     <w:p>
       <w:pPr>
         <w:numPr>
-          <w:ilvl w:val="0"/>
+          <w:ilvl w:val="1"/>
           <w:numId w:val="1012"/>
         </w:numPr>
         <w:pStyle w:val="Compact"/>
       </w:pPr>
       <w:r>
-        <w:t xml:space="preserve">I enlarged them to 302 DPI with high-quality standard resampling. I deliberately did</w:t>
-      </w:r>
-      <w:r>
-        <w:t xml:space="preserve"> </w:t>
-      </w:r>
-      <w:r>
-        <w:rPr>
-          <w:bCs/>
-          <w:b/>
-        </w:rPr>
-        <w:t xml:space="preserve">not</w:t>
-      </w:r>
-      <w:r>
-        <w:t xml:space="preserve"> </w:t>
-      </w:r>
-      <w:r>
-        <w:t xml:space="preserve">use AI</w:t>
-      </w:r>
-      <w:r>
-        <w:t xml:space="preserve"> </w:t>
-      </w:r>
-      <w:r>
-        <w:t xml:space="preserve">“</w:t>
-      </w:r>
-      <w:r>
-        <w:t xml:space="preserve">upscalers</w:t>
-      </w:r>
-      <w:r>
-        <w:t xml:space="preserve">”</w:t>
-      </w:r>
-      <w:r>
-        <w:t xml:space="preserve">, because those redraw faces.</w:t>
+        <w:t xml:space="preserve">Chapter 12: Genesis 42–50</w:t>
       </w:r>
     </w:p>
     <w:p>
       <w:pPr>
         <w:numPr>
-          <w:ilvl w:val="0"/>
+          <w:ilvl w:val="1"/>
           <w:numId w:val="1012"/>
         </w:numPr>
         <w:pStyle w:val="Compact"/>
       </w:pPr>
       <w:r>
-        <w:t xml:space="preserve">This prevents jagged pixels and passes KDP’s resolution check, but it can’t add detail.</w:t>
-      </w:r>
-      <w:r>
-        <w:t xml:space="preserve"> </w:t>
-      </w:r>
-      <w:r>
-        <w:rPr>
-          <w:bCs/>
-          <w:b/>
-        </w:rPr>
-        <w:t xml:space="preserve">Small lettering inside the busy panel pictures will print soft</w:t>
-      </w:r>
-      <w:r>
-        <w:t xml:space="preserve">, especially Chapters 8, 10 and 11.</w:t>
+        <w:t xml:space="preserve">Chapter 14: Exodus 1–2</w:t>
       </w:r>
     </w:p>
     <w:p>
       <w:pPr>
         <w:numPr>
-          <w:ilvl w:val="0"/>
+          <w:ilvl w:val="1"/>
           <w:numId w:val="1012"/>
         </w:numPr>
         <w:pStyle w:val="Compact"/>
       </w:pPr>
       <w:r>
-        <w:rPr>
-          <w:bCs/>
-          <w:b/>
-        </w:rPr>
-        <w:t xml:space="preserve">Best fix:</w:t>
-      </w:r>
-      <w:r>
-        <w:t xml:space="preserve"> </w:t>
-      </w:r>
-      <w:r>
-        <w:t xml:space="preserve">send me the original illustration files at</w:t>
-      </w:r>
-      <w:r>
-        <w:t xml:space="preserve"> </w:t>
-      </w:r>
-      <w:r>
-        <w:rPr>
-          <w:bCs/>
-          <w:b/>
-        </w:rPr>
-        <w:t xml:space="preserve">at least 2,300 × 3,050 pixels</w:t>
-      </w:r>
-      <w:r>
-        <w:t xml:space="preserve">, without the photographed-book frame. I’ll drop them into the same layout.</w:t>
-      </w:r>
-    </w:p>
-    <w:bookmarkEnd w:id="27"/>
-    <w:bookmarkStart w:id="28" w:name="Xe4773783378096a260ab340e4c6b6ef8c298b98"/>
-    <w:p>
-      <w:pPr>
-        <w:pStyle w:val="Heading3"/>
-      </w:pPr>
-      <w:r>
-        <w:t xml:space="preserve">8. Character consistency (noted, no changes made)</w:t>
-      </w:r>
-    </w:p>
-    <w:p>
-      <w:pPr>
-        <w:pStyle w:val="FirstParagraph"/>
-      </w:pPr>
-      <w:r>
-        <w:t xml:space="preserve">Faces, hair textures and skin tones are consistent. Outfits and hair styling vary between pictures:</w:t>
-      </w:r>
-      <w:r>
-        <w:t xml:space="preserve"> </w:t>
-      </w:r>
-      <w:r>
-        <w:t xml:space="preserve">-</w:t>
-      </w:r>
-      <w:r>
-        <w:t xml:space="preserve"> </w:t>
-      </w:r>
-      <w:r>
-        <w:rPr>
-          <w:bCs/>
-          <w:b/>
-        </w:rPr>
-        <w:t xml:space="preserve">Malani:</w:t>
-      </w:r>
-      <w:r>
-        <w:t xml:space="preserve"> </w:t>
-      </w:r>
-      <w:r>
-        <w:t xml:space="preserve">wears a pink dress with a pink bow in most pictures. She wears a kente-pattern dress with a yellow bow in</w:t>
-      </w:r>
-      <w:r>
-        <w:t xml:space="preserve"> </w:t>
-      </w:r>
-      <w:r>
-        <w:t xml:space="preserve">“</w:t>
-      </w:r>
-      <w:r>
-        <w:t xml:space="preserve">Noah’s Sons</w:t>
-      </w:r>
-      <w:r>
-        <w:t xml:space="preserve">”</w:t>
-      </w:r>
-      <w:r>
-        <w:t xml:space="preserve"> </w:t>
-      </w:r>
-      <w:r>
-        <w:t xml:space="preserve">(page 9), and a white outfit with a yellow bow in</w:t>
-      </w:r>
-      <w:r>
-        <w:t xml:space="preserve"> </w:t>
-      </w:r>
-      <w:r>
-        <w:t xml:space="preserve">“</w:t>
-      </w:r>
-      <w:r>
-        <w:t xml:space="preserve">What We Learned</w:t>
-      </w:r>
-      <w:r>
-        <w:t xml:space="preserve">”</w:t>
-      </w:r>
-      <w:r>
-        <w:t xml:space="preserve"> </w:t>
-      </w:r>
-      <w:r>
-        <w:t xml:space="preserve">(page 29) and the Book 2 preview (page 31).</w:t>
-      </w:r>
-      <w:r>
-        <w:t xml:space="preserve"> </w:t>
-      </w:r>
-      <w:r>
-        <w:t xml:space="preserve">-</w:t>
-      </w:r>
-      <w:r>
-        <w:t xml:space="preserve"> </w:t>
-      </w:r>
-      <w:r>
-        <w:rPr>
-          <w:bCs/>
-          <w:b/>
-        </w:rPr>
-        <w:t xml:space="preserve">Joesiah:</w:t>
-      </w:r>
-      <w:r>
-        <w:t xml:space="preserve"> </w:t>
-      </w:r>
-      <w:r>
-        <w:t xml:space="preserve">wears a white tunic instead of his blue one on pages 29 and 31.</w:t>
-      </w:r>
-      <w:r>
-        <w:t xml:space="preserve"> </w:t>
-      </w:r>
-      <w:r>
-        <w:t xml:space="preserve">-</w:t>
-      </w:r>
-      <w:r>
-        <w:t xml:space="preserve"> </w:t>
-      </w:r>
-      <w:r>
-        <w:rPr>
-          <w:bCs/>
-          <w:b/>
-        </w:rPr>
-        <w:t xml:space="preserve">Grandma:</w:t>
-      </w:r>
-      <w:r>
-        <w:t xml:space="preserve"> </w:t>
-      </w:r>
-      <w:r>
-        <w:t xml:space="preserve">has loose locs in Chapters 1–5. From Chapter 6 on her hair is in a braided up-do.</w:t>
-      </w:r>
-    </w:p>
-    <w:p>
-      <w:pPr>
-        <w:pStyle w:val="BodyText"/>
-      </w:pPr>
-      <w:r>
-        <w:t xml:space="preserve">These read naturally as</w:t>
-      </w:r>
-      <w:r>
-        <w:t xml:space="preserve"> </w:t>
-      </w:r>
-      <w:r>
-        <w:t xml:space="preserve">“</w:t>
-      </w:r>
-      <w:r>
-        <w:t xml:space="preserve">different days on the journey</w:t>
-      </w:r>
-      <w:r>
-        <w:t xml:space="preserve">”</w:t>
-      </w:r>
-      <w:r>
-        <w:t xml:space="preserve">. If you want them uniform, those pictures would need to be redone by your illustrator. I did not alter any character.</w:t>
-      </w:r>
-    </w:p>
-    <w:bookmarkEnd w:id="28"/>
-    <w:bookmarkEnd w:id="29"/>
-    <w:bookmarkStart w:id="30" w:name="d.-cover-separate-file-not-changed"/>
+        <w:t xml:space="preserve">Chapter 10 currently says</w:t>
+      </w:r>
+      <w:r>
+        <w:t xml:space="preserve"> </w:t>
+      </w:r>
+      <w:r>
+        <w:t xml:space="preserve">“</w:t>
+      </w:r>
+      <w:r>
+        <w:t xml:space="preserve">Genesis 39–41</w:t>
+      </w:r>
+      <w:r>
+        <w:t xml:space="preserve">”</w:t>
+      </w:r>
+      <w:r>
+        <w:t xml:space="preserve">, which overlaps Chapter 11. Suggested:</w:t>
+      </w:r>
+      <w:r>
+        <w:t xml:space="preserve"> </w:t>
+      </w:r>
+      <w:r>
+        <w:t xml:space="preserve">“</w:t>
+      </w:r>
+      <w:r>
+        <w:t xml:space="preserve">Genesis 39–40</w:t>
+      </w:r>
+      <w:r>
+        <w:t xml:space="preserve">”</w:t>
+      </w:r>
+      <w:r>
+        <w:t xml:space="preserve">.</w:t>
+      </w:r>
+    </w:p>
+    <w:p>
+      <w:pPr>
+        <w:numPr>
+          <w:ilvl w:val="0"/>
+          <w:numId w:val="1011"/>
+        </w:numPr>
+        <w:pStyle w:val="Compact"/>
+      </w:pPr>
+      <w:r>
+        <w:rPr>
+          <w:bCs/>
+          <w:b/>
+        </w:rPr>
+        <w:t xml:space="preserve">About the Author:</w:t>
+      </w:r>
+      <w:r>
+        <w:t xml:space="preserve"> </w:t>
+      </w:r>
+      <w:r>
+        <w:t xml:space="preserve">KDP will add a blank page 32. You could use it for an About the Author page, if you send a short bio and optional photo.</w:t>
+      </w:r>
+    </w:p>
+    <w:bookmarkEnd w:id="31"/>
+    <w:bookmarkStart w:id="32" w:name="f.-before-you-click-publish"/>
     <w:p>
       <w:pPr>
         <w:pStyle w:val="Heading2"/>
       </w:pPr>
       <w:r>
-        <w:t xml:space="preserve">D. Cover (separate file, not changed)</w:t>
+        <w:t xml:space="preserve">F. Before you click Publish</w:t>
       </w:r>
     </w:p>
     <w:p>
@@ -2236,48 +2874,35 @@
         <w:pStyle w:val="Compact"/>
       </w:pPr>
       <w:r>
-        <w:rPr>
-          <w:bCs/>
-          <w:b/>
-        </w:rPr>
-        <w:t xml:space="preserve">ISBN:</w:t>
-      </w:r>
-    </w:p>
-    <w:p>
-      <w:pPr>
-        <w:numPr>
-          <w:ilvl w:val="1"/>
-          <w:numId w:val="1014"/>
-        </w:numPr>
-        <w:pStyle w:val="Compact"/>
-      </w:pPr>
-      <w:r>
-        <w:t xml:space="preserve">The cover prints ISBN</w:t>
-      </w:r>
-      <w:r>
-        <w:t xml:space="preserve"> </w:t>
-      </w:r>
-      <w:r>
-        <w:rPr>
-          <w:bCs/>
-          <w:b/>
-        </w:rPr>
-        <w:t xml:space="preserve">978-1-736274-00-0</w:t>
-      </w:r>
-      <w:r>
-        <w:t xml:space="preserve">. That number fails the ISBN check-digit test; with that prefix, the last digit would have to be 2. It looks like a placeholder.</w:t>
-      </w:r>
-    </w:p>
-    <w:p>
-      <w:pPr>
-        <w:numPr>
-          <w:ilvl w:val="1"/>
-          <w:numId w:val="1014"/>
-        </w:numPr>
-        <w:pStyle w:val="Compact"/>
-      </w:pPr>
-      <w:r>
-        <w:t xml:space="preserve">Use your real ISBN (KDP’s free one, or your own) and make sure it matches the KDP listing.</w:t>
+        <w:t xml:space="preserve">Upload</w:t>
+      </w:r>
+      <w:r>
+        <w:t xml:space="preserve"> </w:t>
+      </w:r>
+      <w:r>
+        <w:rPr>
+          <w:rStyle w:val="VerbatimChar"/>
+        </w:rPr>
+        <w:t xml:space="preserve">01_KDP_Interior_Joesiah_Malani_Book1.pdf</w:t>
+      </w:r>
+      <w:r>
+        <w:t xml:space="preserve"> </w:t>
+      </w:r>
+      <w:r>
+        <w:t xml:space="preserve">and choose:</w:t>
+      </w:r>
+      <w:r>
+        <w:t xml:space="preserve"> </w:t>
+      </w:r>
+      <w:r>
+        <w:rPr>
+          <w:bCs/>
+          <w:b/>
+        </w:rPr>
+        <w:t xml:space="preserve">Premium Color · White paper · 8.5 × 11 in · Bleed: Yes · Glossy · Paperback</w:t>
+      </w:r>
+      <w:r>
+        <w:t xml:space="preserve">.</w:t>
       </w:r>
     </w:p>
     <w:p>
@@ -2289,91 +2914,23 @@
         <w:pStyle w:val="Compact"/>
       </w:pPr>
       <w:r>
-        <w:rPr>
-          <w:bCs/>
-          <w:b/>
-        </w:rPr>
-        <w:t xml:space="preserve">Cover width must match the new page count:</w:t>
-      </w:r>
-    </w:p>
-    <w:p>
-      <w:pPr>
-        <w:numPr>
-          <w:ilvl w:val="1"/>
-          <w:numId w:val="1015"/>
-        </w:numPr>
-        <w:pStyle w:val="Compact"/>
-      </w:pPr>
-      <w:r>
-        <w:t xml:space="preserve">The draft is 17.320 in wide, which is correct for</w:t>
-      </w:r>
-      <w:r>
-        <w:t xml:space="preserve"> </w:t>
-      </w:r>
-      <w:r>
-        <w:rPr>
-          <w:bCs/>
-          <w:b/>
-        </w:rPr>
-        <w:t xml:space="preserve">30</w:t>
-      </w:r>
-      <w:r>
-        <w:t xml:space="preserve"> </w:t>
-      </w:r>
-      <w:r>
-        <w:t xml:space="preserve">pages.</w:t>
-      </w:r>
-    </w:p>
-    <w:p>
-      <w:pPr>
-        <w:numPr>
-          <w:ilvl w:val="1"/>
-          <w:numId w:val="1015"/>
-        </w:numPr>
-        <w:pStyle w:val="Compact"/>
-      </w:pPr>
-      <w:r>
-        <w:t xml:space="preserve">The new interior is 31 pages, and KDP will count it as 32 after adding a blank page.</w:t>
-      </w:r>
-    </w:p>
-    <w:p>
-      <w:pPr>
-        <w:numPr>
-          <w:ilvl w:val="1"/>
-          <w:numId w:val="1015"/>
-        </w:numPr>
-        <w:pStyle w:val="Compact"/>
-      </w:pPr>
-      <w:r>
-        <w:t xml:space="preserve">At 32 pages on white paper with premium color, the full-wrap cover must be</w:t>
-      </w:r>
-      <w:r>
-        <w:t xml:space="preserve"> </w:t>
-      </w:r>
-      <w:r>
-        <w:rPr>
-          <w:bCs/>
-          <w:b/>
-        </w:rPr>
-        <w:t xml:space="preserve">17.325 × 11.25 in</w:t>
-      </w:r>
-      <w:r>
-        <w:t xml:space="preserve"> </w:t>
-      </w:r>
-      <w:r>
-        <w:t xml:space="preserve">(spine 0.0751 in).</w:t>
-      </w:r>
-    </w:p>
-    <w:p>
-      <w:pPr>
-        <w:numPr>
-          <w:ilvl w:val="1"/>
-          <w:numId w:val="1015"/>
-        </w:numPr>
-        <w:pStyle w:val="Compact"/>
-      </w:pPr>
-      <w:r>
-        <w:t xml:space="preserve">Use KDP’s cover calculator with the final page count.</w:t>
+        <w:t xml:space="preserve">Step through</w:t>
+      </w:r>
+      <w:r>
+        <w:t xml:space="preserve"> </w:t>
+      </w:r>
+      <w:r>
+        <w:rPr>
+          <w:bCs/>
+          <w:b/>
+        </w:rPr>
+        <w:t xml:space="preserve">every page</w:t>
+      </w:r>
+      <w:r>
+        <w:t xml:space="preserve"> </w:t>
+      </w:r>
+      <w:r>
+        <w:t xml:space="preserve">in KDP’s Print Previewer, especially pages 6–7.</w:t>
       </w:r>
     </w:p>
     <w:p>
@@ -2389,13 +2946,13 @@
           <w:bCs/>
           <w:b/>
         </w:rPr>
-        <w:t xml:space="preserve">Cover resolution:</w:t>
-      </w:r>
-      <w:r>
-        <w:t xml:space="preserve"> </w:t>
-      </w:r>
-      <w:r>
-        <w:t xml:space="preserve">the cover images are only about 86 DPI. Supply higher-resolution cover art.</w:t>
+        <w:t xml:space="preserve">AI disclosure:</w:t>
+      </w:r>
+      <w:r>
+        <w:t xml:space="preserve"> </w:t>
+      </w:r>
+      <w:r>
+        <w:t xml:space="preserve">KDP asks whether text or images are AI-generated. Answer accurately for the illustrations.</w:t>
       </w:r>
     </w:p>
     <w:p>
@@ -2403,493 +2960,6 @@
         <w:numPr>
           <w:ilvl w:val="0"/>
           <w:numId w:val="1013"/>
-        </w:numPr>
-        <w:pStyle w:val="Compact"/>
-      </w:pPr>
-      <w:r>
-        <w:rPr>
-          <w:bCs/>
-          <w:b/>
-        </w:rPr>
-        <w:t xml:space="preserve">Motto mismatch:</w:t>
-      </w:r>
-    </w:p>
-    <w:p>
-      <w:pPr>
-        <w:numPr>
-          <w:ilvl w:val="1"/>
-          <w:numId w:val="1016"/>
-        </w:numPr>
-        <w:pStyle w:val="Compact"/>
-      </w:pPr>
-      <w:r>
-        <w:t xml:space="preserve">The back cover says</w:t>
-      </w:r>
-      <w:r>
-        <w:t xml:space="preserve"> </w:t>
-      </w:r>
-      <w:r>
-        <w:t xml:space="preserve">“</w:t>
-      </w:r>
-      <w:r>
-        <w:t xml:space="preserve">Know Your History. Be Proud of Your Story. Walk in Your Purpose.</w:t>
-      </w:r>
-      <w:r>
-        <w:t xml:space="preserve">”</w:t>
-      </w:r>
-    </w:p>
-    <w:p>
-      <w:pPr>
-        <w:numPr>
-          <w:ilvl w:val="1"/>
-          <w:numId w:val="1016"/>
-        </w:numPr>
-        <w:pStyle w:val="Compact"/>
-      </w:pPr>
-      <w:r>
-        <w:t xml:space="preserve">The interior motto is</w:t>
-      </w:r>
-      <w:r>
-        <w:t xml:space="preserve"> </w:t>
-      </w:r>
-      <w:r>
-        <w:t xml:space="preserve">“</w:t>
-      </w:r>
-      <w:r>
-        <w:t xml:space="preserve">Know the Word. Seek the Truth. Remember who you are. Walk in the purpose God gave you.</w:t>
-      </w:r>
-      <w:r>
-        <w:t xml:space="preserve">”</w:t>
-      </w:r>
-    </w:p>
-    <w:p>
-      <w:pPr>
-        <w:numPr>
-          <w:ilvl w:val="1"/>
-          <w:numId w:val="1016"/>
-        </w:numPr>
-        <w:pStyle w:val="Compact"/>
-      </w:pPr>
-      <w:r>
-        <w:t xml:space="preserve">Choose whether to align them.</w:t>
-      </w:r>
-    </w:p>
-    <w:p>
-      <w:pPr>
-        <w:numPr>
-          <w:ilvl w:val="0"/>
-          <w:numId w:val="1013"/>
-        </w:numPr>
-        <w:pStyle w:val="Compact"/>
-      </w:pPr>
-      <w:r>
-        <w:rPr>
-          <w:bCs/>
-          <w:b/>
-        </w:rPr>
-        <w:t xml:space="preserve">Spine:</w:t>
-      </w:r>
-      <w:r>
-        <w:t xml:space="preserve"> </w:t>
-      </w:r>
-      <w:r>
-        <w:t xml:space="preserve">there is no spine text. That’s correct, because KDP only allows spine text on books over 79 pages.</w:t>
-      </w:r>
-    </w:p>
-    <w:p>
-      <w:pPr>
-        <w:pStyle w:val="FirstParagraph"/>
-      </w:pPr>
-      <w:r>
-        <w:t xml:space="preserve">If you send approved high-resolution cover artwork and ask, I’ll format the full-wrap cover PDF.</w:t>
-      </w:r>
-    </w:p>
-    <w:bookmarkEnd w:id="30"/>
-    <w:bookmarkStart w:id="31" w:name="X24b36e912db8f246a1587d13fa2d01db15236b4"/>
-    <w:p>
-      <w:pPr>
-        <w:pStyle w:val="Heading2"/>
-      </w:pPr>
-      <w:r>
-        <w:t xml:space="preserve">E. Optional editorial suggestions (not applied)</w:t>
-      </w:r>
-    </w:p>
-    <w:p>
-      <w:pPr>
-        <w:numPr>
-          <w:ilvl w:val="0"/>
-          <w:numId w:val="1017"/>
-        </w:numPr>
-        <w:pStyle w:val="Compact"/>
-      </w:pPr>
-      <w:r>
-        <w:rPr>
-          <w:bCs/>
-          <w:b/>
-        </w:rPr>
-        <w:t xml:space="preserve">Chapter 4:</w:t>
-      </w:r>
-      <w:r>
-        <w:t xml:space="preserve"> </w:t>
-      </w:r>
-      <w:r>
-        <w:t xml:space="preserve">add one sentence on</w:t>
-      </w:r>
-      <w:r>
-        <w:t xml:space="preserve"> </w:t>
-      </w:r>
-      <w:r>
-        <w:rPr>
-          <w:bCs/>
-          <w:b/>
-        </w:rPr>
-        <w:t xml:space="preserve">Put</w:t>
-      </w:r>
-      <w:r>
-        <w:t xml:space="preserve">, for example</w:t>
-      </w:r>
-      <w:r>
-        <w:t xml:space="preserve"> </w:t>
-      </w:r>
-      <w:r>
-        <w:t xml:space="preserve">“</w:t>
-      </w:r>
-      <w:r>
-        <w:t xml:space="preserve">Put is often associated with lands west of Egypt, such as ancient Libya.</w:t>
-      </w:r>
-      <w:r>
-        <w:t xml:space="preserve">”</w:t>
-      </w:r>
-      <w:r>
-        <w:t xml:space="preserve"> </w:t>
-      </w:r>
-      <w:r>
-        <w:t xml:space="preserve">The text explains Cush and Mizraim but not Put.</w:t>
-      </w:r>
-    </w:p>
-    <w:p>
-      <w:pPr>
-        <w:numPr>
-          <w:ilvl w:val="0"/>
-          <w:numId w:val="1017"/>
-        </w:numPr>
-        <w:pStyle w:val="Compact"/>
-      </w:pPr>
-      <w:r>
-        <w:rPr>
-          <w:bCs/>
-          <w:b/>
-        </w:rPr>
-        <w:t xml:space="preserve">Chapter 5:</w:t>
-      </w:r>
-      <w:r>
-        <w:t xml:space="preserve"> </w:t>
-      </w:r>
-      <w:r>
-        <w:t xml:space="preserve">“</w:t>
-      </w:r>
-      <w:r>
-        <w:t xml:space="preserve">divinely destined for servitude</w:t>
-      </w:r>
-      <w:r>
-        <w:t xml:space="preserve">”</w:t>
-      </w:r>
-      <w:r>
-        <w:t xml:space="preserve"> </w:t>
-      </w:r>
-      <w:r>
-        <w:t xml:space="preserve">is hard vocabulary for ages 8–12. A suggested alternative:</w:t>
-      </w:r>
-      <w:r>
-        <w:t xml:space="preserve"> </w:t>
-      </w:r>
-      <w:r>
-        <w:t xml:space="preserve">“</w:t>
-      </w:r>
-      <w:r>
-        <w:t xml:space="preserve">used to claim that God meant African people to be enslaved, and to defend racial slavery.</w:t>
-      </w:r>
-      <w:r>
-        <w:t xml:space="preserve">”</w:t>
-      </w:r>
-    </w:p>
-    <w:p>
-      <w:pPr>
-        <w:numPr>
-          <w:ilvl w:val="0"/>
-          <w:numId w:val="1017"/>
-        </w:numPr>
-        <w:pStyle w:val="Compact"/>
-      </w:pPr>
-      <w:r>
-        <w:rPr>
-          <w:bCs/>
-          <w:b/>
-        </w:rPr>
-        <w:t xml:space="preserve">Chapter 9</w:t>
-      </w:r>
-      <w:r>
-        <w:t xml:space="preserve"> </w:t>
-      </w:r>
-      <w:r>
-        <w:t xml:space="preserve">repeats Chapter 8’s sentence about Egypt already having rulers, cities and agriculture. You could shorten it to one line.</w:t>
-      </w:r>
-    </w:p>
-    <w:p>
-      <w:pPr>
-        <w:numPr>
-          <w:ilvl w:val="0"/>
-          <w:numId w:val="1017"/>
-        </w:numPr>
-        <w:pStyle w:val="Compact"/>
-      </w:pPr>
-      <w:r>
-        <w:rPr>
-          <w:bCs/>
-          <w:b/>
-        </w:rPr>
-        <w:t xml:space="preserve">“</w:t>
-      </w:r>
-      <w:r>
-        <w:rPr>
-          <w:bCs/>
-          <w:b/>
-        </w:rPr>
-        <w:t xml:space="preserve">Read it for yourself</w:t>
-      </w:r>
-      <w:r>
-        <w:rPr>
-          <w:bCs/>
-          <w:b/>
-        </w:rPr>
-        <w:t xml:space="preserve">”</w:t>
-      </w:r>
-      <w:r>
-        <w:rPr>
-          <w:bCs/>
-          <w:b/>
-        </w:rPr>
-        <w:t xml:space="preserve"> </w:t>
-      </w:r>
-      <w:r>
-        <w:rPr>
-          <w:bCs/>
-          <w:b/>
-        </w:rPr>
-        <w:t xml:space="preserve">lines</w:t>
-      </w:r>
-      <w:r>
-        <w:t xml:space="preserve"> </w:t>
-      </w:r>
-      <w:r>
-        <w:t xml:space="preserve">are missing from Chapters 4, 7, 8, 12, 13 and 14. Suggested additions:</w:t>
-      </w:r>
-    </w:p>
-    <w:p>
-      <w:pPr>
-        <w:numPr>
-          <w:ilvl w:val="1"/>
-          <w:numId w:val="1018"/>
-        </w:numPr>
-        <w:pStyle w:val="Compact"/>
-      </w:pPr>
-      <w:r>
-        <w:t xml:space="preserve">Chapter 4: Genesis 10:6–20</w:t>
-      </w:r>
-    </w:p>
-    <w:p>
-      <w:pPr>
-        <w:numPr>
-          <w:ilvl w:val="1"/>
-          <w:numId w:val="1018"/>
-        </w:numPr>
-        <w:pStyle w:val="Compact"/>
-      </w:pPr>
-      <w:r>
-        <w:t xml:space="preserve">Chapter 12: Genesis 42–50</w:t>
-      </w:r>
-    </w:p>
-    <w:p>
-      <w:pPr>
-        <w:numPr>
-          <w:ilvl w:val="1"/>
-          <w:numId w:val="1018"/>
-        </w:numPr>
-        <w:pStyle w:val="Compact"/>
-      </w:pPr>
-      <w:r>
-        <w:t xml:space="preserve">Chapter 14: Exodus 1–2</w:t>
-      </w:r>
-    </w:p>
-    <w:p>
-      <w:pPr>
-        <w:numPr>
-          <w:ilvl w:val="1"/>
-          <w:numId w:val="1018"/>
-        </w:numPr>
-        <w:pStyle w:val="Compact"/>
-      </w:pPr>
-      <w:r>
-        <w:t xml:space="preserve">Chapter 10 currently says</w:t>
-      </w:r>
-      <w:r>
-        <w:t xml:space="preserve"> </w:t>
-      </w:r>
-      <w:r>
-        <w:t xml:space="preserve">“</w:t>
-      </w:r>
-      <w:r>
-        <w:t xml:space="preserve">Genesis 39–41</w:t>
-      </w:r>
-      <w:r>
-        <w:t xml:space="preserve">”</w:t>
-      </w:r>
-      <w:r>
-        <w:t xml:space="preserve">, which overlaps Chapter 11. Suggested:</w:t>
-      </w:r>
-      <w:r>
-        <w:t xml:space="preserve"> </w:t>
-      </w:r>
-      <w:r>
-        <w:t xml:space="preserve">“</w:t>
-      </w:r>
-      <w:r>
-        <w:t xml:space="preserve">Genesis 39–40</w:t>
-      </w:r>
-      <w:r>
-        <w:t xml:space="preserve">”</w:t>
-      </w:r>
-      <w:r>
-        <w:t xml:space="preserve">.</w:t>
-      </w:r>
-    </w:p>
-    <w:p>
-      <w:pPr>
-        <w:numPr>
-          <w:ilvl w:val="0"/>
-          <w:numId w:val="1017"/>
-        </w:numPr>
-        <w:pStyle w:val="Compact"/>
-      </w:pPr>
-      <w:r>
-        <w:rPr>
-          <w:bCs/>
-          <w:b/>
-        </w:rPr>
-        <w:t xml:space="preserve">About the Author:</w:t>
-      </w:r>
-      <w:r>
-        <w:t xml:space="preserve"> </w:t>
-      </w:r>
-      <w:r>
-        <w:t xml:space="preserve">KDP will add a blank page 32. You could use it for an About the Author page, if you send a short bio and optional photo.</w:t>
-      </w:r>
-    </w:p>
-    <w:bookmarkEnd w:id="31"/>
-    <w:bookmarkStart w:id="32" w:name="f.-before-you-click-publish"/>
-    <w:p>
-      <w:pPr>
-        <w:pStyle w:val="Heading2"/>
-      </w:pPr>
-      <w:r>
-        <w:t xml:space="preserve">F. Before you click Publish</w:t>
-      </w:r>
-    </w:p>
-    <w:p>
-      <w:pPr>
-        <w:numPr>
-          <w:ilvl w:val="0"/>
-          <w:numId w:val="1019"/>
-        </w:numPr>
-        <w:pStyle w:val="Compact"/>
-      </w:pPr>
-      <w:r>
-        <w:t xml:space="preserve">Upload</w:t>
-      </w:r>
-      <w:r>
-        <w:t xml:space="preserve"> </w:t>
-      </w:r>
-      <w:r>
-        <w:rPr>
-          <w:rStyle w:val="VerbatimChar"/>
-        </w:rPr>
-        <w:t xml:space="preserve">01_KDP_Interior_Joesiah_Malani_Book1.pdf</w:t>
-      </w:r>
-      <w:r>
-        <w:t xml:space="preserve"> </w:t>
-      </w:r>
-      <w:r>
-        <w:t xml:space="preserve">and choose:</w:t>
-      </w:r>
-      <w:r>
-        <w:t xml:space="preserve"> </w:t>
-      </w:r>
-      <w:r>
-        <w:rPr>
-          <w:bCs/>
-          <w:b/>
-        </w:rPr>
-        <w:t xml:space="preserve">Premium Color · White paper · 8.5 × 11 in · Bleed: Yes · Glossy · Paperback</w:t>
-      </w:r>
-      <w:r>
-        <w:t xml:space="preserve">.</w:t>
-      </w:r>
-    </w:p>
-    <w:p>
-      <w:pPr>
-        <w:numPr>
-          <w:ilvl w:val="0"/>
-          <w:numId w:val="1019"/>
-        </w:numPr>
-        <w:pStyle w:val="Compact"/>
-      </w:pPr>
-      <w:r>
-        <w:t xml:space="preserve">Step through</w:t>
-      </w:r>
-      <w:r>
-        <w:t xml:space="preserve"> </w:t>
-      </w:r>
-      <w:r>
-        <w:rPr>
-          <w:bCs/>
-          <w:b/>
-        </w:rPr>
-        <w:t xml:space="preserve">every page</w:t>
-      </w:r>
-      <w:r>
-        <w:t xml:space="preserve"> </w:t>
-      </w:r>
-      <w:r>
-        <w:t xml:space="preserve">in KDP’s Print Previewer, especially pages 6–7.</w:t>
-      </w:r>
-    </w:p>
-    <w:p>
-      <w:pPr>
-        <w:numPr>
-          <w:ilvl w:val="0"/>
-          <w:numId w:val="1019"/>
-        </w:numPr>
-        <w:pStyle w:val="Compact"/>
-      </w:pPr>
-      <w:r>
-        <w:rPr>
-          <w:bCs/>
-          <w:b/>
-        </w:rPr>
-        <w:t xml:space="preserve">AI disclosure:</w:t>
-      </w:r>
-      <w:r>
-        <w:t xml:space="preserve"> </w:t>
-      </w:r>
-      <w:r>
-        <w:t xml:space="preserve">KDP asks whether text or images are AI-generated. Answer accurately for the illustrations.</w:t>
-      </w:r>
-    </w:p>
-    <w:p>
-      <w:pPr>
-        <w:numPr>
-          <w:ilvl w:val="0"/>
-          <w:numId w:val="1019"/>
         </w:numPr>
         <w:pStyle w:val="Compact"/>
       </w:pPr>
@@ -3091,261 +3161,6 @@
       </w:pPr>
     </w:lvl>
   </w:abstractNum>
-  <w:abstractNum w:abstractNumId="99731">
-    <w:nsid w:val="A99731"/>
-    <w:multiLevelType w:val="multilevel"/>
-    <w:lvl w:ilvl="0">
-      <w:start w:val="1"/>
-      <w:numFmt w:val="lowerLetter"/>
-      <w:lvlText w:val="(%1)"/>
-      <w:lvlJc w:val="left"/>
-      <w:pPr>
-        <w:ind w:left="720" w:hanging="480"/>
-      </w:pPr>
-    </w:lvl>
-    <w:lvl w:ilvl="1">
-      <w:start w:val="1"/>
-      <w:numFmt w:val="lowerLetter"/>
-      <w:lvlText w:val="(%2)"/>
-      <w:lvlJc w:val="left"/>
-      <w:pPr>
-        <w:ind w:left="1440" w:hanging="480"/>
-      </w:pPr>
-    </w:lvl>
-    <w:lvl w:ilvl="2">
-      <w:start w:val="1"/>
-      <w:numFmt w:val="lowerLetter"/>
-      <w:lvlText w:val="(%3)"/>
-      <w:lvlJc w:val="left"/>
-      <w:pPr>
-        <w:ind w:left="2160" w:hanging="480"/>
-      </w:pPr>
-    </w:lvl>
-    <w:lvl w:ilvl="3">
-      <w:start w:val="1"/>
-      <w:numFmt w:val="lowerLetter"/>
-      <w:lvlText w:val="(%4)"/>
-      <w:lvlJc w:val="left"/>
-      <w:pPr>
-        <w:ind w:left="2880" w:hanging="480"/>
-      </w:pPr>
-    </w:lvl>
-    <w:lvl w:ilvl="4">
-      <w:start w:val="1"/>
-      <w:numFmt w:val="lowerLetter"/>
-      <w:lvlText w:val="(%5)"/>
-      <w:lvlJc w:val="left"/>
-      <w:pPr>
-        <w:ind w:left="3600" w:hanging="480"/>
-      </w:pPr>
-    </w:lvl>
-    <w:lvl w:ilvl="5">
-      <w:start w:val="1"/>
-      <w:numFmt w:val="lowerLetter"/>
-      <w:lvlText w:val="(%6)"/>
-      <w:lvlJc w:val="left"/>
-      <w:pPr>
-        <w:ind w:left="4320" w:hanging="480"/>
-      </w:pPr>
-    </w:lvl>
-    <w:lvl w:ilvl="6">
-      <w:start w:val="1"/>
-      <w:numFmt w:val="lowerLetter"/>
-      <w:lvlText w:val="(%7)"/>
-      <w:lvlJc w:val="left"/>
-      <w:pPr>
-        <w:ind w:left="5040" w:hanging="480"/>
-      </w:pPr>
-    </w:lvl>
-    <w:lvl w:ilvl="7">
-      <w:start w:val="1"/>
-      <w:numFmt w:val="lowerLetter"/>
-      <w:lvlText w:val="(%8)"/>
-      <w:lvlJc w:val="left"/>
-      <w:pPr>
-        <w:ind w:left="5760" w:hanging="480"/>
-      </w:pPr>
-    </w:lvl>
-    <w:lvl w:ilvl="8">
-      <w:start w:val="1"/>
-      <w:numFmt w:val="lowerLetter"/>
-      <w:lvlText w:val="(%9)"/>
-      <w:lvlJc w:val="left"/>
-      <w:pPr>
-        <w:ind w:left="6480" w:hanging="480"/>
-      </w:pPr>
-    </w:lvl>
-  </w:abstractNum>
-  <w:abstractNum w:abstractNumId="99732">
-    <w:nsid w:val="A99732"/>
-    <w:multiLevelType w:val="multilevel"/>
-    <w:lvl w:ilvl="0">
-      <w:start w:val="2"/>
-      <w:numFmt w:val="lowerLetter"/>
-      <w:lvlText w:val="(%1)"/>
-      <w:lvlJc w:val="left"/>
-      <w:pPr>
-        <w:ind w:left="720" w:hanging="480"/>
-      </w:pPr>
-    </w:lvl>
-    <w:lvl w:ilvl="1">
-      <w:start w:val="2"/>
-      <w:numFmt w:val="lowerLetter"/>
-      <w:lvlText w:val="(%2)"/>
-      <w:lvlJc w:val="left"/>
-      <w:pPr>
-        <w:ind w:left="1440" w:hanging="480"/>
-      </w:pPr>
-    </w:lvl>
-    <w:lvl w:ilvl="2">
-      <w:start w:val="2"/>
-      <w:numFmt w:val="lowerLetter"/>
-      <w:lvlText w:val="(%3)"/>
-      <w:lvlJc w:val="left"/>
-      <w:pPr>
-        <w:ind w:left="2160" w:hanging="480"/>
-      </w:pPr>
-    </w:lvl>
-    <w:lvl w:ilvl="3">
-      <w:start w:val="2"/>
-      <w:numFmt w:val="lowerLetter"/>
-      <w:lvlText w:val="(%4)"/>
-      <w:lvlJc w:val="left"/>
-      <w:pPr>
-        <w:ind w:left="2880" w:hanging="480"/>
-      </w:pPr>
-    </w:lvl>
-    <w:lvl w:ilvl="4">
-      <w:start w:val="2"/>
-      <w:numFmt w:val="lowerLetter"/>
-      <w:lvlText w:val="(%5)"/>
-      <w:lvlJc w:val="left"/>
-      <w:pPr>
-        <w:ind w:left="3600" w:hanging="480"/>
-      </w:pPr>
-    </w:lvl>
-    <w:lvl w:ilvl="5">
-      <w:start w:val="2"/>
-      <w:numFmt w:val="lowerLetter"/>
-      <w:lvlText w:val="(%6)"/>
-      <w:lvlJc w:val="left"/>
-      <w:pPr>
-        <w:ind w:left="4320" w:hanging="480"/>
-      </w:pPr>
-    </w:lvl>
-    <w:lvl w:ilvl="6">
-      <w:start w:val="2"/>
-      <w:numFmt w:val="lowerLetter"/>
-      <w:lvlText w:val="(%7)"/>
-      <w:lvlJc w:val="left"/>
-      <w:pPr>
-        <w:ind w:left="5040" w:hanging="480"/>
-      </w:pPr>
-    </w:lvl>
-    <w:lvl w:ilvl="7">
-      <w:start w:val="2"/>
-      <w:numFmt w:val="lowerLetter"/>
-      <w:lvlText w:val="(%8)"/>
-      <w:lvlJc w:val="left"/>
-      <w:pPr>
-        <w:ind w:left="5760" w:hanging="480"/>
-      </w:pPr>
-    </w:lvl>
-    <w:lvl w:ilvl="8">
-      <w:start w:val="2"/>
-      <w:numFmt w:val="lowerLetter"/>
-      <w:lvlText w:val="(%9)"/>
-      <w:lvlJc w:val="left"/>
-      <w:pPr>
-        <w:ind w:left="6480" w:hanging="480"/>
-      </w:pPr>
-    </w:lvl>
-  </w:abstractNum>
-  <w:abstractNum w:abstractNumId="99733">
-    <w:nsid w:val="A99733"/>
-    <w:multiLevelType w:val="multilevel"/>
-    <w:lvl w:ilvl="0">
-      <w:start w:val="3"/>
-      <w:numFmt w:val="lowerLetter"/>
-      <w:lvlText w:val="(%1)"/>
-      <w:lvlJc w:val="left"/>
-      <w:pPr>
-        <w:ind w:left="720" w:hanging="480"/>
-      </w:pPr>
-    </w:lvl>
-    <w:lvl w:ilvl="1">
-      <w:start w:val="3"/>
-      <w:numFmt w:val="lowerLetter"/>
-      <w:lvlText w:val="(%2)"/>
-      <w:lvlJc w:val="left"/>
-      <w:pPr>
-        <w:ind w:left="1440" w:hanging="480"/>
-      </w:pPr>
-    </w:lvl>
-    <w:lvl w:ilvl="2">
-      <w:start w:val="3"/>
-      <w:numFmt w:val="lowerLetter"/>
-      <w:lvlText w:val="(%3)"/>
-      <w:lvlJc w:val="left"/>
-      <w:pPr>
-        <w:ind w:left="2160" w:hanging="480"/>
-      </w:pPr>
-    </w:lvl>
-    <w:lvl w:ilvl="3">
-      <w:start w:val="3"/>
-      <w:numFmt w:val="lowerLetter"/>
-      <w:lvlText w:val="(%4)"/>
-      <w:lvlJc w:val="left"/>
-      <w:pPr>
-        <w:ind w:left="2880" w:hanging="480"/>
-      </w:pPr>
-    </w:lvl>
-    <w:lvl w:ilvl="4">
-      <w:start w:val="3"/>
-      <w:numFmt w:val="lowerLetter"/>
-      <w:lvlText w:val="(%5)"/>
-      <w:lvlJc w:val="left"/>
-      <w:pPr>
-        <w:ind w:left="3600" w:hanging="480"/>
-      </w:pPr>
-    </w:lvl>
-    <w:lvl w:ilvl="5">
-      <w:start w:val="3"/>
-      <w:numFmt w:val="lowerLetter"/>
-      <w:lvlText w:val="(%6)"/>
-      <w:lvlJc w:val="left"/>
-      <w:pPr>
-        <w:ind w:left="4320" w:hanging="480"/>
-      </w:pPr>
-    </w:lvl>
-    <w:lvl w:ilvl="6">
-      <w:start w:val="3"/>
-      <w:numFmt w:val="lowerLetter"/>
-      <w:lvlText w:val="(%7)"/>
-      <w:lvlJc w:val="left"/>
-      <w:pPr>
-        <w:ind w:left="5040" w:hanging="480"/>
-      </w:pPr>
-    </w:lvl>
-    <w:lvl w:ilvl="7">
-      <w:start w:val="3"/>
-      <w:numFmt w:val="lowerLetter"/>
-      <w:lvlText w:val="(%8)"/>
-      <w:lvlJc w:val="left"/>
-      <w:pPr>
-        <w:ind w:left="5760" w:hanging="480"/>
-      </w:pPr>
-    </w:lvl>
-    <w:lvl w:ilvl="8">
-      <w:start w:val="3"/>
-      <w:numFmt w:val="lowerLetter"/>
-      <w:lvlText w:val="(%9)"/>
-      <w:lvlJc w:val="left"/>
-      <w:pPr>
-        <w:ind w:left="6480" w:hanging="480"/>
-      </w:pPr>
-    </w:lvl>
-  </w:abstractNum>
   <w:abstractNum w:abstractNumId="99419">
     <w:nsid w:val="A99419"/>
     <w:multiLevelType w:val="multilevel"/>
@@ -3526,64 +3341,10 @@
     <w:abstractNumId w:val="991"/>
   </w:num>
   <w:num w:numId="1003">
-    <w:abstractNumId w:val="99731"/>
-    <w:lvlOverride w:ilvl="0">
-      <w:startOverride w:val="1"/>
-    </w:lvlOverride>
-    <w:lvlOverride w:ilvl="1">
-      <w:startOverride w:val="1"/>
-    </w:lvlOverride>
-    <w:lvlOverride w:ilvl="2">
-      <w:startOverride w:val="1"/>
-    </w:lvlOverride>
-    <w:lvlOverride w:ilvl="3">
-      <w:startOverride w:val="1"/>
-    </w:lvlOverride>
-    <w:lvlOverride w:ilvl="4">
-      <w:startOverride w:val="1"/>
-    </w:lvlOverride>
-    <w:lvlOverride w:ilvl="5">
-      <w:startOverride w:val="1"/>
-    </w:lvlOverride>
-    <w:lvlOverride w:ilvl="6">
-      <w:startOverride w:val="1"/>
-    </w:lvlOverride>
-    <w:lvlOverride w:ilvl="7">
-      <w:startOverride w:val="1"/>
-    </w:lvlOverride>
-    <w:lvlOverride w:ilvl="8">
-      <w:startOverride w:val="1"/>
-    </w:lvlOverride>
+    <w:abstractNumId w:val="991"/>
   </w:num>
   <w:num w:numId="1004">
-    <w:abstractNumId w:val="99732"/>
-    <w:lvlOverride w:ilvl="0">
-      <w:startOverride w:val="2"/>
-    </w:lvlOverride>
-    <w:lvlOverride w:ilvl="1">
-      <w:startOverride w:val="2"/>
-    </w:lvlOverride>
-    <w:lvlOverride w:ilvl="2">
-      <w:startOverride w:val="2"/>
-    </w:lvlOverride>
-    <w:lvlOverride w:ilvl="3">
-      <w:startOverride w:val="2"/>
-    </w:lvlOverride>
-    <w:lvlOverride w:ilvl="4">
-      <w:startOverride w:val="2"/>
-    </w:lvlOverride>
-    <w:lvlOverride w:ilvl="5">
-      <w:startOverride w:val="2"/>
-    </w:lvlOverride>
-    <w:lvlOverride w:ilvl="6">
-      <w:startOverride w:val="2"/>
-    </w:lvlOverride>
-    <w:lvlOverride w:ilvl="7">
-      <w:startOverride w:val="2"/>
-    </w:lvlOverride>
-    <w:lvlOverride w:ilvl="8">
-      <w:startOverride w:val="2"/>
-    </w:lvlOverride>
+    <w:abstractNumId w:val="991"/>
   </w:num>
   <w:num w:numId="1005">
     <w:abstractNumId w:val="991"/>
@@ -3592,105 +3353,6 @@
     <w:abstractNumId w:val="991"/>
   </w:num>
   <w:num w:numId="1007">
-    <w:abstractNumId w:val="991"/>
-  </w:num>
-  <w:num w:numId="1008">
-    <w:abstractNumId w:val="99731"/>
-    <w:lvlOverride w:ilvl="0">
-      <w:startOverride w:val="1"/>
-    </w:lvlOverride>
-    <w:lvlOverride w:ilvl="1">
-      <w:startOverride w:val="1"/>
-    </w:lvlOverride>
-    <w:lvlOverride w:ilvl="2">
-      <w:startOverride w:val="1"/>
-    </w:lvlOverride>
-    <w:lvlOverride w:ilvl="3">
-      <w:startOverride w:val="1"/>
-    </w:lvlOverride>
-    <w:lvlOverride w:ilvl="4">
-      <w:startOverride w:val="1"/>
-    </w:lvlOverride>
-    <w:lvlOverride w:ilvl="5">
-      <w:startOverride w:val="1"/>
-    </w:lvlOverride>
-    <w:lvlOverride w:ilvl="6">
-      <w:startOverride w:val="1"/>
-    </w:lvlOverride>
-    <w:lvlOverride w:ilvl="7">
-      <w:startOverride w:val="1"/>
-    </w:lvlOverride>
-    <w:lvlOverride w:ilvl="8">
-      <w:startOverride w:val="1"/>
-    </w:lvlOverride>
-  </w:num>
-  <w:num w:numId="1009">
-    <w:abstractNumId w:val="99732"/>
-    <w:lvlOverride w:ilvl="0">
-      <w:startOverride w:val="2"/>
-    </w:lvlOverride>
-    <w:lvlOverride w:ilvl="1">
-      <w:startOverride w:val="2"/>
-    </w:lvlOverride>
-    <w:lvlOverride w:ilvl="2">
-      <w:startOverride w:val="2"/>
-    </w:lvlOverride>
-    <w:lvlOverride w:ilvl="3">
-      <w:startOverride w:val="2"/>
-    </w:lvlOverride>
-    <w:lvlOverride w:ilvl="4">
-      <w:startOverride w:val="2"/>
-    </w:lvlOverride>
-    <w:lvlOverride w:ilvl="5">
-      <w:startOverride w:val="2"/>
-    </w:lvlOverride>
-    <w:lvlOverride w:ilvl="6">
-      <w:startOverride w:val="2"/>
-    </w:lvlOverride>
-    <w:lvlOverride w:ilvl="7">
-      <w:startOverride w:val="2"/>
-    </w:lvlOverride>
-    <w:lvlOverride w:ilvl="8">
-      <w:startOverride w:val="2"/>
-    </w:lvlOverride>
-  </w:num>
-  <w:num w:numId="1010">
-    <w:abstractNumId w:val="99733"/>
-    <w:lvlOverride w:ilvl="0">
-      <w:startOverride w:val="3"/>
-    </w:lvlOverride>
-    <w:lvlOverride w:ilvl="1">
-      <w:startOverride w:val="3"/>
-    </w:lvlOverride>
-    <w:lvlOverride w:ilvl="2">
-      <w:startOverride w:val="3"/>
-    </w:lvlOverride>
-    <w:lvlOverride w:ilvl="3">
-      <w:startOverride w:val="3"/>
-    </w:lvlOverride>
-    <w:lvlOverride w:ilvl="4">
-      <w:startOverride w:val="3"/>
-    </w:lvlOverride>
-    <w:lvlOverride w:ilvl="5">
-      <w:startOverride w:val="3"/>
-    </w:lvlOverride>
-    <w:lvlOverride w:ilvl="6">
-      <w:startOverride w:val="3"/>
-    </w:lvlOverride>
-    <w:lvlOverride w:ilvl="7">
-      <w:startOverride w:val="3"/>
-    </w:lvlOverride>
-    <w:lvlOverride w:ilvl="8">
-      <w:startOverride w:val="3"/>
-    </w:lvlOverride>
-  </w:num>
-  <w:num w:numId="1011">
-    <w:abstractNumId w:val="991"/>
-  </w:num>
-  <w:num w:numId="1012">
-    <w:abstractNumId w:val="991"/>
-  </w:num>
-  <w:num w:numId="1013">
     <w:abstractNumId w:val="99419"/>
     <w:lvlOverride w:ilvl="0">
       <w:startOverride w:val="9"/>
@@ -3720,16 +3382,16 @@
       <w:startOverride w:val="9"/>
     </w:lvlOverride>
   </w:num>
-  <w:num w:numId="1014">
+  <w:num w:numId="1008">
     <w:abstractNumId w:val="991"/>
   </w:num>
-  <w:num w:numId="1015">
+  <w:num w:numId="1009">
     <w:abstractNumId w:val="991"/>
   </w:num>
-  <w:num w:numId="1016">
+  <w:num w:numId="1010">
     <w:abstractNumId w:val="991"/>
   </w:num>
-  <w:num w:numId="1017">
+  <w:num w:numId="1011">
     <w:abstractNumId w:val="994114"/>
     <w:lvlOverride w:ilvl="0">
       <w:startOverride w:val="14"/>
@@ -3759,10 +3421,10 @@
       <w:startOverride w:val="14"/>
     </w:lvlOverride>
   </w:num>
-  <w:num w:numId="1018">
+  <w:num w:numId="1012">
     <w:abstractNumId w:val="991"/>
   </w:num>
-  <w:num w:numId="1019">
+  <w:num w:numId="1013">
     <w:abstractNumId w:val="991"/>
   </w:num>
 </w:numbering>

--- a/deliverables/04_Open_Issues_For_Approval.docx
+++ b/deliverables/04_Open_Issues_For_Approval.docx
@@ -1504,7 +1504,7 @@
         <w:t xml:space="preserve"> </w:t>
       </w:r>
       <w:r>
-        <w:t xml:space="preserve">(Genesis 9:25), and the Chapter 5</w:t>
+        <w:t xml:space="preserve">(Genesis 9:25), the Chapter 5</w:t>
       </w:r>
       <w:r>
         <w:t xml:space="preserve"> </w:t>
@@ -1522,7 +1522,43 @@
         <w:t xml:space="preserve"> </w:t>
       </w:r>
       <w:r>
-        <w:t xml:space="preserve">box (item 2 above). The rest are wording or accuracy issues, left for you to decide:</w:t>
+        <w:t xml:space="preserve">box (item 2 above), and</w:t>
+      </w:r>
+      <w:r>
+        <w:t xml:space="preserve"> </w:t>
+      </w:r>
+      <w:r>
+        <w:t xml:space="preserve">“</w:t>
+      </w:r>
+      <w:r>
+        <w:t xml:space="preserve">Pharaoh’s house</w:t>
+      </w:r>
+      <w:r>
+        <w:t xml:space="preserve">”</w:t>
+      </w:r>
+      <w:r>
+        <w:t xml:space="preserve"> </w:t>
+      </w:r>
+      <w:r>
+        <w:t xml:space="preserve">→</w:t>
+      </w:r>
+      <w:r>
+        <w:t xml:space="preserve"> </w:t>
+      </w:r>
+      <w:r>
+        <w:t xml:space="preserve">“</w:t>
+      </w:r>
+      <w:r>
+        <w:t xml:space="preserve">Potiphar’s house</w:t>
+      </w:r>
+      <w:r>
+        <w:t xml:space="preserve">”</w:t>
+      </w:r>
+      <w:r>
+        <w:t xml:space="preserve"> </w:t>
+      </w:r>
+      <w:r>
+        <w:t xml:space="preserve">(6c). The rest are wording or accuracy issues, left for you to decide:</w:t>
       </w:r>
     </w:p>
     <w:p>
@@ -1647,7 +1683,7 @@
         <w:pStyle w:val="BodyText"/>
       </w:pPr>
       <w:r>
-        <w:t xml:space="preserve">6c.</w:t>
+        <w:t xml:space="preserve">6c. ✅</w:t>
       </w:r>
       <w:r>
         <w:t xml:space="preserve"> </w:t>
@@ -1671,41 +1707,6 @@
           <w:bCs/>
           <w:b/>
         </w:rPr>
-        <w:t xml:space="preserve">Joseph Rises in Egypt</w:t>
-      </w:r>
-      <w:r>
-        <w:rPr>
-          <w:bCs/>
-          <w:b/>
-        </w:rPr>
-        <w:t xml:space="preserve">”</w:t>
-      </w:r>
-      <w:r>
-        <w:rPr>
-          <w:bCs/>
-          <w:b/>
-        </w:rPr>
-        <w:t xml:space="preserve">,</w:t>
-      </w:r>
-      <w:r>
-        <w:rPr>
-          <w:bCs/>
-          <w:b/>
-        </w:rPr>
-        <w:t xml:space="preserve"> </w:t>
-      </w:r>
-      <w:r>
-        <w:rPr>
-          <w:bCs/>
-          <w:b/>
-        </w:rPr>
-        <w:t xml:space="preserve">“</w:t>
-      </w:r>
-      <w:r>
-        <w:rPr>
-          <w:bCs/>
-          <w:b/>
-        </w:rPr>
         <w:t xml:space="preserve">A Faithful Servant</w:t>
       </w:r>
       <w:r>
@@ -1727,35 +1728,40 @@
           <w:bCs/>
           <w:b/>
         </w:rPr>
-        <w:t xml:space="preserve">panel)</w:t>
-      </w:r>
-      <w:r>
-        <w:t xml:space="preserve"> </w:t>
-      </w:r>
-      <w:r>
-        <w:t xml:space="preserve">says</w:t>
-      </w:r>
-      <w:r>
-        <w:t xml:space="preserve"> </w:t>
-      </w:r>
-      <w:r>
-        <w:t xml:space="preserve">“</w:t>
-      </w:r>
-      <w:r>
-        <w:rPr>
-          <w:iCs/>
-          <w:i/>
-        </w:rPr>
-        <w:t xml:space="preserve">Joseph worked in Pharaoh’s house.</w:t>
-      </w:r>
-      <w:r>
-        <w:t xml:space="preserve">”</w:t>
-      </w:r>
-      <w:r>
-        <w:t xml:space="preserve"> </w:t>
-      </w:r>
-      <w:r>
-        <w:t xml:space="preserve">- Genesis 39 says</w:t>
+        <w:t xml:space="preserve">panel).</w:t>
+      </w:r>
+      <w:r>
+        <w:t xml:space="preserve"> </w:t>
+      </w:r>
+      <w:r>
+        <w:t xml:space="preserve">Fixed as you asked.</w:t>
+      </w:r>
+      <w:r>
+        <w:t xml:space="preserve"> </w:t>
+      </w:r>
+      <w:r>
+        <w:t xml:space="preserve">“</w:t>
+      </w:r>
+      <w:r>
+        <w:t xml:space="preserve">Joseph worked in Pharaoh’s house</w:t>
+      </w:r>
+      <w:r>
+        <w:t xml:space="preserve">”</w:t>
+      </w:r>
+      <w:r>
+        <w:t xml:space="preserve"> </w:t>
+      </w:r>
+      <w:r>
+        <w:t xml:space="preserve">→</w:t>
+      </w:r>
+      <w:r>
+        <w:t xml:space="preserve"> </w:t>
+      </w:r>
+      <w:r>
+        <w:t xml:space="preserve">“</w:t>
+      </w:r>
+      <w:r>
+        <w:t xml:space="preserve">Joseph worked in</w:t>
       </w:r>
       <w:r>
         <w:t xml:space="preserve"> </w:t>
@@ -1771,35 +1777,16 @@
         <w:t xml:space="preserve"> </w:t>
       </w:r>
       <w:r>
-        <w:t xml:space="preserve">house. Potiphar was one of Pharaoh’s officials.</w:t>
-      </w:r>
-      <w:r>
-        <w:t xml:space="preserve"> </w:t>
-      </w:r>
-      <w:r>
-        <w:t xml:space="preserve">-</w:t>
-      </w:r>
-      <w:r>
-        <w:t xml:space="preserve"> </w:t>
-      </w:r>
-      <w:r>
-        <w:rPr>
-          <w:bCs/>
-          <w:b/>
-        </w:rPr>
-        <w:t xml:space="preserve">Suggested:</w:t>
-      </w:r>
-      <w:r>
-        <w:t xml:space="preserve"> </w:t>
-      </w:r>
-      <w:r>
-        <w:t xml:space="preserve">“</w:t>
-      </w:r>
-      <w:r>
-        <w:t xml:space="preserve">Joseph worked in the house of Potiphar, one of Pharaoh’s officials.</w:t>
-      </w:r>
-      <w:r>
-        <w:t xml:space="preserve">”</w:t>
+        <w:t xml:space="preserve">house</w:t>
+      </w:r>
+      <w:r>
+        <w:t xml:space="preserve">”</w:t>
+      </w:r>
+      <w:r>
+        <w:t xml:space="preserve"> </w:t>
+      </w:r>
+      <w:r>
+        <w:t xml:space="preserve">(Genesis 39:1–4). The panel’s three lines were relettered together so the type matches.</w:t>
       </w:r>
     </w:p>
     <w:p>
@@ -2121,13 +2108,13 @@
           <w:bCs/>
           <w:b/>
         </w:rPr>
-        <w:t xml:space="preserve">Best fix (you’re looking for them):</w:t>
-      </w:r>
-      <w:r>
-        <w:t xml:space="preserve"> </w:t>
-      </w:r>
-      <w:r>
-        <w:t xml:space="preserve">send me the original illustration files at</w:t>
+        <w:t xml:space="preserve">Status:</w:t>
+      </w:r>
+      <w:r>
+        <w:t xml:space="preserve"> </w:t>
+      </w:r>
+      <w:r>
+        <w:t xml:space="preserve">you’ve confirmed there are no higher-resolution files, so the book uses the enlarged versions. They pass KDP’s resolution check. Order a printed proof to judge how sharp the small panel lettering looks. If higher-resolution art ever turns up, send me the original illustration files at</w:t>
       </w:r>
       <w:r>
         <w:t xml:space="preserve"> </w:t>

--- a/deliverables/04_Open_Issues_For_Approval.docx
+++ b/deliverables/04_Open_Issues_For_Approval.docx
@@ -1436,32 +1436,209 @@
         <w:pStyle w:val="FirstParagraph"/>
       </w:pPr>
       <w:r>
-        <w:t xml:space="preserve">Fixed: the misprint</w:t>
-      </w:r>
-      <w:r>
-        <w:t xml:space="preserve"> </w:t>
-      </w:r>
-      <w:r>
-        <w:t xml:space="preserve">“</w:t>
-      </w:r>
-      <w:r>
-        <w:t xml:space="preserve">shall</w:t>
-      </w:r>
-      <w:r>
-        <w:t xml:space="preserve"> </w:t>
-      </w:r>
-      <w:r>
-        <w:rPr>
-          <w:bCs/>
-          <w:b/>
-        </w:rPr>
-        <w:t xml:space="preserve">be</w:t>
-      </w:r>
-      <w:r>
-        <w:t xml:space="preserve"> </w:t>
-      </w:r>
-      <w:r>
-        <w:t xml:space="preserve">be</w:t>
+        <w:t xml:space="preserve">All the accuracy items you asked about are now fixed in the artwork: the</w:t>
+      </w:r>
+      <w:r>
+        <w:t xml:space="preserve"> </w:t>
+      </w:r>
+      <w:r>
+        <w:t xml:space="preserve">“</w:t>
+      </w:r>
+      <w:r>
+        <w:t xml:space="preserve">shall be be</w:t>
+      </w:r>
+      <w:r>
+        <w:t xml:space="preserve">”</w:t>
+      </w:r>
+      <w:r>
+        <w:t xml:space="preserve"> </w:t>
+      </w:r>
+      <w:r>
+        <w:t xml:space="preserve">misprint, the Chapter 5 box (item 2), 6b, 6c and 6d. The Canaan panel also now names today’s countries (6g). Only 6e and 6f remain, and both are optional. The rest are wording or accuracy issues, left for you to decide:</w:t>
+      </w:r>
+    </w:p>
+    <w:p>
+      <w:pPr>
+        <w:pStyle w:val="BodyText"/>
+      </w:pPr>
+      <w:r>
+        <w:t xml:space="preserve">6a. ✅</w:t>
+      </w:r>
+      <w:r>
+        <w:t xml:space="preserve"> </w:t>
+      </w:r>
+      <w:r>
+        <w:rPr>
+          <w:bCs/>
+          <w:b/>
+        </w:rPr>
+        <w:t xml:space="preserve">Chapter 5 art.</w:t>
+      </w:r>
+      <w:r>
+        <w:t xml:space="preserve"> </w:t>
+      </w:r>
+      <w:r>
+        <w:t xml:space="preserve">Fixed (see item 2).</w:t>
+      </w:r>
+    </w:p>
+    <w:p>
+      <w:pPr>
+        <w:pStyle w:val="BodyText"/>
+      </w:pPr>
+      <w:r>
+        <w:t xml:space="preserve">6b. ✅</w:t>
+      </w:r>
+      <w:r>
+        <w:t xml:space="preserve"> </w:t>
+      </w:r>
+      <w:r>
+        <w:rPr>
+          <w:bCs/>
+          <w:b/>
+        </w:rPr>
+        <w:t xml:space="preserve">Chapter 9 art.</w:t>
+      </w:r>
+      <w:r>
+        <w:t xml:space="preserve"> </w:t>
+      </w:r>
+      <w:r>
+        <w:t xml:space="preserve">Fixed as you asked. The summary sentence wrongly shown as a Bible quotation (</w:t>
+      </w:r>
+      <w:r>
+        <w:t xml:space="preserve">“</w:t>
+      </w:r>
+      <w:r>
+        <w:t xml:space="preserve">God allowed everything that happened to Joseph…</w:t>
+      </w:r>
+      <w:r>
+        <w:t xml:space="preserve">”</w:t>
+      </w:r>
+      <w:r>
+        <w:t xml:space="preserve">,</w:t>
+      </w:r>
+      <w:r>
+        <w:t xml:space="preserve"> </w:t>
+      </w:r>
+      <w:r>
+        <w:t xml:space="preserve">“</w:t>
+      </w:r>
+      <w:r>
+        <w:t xml:space="preserve">Genesis 37:28, 36</w:t>
+      </w:r>
+      <w:r>
+        <w:t xml:space="preserve">”</w:t>
+      </w:r>
+      <w:r>
+        <w:t xml:space="preserve">) was replaced with Joseph’s actual words:</w:t>
+      </w:r>
+      <w:r>
+        <w:t xml:space="preserve"> </w:t>
+      </w:r>
+      <w:r>
+        <w:rPr>
+          <w:bCs/>
+          <w:b/>
+        </w:rPr>
+        <w:t xml:space="preserve">“</w:t>
+      </w:r>
+      <w:r>
+        <w:rPr>
+          <w:bCs/>
+          <w:b/>
+        </w:rPr>
+        <w:t xml:space="preserve">You intended to harm me, but God intended it for good.</w:t>
+      </w:r>
+      <w:r>
+        <w:rPr>
+          <w:bCs/>
+          <w:b/>
+        </w:rPr>
+        <w:t xml:space="preserve">”</w:t>
+      </w:r>
+      <w:r>
+        <w:rPr>
+          <w:bCs/>
+          <w:b/>
+        </w:rPr>
+        <w:t xml:space="preserve"> </w:t>
+      </w:r>
+      <w:r>
+        <w:rPr>
+          <w:bCs/>
+          <w:b/>
+        </w:rPr>
+        <w:t xml:space="preserve">Genesis 50:20</w:t>
+      </w:r>
+      <w:r>
+        <w:t xml:space="preserve">.</w:t>
+      </w:r>
+    </w:p>
+    <w:p>
+      <w:pPr>
+        <w:pStyle w:val="BodyText"/>
+      </w:pPr>
+      <w:r>
+        <w:t xml:space="preserve">6c. ✅</w:t>
+      </w:r>
+      <w:r>
+        <w:t xml:space="preserve"> </w:t>
+      </w:r>
+      <w:r>
+        <w:rPr>
+          <w:bCs/>
+          <w:b/>
+        </w:rPr>
+        <w:t xml:space="preserve">Chapter 12 art (</w:t>
+      </w:r>
+      <w:r>
+        <w:rPr>
+          <w:bCs/>
+          <w:b/>
+        </w:rPr>
+        <w:t xml:space="preserve">“</w:t>
+      </w:r>
+      <w:r>
+        <w:rPr>
+          <w:bCs/>
+          <w:b/>
+        </w:rPr>
+        <w:t xml:space="preserve">A Faithful Servant</w:t>
+      </w:r>
+      <w:r>
+        <w:rPr>
+          <w:bCs/>
+          <w:b/>
+        </w:rPr>
+        <w:t xml:space="preserve">”</w:t>
+      </w:r>
+      <w:r>
+        <w:rPr>
+          <w:bCs/>
+          <w:b/>
+        </w:rPr>
+        <w:t xml:space="preserve"> </w:t>
+      </w:r>
+      <w:r>
+        <w:rPr>
+          <w:bCs/>
+          <w:b/>
+        </w:rPr>
+        <w:t xml:space="preserve">panel).</w:t>
+      </w:r>
+      <w:r>
+        <w:t xml:space="preserve"> </w:t>
+      </w:r>
+      <w:r>
+        <w:t xml:space="preserve">Fixed as you asked.</w:t>
+      </w:r>
+      <w:r>
+        <w:t xml:space="preserve"> </w:t>
+      </w:r>
+      <w:r>
+        <w:t xml:space="preserve">“</w:t>
+      </w:r>
+      <w:r>
+        <w:t xml:space="preserve">Joseph worked in Pharaoh’s house</w:t>
       </w:r>
       <w:r>
         <w:t xml:space="preserve">”</w:t>
@@ -1479,86 +1656,32 @@
         <w:t xml:space="preserve">“</w:t>
       </w:r>
       <w:r>
-        <w:t xml:space="preserve">shall</w:t>
-      </w:r>
-      <w:r>
-        <w:t xml:space="preserve"> </w:t>
-      </w:r>
-      <w:r>
-        <w:rPr>
-          <w:bCs/>
-          <w:b/>
-        </w:rPr>
-        <w:t xml:space="preserve">he</w:t>
-      </w:r>
-      <w:r>
-        <w:t xml:space="preserve"> </w:t>
-      </w:r>
-      <w:r>
-        <w:t xml:space="preserve">be</w:t>
-      </w:r>
-      <w:r>
-        <w:t xml:space="preserve">”</w:t>
-      </w:r>
-      <w:r>
-        <w:t xml:space="preserve"> </w:t>
-      </w:r>
-      <w:r>
-        <w:t xml:space="preserve">(Genesis 9:25), the Chapter 5</w:t>
-      </w:r>
-      <w:r>
-        <w:t xml:space="preserve"> </w:t>
-      </w:r>
-      <w:r>
-        <w:t xml:space="preserve">“</w:t>
-      </w:r>
-      <w:r>
-        <w:t xml:space="preserve">What Happened with Canaan?</w:t>
-      </w:r>
-      <w:r>
-        <w:t xml:space="preserve">”</w:t>
-      </w:r>
-      <w:r>
-        <w:t xml:space="preserve"> </w:t>
-      </w:r>
-      <w:r>
-        <w:t xml:space="preserve">box (item 2 above), and</w:t>
-      </w:r>
-      <w:r>
-        <w:t xml:space="preserve"> </w:t>
-      </w:r>
-      <w:r>
-        <w:t xml:space="preserve">“</w:t>
-      </w:r>
-      <w:r>
-        <w:t xml:space="preserve">Pharaoh’s house</w:t>
-      </w:r>
-      <w:r>
-        <w:t xml:space="preserve">”</w:t>
-      </w:r>
-      <w:r>
-        <w:t xml:space="preserve"> </w:t>
-      </w:r>
-      <w:r>
-        <w:t xml:space="preserve">→</w:t>
-      </w:r>
-      <w:r>
-        <w:t xml:space="preserve"> </w:t>
-      </w:r>
-      <w:r>
-        <w:t xml:space="preserve">“</w:t>
-      </w:r>
-      <w:r>
-        <w:t xml:space="preserve">Potiphar’s house</w:t>
-      </w:r>
-      <w:r>
-        <w:t xml:space="preserve">”</w:t>
-      </w:r>
-      <w:r>
-        <w:t xml:space="preserve"> </w:t>
-      </w:r>
-      <w:r>
-        <w:t xml:space="preserve">(6c). The rest are wording or accuracy issues, left for you to decide:</w:t>
+        <w:t xml:space="preserve">Joseph worked in</w:t>
+      </w:r>
+      <w:r>
+        <w:t xml:space="preserve"> </w:t>
+      </w:r>
+      <w:r>
+        <w:rPr>
+          <w:bCs/>
+          <w:b/>
+        </w:rPr>
+        <w:t xml:space="preserve">Potiphar’s</w:t>
+      </w:r>
+      <w:r>
+        <w:t xml:space="preserve"> </w:t>
+      </w:r>
+      <w:r>
+        <w:t xml:space="preserve">house</w:t>
+      </w:r>
+      <w:r>
+        <w:t xml:space="preserve">”</w:t>
+      </w:r>
+      <w:r>
+        <w:t xml:space="preserve"> </w:t>
+      </w:r>
+      <w:r>
+        <w:t xml:space="preserve">(Genesis 39:1–4). The panel’s three lines were relettered together so the type matches.</w:t>
       </w:r>
     </w:p>
     <w:p>
@@ -1566,23 +1689,53 @@
         <w:pStyle w:val="BodyText"/>
       </w:pPr>
       <w:r>
-        <w:t xml:space="preserve">6a. ✅</w:t>
-      </w:r>
-      <w:r>
-        <w:t xml:space="preserve"> </w:t>
-      </w:r>
-      <w:r>
-        <w:rPr>
-          <w:bCs/>
-          <w:b/>
-        </w:rPr>
-        <w:t xml:space="preserve">Chapter 5 art.</w:t>
-      </w:r>
-      <w:r>
-        <w:t xml:space="preserve"> </w:t>
-      </w:r>
-      <w:r>
-        <w:t xml:space="preserve">Fixed (see item 2).</w:t>
+        <w:t xml:space="preserve">6d. ✅</w:t>
+      </w:r>
+      <w:r>
+        <w:t xml:space="preserve"> </w:t>
+      </w:r>
+      <w:r>
+        <w:rPr>
+          <w:bCs/>
+          <w:b/>
+        </w:rPr>
+        <w:t xml:space="preserve">Chapter 6 art.</w:t>
+      </w:r>
+      <w:r>
+        <w:t xml:space="preserve"> </w:t>
+      </w:r>
+      <w:r>
+        <w:t xml:space="preserve">Fixed as you asked. The paragraph now begins:</w:t>
+      </w:r>
+      <w:r>
+        <w:t xml:space="preserve"> </w:t>
+      </w:r>
+      <w:r>
+        <w:rPr>
+          <w:bCs/>
+          <w:b/>
+        </w:rPr>
+        <w:t xml:space="preserve">“</w:t>
+      </w:r>
+      <w:r>
+        <w:rPr>
+          <w:bCs/>
+          <w:b/>
+        </w:rPr>
+        <w:t xml:space="preserve">After the flood, the families of Ham’s sons Cush, Mizraim, and Put built great nations in Africa.</w:t>
+      </w:r>
+      <w:r>
+        <w:rPr>
+          <w:bCs/>
+          <w:b/>
+        </w:rPr>
+        <w:t xml:space="preserve">”</w:t>
+      </w:r>
+      <w:r>
+        <w:t xml:space="preserve"> </w:t>
+      </w:r>
+      <w:r>
+        <w:t xml:space="preserve">The rest of the paragraph is unchanged and rewrapped.</w:t>
       </w:r>
     </w:p>
     <w:p>
@@ -1590,277 +1743,62 @@
         <w:pStyle w:val="BodyText"/>
       </w:pPr>
       <w:r>
-        <w:t xml:space="preserve">6b.</w:t>
-      </w:r>
-      <w:r>
-        <w:t xml:space="preserve"> </w:t>
-      </w:r>
-      <w:r>
-        <w:rPr>
-          <w:bCs/>
-          <w:b/>
-        </w:rPr>
-        <w:t xml:space="preserve">Chapter 9 art</w:t>
-      </w:r>
-      <w:r>
-        <w:t xml:space="preserve"> </w:t>
-      </w:r>
-      <w:r>
-        <w:t xml:space="preserve">shows</w:t>
-      </w:r>
-      <w:r>
-        <w:t xml:space="preserve"> </w:t>
-      </w:r>
-      <w:r>
-        <w:t xml:space="preserve">“</w:t>
-      </w:r>
-      <w:r>
-        <w:rPr>
-          <w:iCs/>
-          <w:i/>
-        </w:rPr>
-        <w:t xml:space="preserve">God allowed everything that happened to Joseph to position him for a greater purpose.</w:t>
-      </w:r>
-      <w:r>
-        <w:t xml:space="preserve">”</w:t>
-      </w:r>
-      <w:r>
-        <w:t xml:space="preserve"> </w:t>
-      </w:r>
-      <w:r>
-        <w:t xml:space="preserve">in quotation marks, labelled</w:t>
-      </w:r>
-      <w:r>
-        <w:t xml:space="preserve"> </w:t>
-      </w:r>
-      <w:r>
-        <w:rPr>
-          <w:bCs/>
-          <w:b/>
-        </w:rPr>
-        <w:t xml:space="preserve">Genesis 37:28, 36</w:t>
-      </w:r>
-      <w:r>
-        <w:t xml:space="preserve">.</w:t>
-      </w:r>
-      <w:r>
-        <w:t xml:space="preserve"> </w:t>
-      </w:r>
-      <w:r>
-        <w:t xml:space="preserve">- That sentence is a summary, not a Bible verse, so it shouldn’t carry quotation marks and a verse reference.</w:t>
-      </w:r>
-      <w:r>
-        <w:t xml:space="preserve"> </w:t>
-      </w:r>
-      <w:r>
-        <w:t xml:space="preserve">-</w:t>
-      </w:r>
-      <w:r>
-        <w:t xml:space="preserve"> </w:t>
-      </w:r>
-      <w:r>
-        <w:rPr>
-          <w:bCs/>
-          <w:b/>
-        </w:rPr>
-        <w:t xml:space="preserve">Suggestions:</w:t>
-      </w:r>
-      <w:r>
-        <w:t xml:space="preserve"> </w:t>
-      </w:r>
-      <w:r>
-        <w:t xml:space="preserve">- Relabel it as a summary (remove the quotation marks and reference).</w:t>
-      </w:r>
-      <w:r>
-        <w:t xml:space="preserve"> </w:t>
-      </w:r>
-      <w:r>
-        <w:t xml:space="preserve">- Or replace it with Genesis 50:20 or Genesis 39:2.</w:t>
-      </w:r>
-    </w:p>
-    <w:p>
-      <w:pPr>
-        <w:pStyle w:val="BodyText"/>
-      </w:pPr>
-      <w:r>
-        <w:t xml:space="preserve">6c. ✅</w:t>
-      </w:r>
-      <w:r>
-        <w:t xml:space="preserve"> </w:t>
-      </w:r>
-      <w:r>
-        <w:rPr>
-          <w:bCs/>
-          <w:b/>
-        </w:rPr>
-        <w:t xml:space="preserve">Chapter 12 art (</w:t>
-      </w:r>
-      <w:r>
-        <w:rPr>
-          <w:bCs/>
-          <w:b/>
-        </w:rPr>
-        <w:t xml:space="preserve">“</w:t>
-      </w:r>
-      <w:r>
-        <w:rPr>
-          <w:bCs/>
-          <w:b/>
-        </w:rPr>
-        <w:t xml:space="preserve">A Faithful Servant</w:t>
-      </w:r>
-      <w:r>
-        <w:rPr>
-          <w:bCs/>
-          <w:b/>
-        </w:rPr>
-        <w:t xml:space="preserve">”</w:t>
-      </w:r>
-      <w:r>
-        <w:rPr>
-          <w:bCs/>
-          <w:b/>
-        </w:rPr>
-        <w:t xml:space="preserve"> </w:t>
-      </w:r>
-      <w:r>
-        <w:rPr>
-          <w:bCs/>
-          <w:b/>
-        </w:rPr>
-        <w:t xml:space="preserve">panel).</w:t>
-      </w:r>
-      <w:r>
-        <w:t xml:space="preserve"> </w:t>
-      </w:r>
-      <w:r>
-        <w:t xml:space="preserve">Fixed as you asked.</w:t>
-      </w:r>
-      <w:r>
-        <w:t xml:space="preserve"> </w:t>
-      </w:r>
-      <w:r>
-        <w:t xml:space="preserve">“</w:t>
-      </w:r>
-      <w:r>
-        <w:t xml:space="preserve">Joseph worked in Pharaoh’s house</w:t>
-      </w:r>
-      <w:r>
-        <w:t xml:space="preserve">”</w:t>
-      </w:r>
-      <w:r>
-        <w:t xml:space="preserve"> </w:t>
-      </w:r>
-      <w:r>
-        <w:t xml:space="preserve">→</w:t>
-      </w:r>
-      <w:r>
-        <w:t xml:space="preserve"> </w:t>
-      </w:r>
-      <w:r>
-        <w:t xml:space="preserve">“</w:t>
-      </w:r>
-      <w:r>
-        <w:t xml:space="preserve">Joseph worked in</w:t>
-      </w:r>
-      <w:r>
-        <w:t xml:space="preserve"> </w:t>
-      </w:r>
-      <w:r>
-        <w:rPr>
-          <w:bCs/>
-          <w:b/>
-        </w:rPr>
-        <w:t xml:space="preserve">Potiphar’s</w:t>
-      </w:r>
-      <w:r>
-        <w:t xml:space="preserve"> </w:t>
-      </w:r>
-      <w:r>
-        <w:t xml:space="preserve">house</w:t>
-      </w:r>
-      <w:r>
-        <w:t xml:space="preserve">”</w:t>
-      </w:r>
-      <w:r>
-        <w:t xml:space="preserve"> </w:t>
-      </w:r>
-      <w:r>
-        <w:t xml:space="preserve">(Genesis 39:1–4). The panel’s three lines were relettered together so the type matches.</w:t>
-      </w:r>
-    </w:p>
-    <w:p>
-      <w:pPr>
-        <w:pStyle w:val="BodyText"/>
-      </w:pPr>
-      <w:r>
-        <w:t xml:space="preserve">6d.</w:t>
-      </w:r>
-      <w:r>
-        <w:t xml:space="preserve"> </w:t>
-      </w:r>
-      <w:r>
-        <w:rPr>
-          <w:bCs/>
-          <w:b/>
-        </w:rPr>
-        <w:t xml:space="preserve">Chapter 6 art</w:t>
-      </w:r>
-      <w:r>
-        <w:t xml:space="preserve"> </w:t>
-      </w:r>
-      <w:r>
-        <w:t xml:space="preserve">says</w:t>
-      </w:r>
-      <w:r>
-        <w:t xml:space="preserve"> </w:t>
-      </w:r>
-      <w:r>
-        <w:t xml:space="preserve">“</w:t>
-      </w:r>
-      <w:r>
-        <w:rPr>
-          <w:iCs/>
-          <w:i/>
-        </w:rPr>
-        <w:t xml:space="preserve">After the flood, Ham’s descendants built great nations in Africa.</w:t>
-      </w:r>
-      <w:r>
-        <w:t xml:space="preserve">”</w:t>
-      </w:r>
-      <w:r>
-        <w:t xml:space="preserve"> </w:t>
-      </w:r>
-      <w:r>
-        <w:t xml:space="preserve">- It states as fact a link that the text (Chapter 4) carefully presents as association and interpretation.</w:t>
-      </w:r>
-      <w:r>
-        <w:t xml:space="preserve"> </w:t>
-      </w:r>
-      <w:r>
-        <w:t xml:space="preserve">-</w:t>
-      </w:r>
-      <w:r>
-        <w:t xml:space="preserve"> </w:t>
-      </w:r>
-      <w:r>
-        <w:rPr>
-          <w:bCs/>
-          <w:b/>
-        </w:rPr>
-        <w:t xml:space="preserve">Suggested:</w:t>
-      </w:r>
-      <w:r>
-        <w:t xml:space="preserve"> </w:t>
-      </w:r>
-      <w:r>
-        <w:t xml:space="preserve">“</w:t>
-      </w:r>
-      <w:r>
-        <w:t xml:space="preserve">Many of the peoples linked with Ham’s family lived in Africa and built great nations.</w:t>
-      </w:r>
-      <w:r>
-        <w:t xml:space="preserve">”</w:t>
+        <w:t xml:space="preserve">6g. ✅</w:t>
+      </w:r>
+      <w:r>
+        <w:t xml:space="preserve"> </w:t>
+      </w:r>
+      <w:r>
+        <w:rPr>
+          <w:bCs/>
+          <w:b/>
+        </w:rPr>
+        <w:t xml:space="preserve">Chapter 4 art (Canaan panel): today’s map added, as you asked.</w:t>
+      </w:r>
+      <w:r>
+        <w:t xml:space="preserve"> </w:t>
+      </w:r>
+      <w:r>
+        <w:t xml:space="preserve">“</w:t>
+      </w:r>
+      <w:r>
+        <w:t xml:space="preserve">(Levant region)</w:t>
+      </w:r>
+      <w:r>
+        <w:t xml:space="preserve">”</w:t>
+      </w:r>
+      <w:r>
+        <w:t xml:space="preserve"> </w:t>
+      </w:r>
+      <w:r>
+        <w:t xml:space="preserve">became</w:t>
+      </w:r>
+      <w:r>
+        <w:t xml:space="preserve"> </w:t>
+      </w:r>
+      <w:r>
+        <w:rPr>
+          <w:bCs/>
+          <w:b/>
+        </w:rPr>
+        <w:t xml:space="preserve">“</w:t>
+      </w:r>
+      <w:r>
+        <w:rPr>
+          <w:bCs/>
+          <w:b/>
+        </w:rPr>
+        <w:t xml:space="preserve">(today: Israel, Palestine, Lebanon, and parts of Syria and Jordan)</w:t>
+      </w:r>
+      <w:r>
+        <w:rPr>
+          <w:bCs/>
+          <w:b/>
+        </w:rPr>
+        <w:t xml:space="preserve">”</w:t>
+      </w:r>
+      <w:r>
+        <w:t xml:space="preserve">. Relettering the panel also removed some garbled strike-through marks in the original artwork.</w:t>
       </w:r>
     </w:p>
     <w:p>
@@ -2580,48 +2518,71 @@
         <w:pStyle w:val="Compact"/>
       </w:pPr>
       <w:r>
-        <w:rPr>
-          <w:bCs/>
-          <w:b/>
-        </w:rPr>
-        <w:t xml:space="preserve">Chapter 4:</w:t>
-      </w:r>
-      <w:r>
-        <w:t xml:space="preserve"> </w:t>
-      </w:r>
-      <w:r>
-        <w:t xml:space="preserve">add one sentence on</w:t>
-      </w:r>
-      <w:r>
-        <w:t xml:space="preserve"> </w:t>
-      </w:r>
-      <w:r>
-        <w:rPr>
-          <w:bCs/>
-          <w:b/>
-        </w:rPr>
-        <w:t xml:space="preserve">Put</w:t>
-      </w:r>
-      <w:r>
-        <w:t xml:space="preserve">, for example</w:t>
-      </w:r>
-      <w:r>
-        <w:t xml:space="preserve"> </w:t>
-      </w:r>
-      <w:r>
-        <w:t xml:space="preserve">“</w:t>
-      </w:r>
-      <w:r>
-        <w:t xml:space="preserve">Put is often associated with lands west of Egypt, such as ancient Libya.</w:t>
-      </w:r>
-      <w:r>
-        <w:t xml:space="preserve">”</w:t>
-      </w:r>
-      <w:r>
-        <w:t xml:space="preserve"> </w:t>
-      </w:r>
-      <w:r>
-        <w:t xml:space="preserve">The text explains Cush and Mizraim but not Put.</w:t>
+        <w:t xml:space="preserve">✅</w:t>
+      </w:r>
+      <w:r>
+        <w:t xml:space="preserve"> </w:t>
+      </w:r>
+      <w:r>
+        <w:rPr>
+          <w:bCs/>
+          <w:b/>
+        </w:rPr>
+        <w:t xml:space="preserve">Chapter 4 (done):</w:t>
+      </w:r>
+      <w:r>
+        <w:t xml:space="preserve"> </w:t>
+      </w:r>
+      <w:r>
+        <w:t xml:space="preserve">The text now explains Put and makes the Africa link clear:</w:t>
+      </w:r>
+      <w:r>
+        <w:t xml:space="preserve"> </w:t>
+      </w:r>
+      <w:r>
+        <w:t xml:space="preserve">“</w:t>
+      </w:r>
+      <w:r>
+        <w:t xml:space="preserve">Put is often associated with lands west of Egypt, such as ancient Libya. So three of Ham’s sons—Cush, Mizraim, and Put—are linked with lands in Africa. Canaan’s family settled in the land of Canaan, northeast of Egypt.</w:t>
+      </w:r>
+      <w:r>
+        <w:t xml:space="preserve">”</w:t>
+      </w:r>
+      <w:r>
+        <w:t xml:space="preserve"> </w:t>
+      </w:r>
+      <w:r>
+        <w:t xml:space="preserve">It also has an</w:t>
+      </w:r>
+      <w:r>
+        <w:t xml:space="preserve"> </w:t>
+      </w:r>
+      <w:r>
+        <w:rPr>
+          <w:bCs/>
+          <w:b/>
+        </w:rPr>
+        <w:t xml:space="preserve">“</w:t>
+      </w:r>
+      <w:r>
+        <w:rPr>
+          <w:bCs/>
+          <w:b/>
+        </w:rPr>
+        <w:t xml:space="preserve">On Today’s Map</w:t>
+      </w:r>
+      <w:r>
+        <w:rPr>
+          <w:bCs/>
+          <w:b/>
+        </w:rPr>
+        <w:t xml:space="preserve">”</w:t>
+      </w:r>
+      <w:r>
+        <w:t xml:space="preserve"> </w:t>
+      </w:r>
+      <w:r>
+        <w:t xml:space="preserve">box: Cush (Kush, Nubia) = Sudan and southern Egypt; Mizraim = Egypt; Put = Libya; Canaan = Israel, the Palestinian territories (the West Bank and Gaza), Lebanon, and parts of Syria and Jordan.</w:t>
       </w:r>
     </w:p>
     <w:p>

--- a/deliverables/04_Open_Issues_For_Approval.docx
+++ b/deliverables/04_Open_Issues_For_Approval.docx
@@ -2213,13 +2213,594 @@
     </w:p>
     <w:bookmarkEnd w:id="28"/>
     <w:bookmarkEnd w:id="29"/>
-    <w:bookmarkStart w:id="30" w:name="d.-cover-separate-file-not-changed"/>
+    <w:bookmarkStart w:id="30" w:name="Xd89913f76232398a6fb74cc4ca52ee2bff0d45f"/>
     <w:p>
       <w:pPr>
         <w:pStyle w:val="Heading2"/>
       </w:pPr>
       <w:r>
-        <w:t xml:space="preserve">D. Cover (separate file, not changed)</w:t>
+        <w:t xml:space="preserve">D. Cover: ✅ formatted (</w:t>
+      </w:r>
+      <w:r>
+        <w:rPr>
+          <w:rStyle w:val="VerbatimChar"/>
+        </w:rPr>
+        <w:t xml:space="preserve">05_KDP_Cover_Joesiah_Malani_Book1.pdf</w:t>
+      </w:r>
+      <w:r>
+        <w:t xml:space="preserve">)</w:t>
+      </w:r>
+    </w:p>
+    <w:p>
+      <w:pPr>
+        <w:pStyle w:val="FirstParagraph"/>
+      </w:pPr>
+      <w:r>
+        <w:t xml:space="preserve">Built from your cover draft. The cover artwork itself was not changed except where noted below.</w:t>
+      </w:r>
+    </w:p>
+    <w:tbl>
+      <w:tblPr>
+        <w:tblStyle w:val="Table"/>
+        <w:tblW w:type="pct" w:w="5000"/>
+        <w:tblLook w:firstRow="1" w:lastRow="0" w:firstColumn="0" w:lastColumn="0" w:noHBand="0" w:noVBand="0" w:val="0020"/>
+        <w:jc w:val="start"/>
+      </w:tblPr>
+      <w:tblGrid>
+        <w:gridCol w:w="3960"/>
+        <w:gridCol w:w="3960"/>
+      </w:tblGrid>
+      <w:tr>
+        <w:trPr>
+          <w:tblHeader w:val="true"/>
+        </w:trPr>
+        <w:tc>
+          <w:tcPr/>
+          <w:p>
+            <w:pPr>
+              <w:pStyle w:val="Compact"/>
+              <w:jc w:val="left"/>
+            </w:pPr>
+            <w:r>
+              <w:t xml:space="preserve">Item</w:t>
+            </w:r>
+          </w:p>
+        </w:tc>
+        <w:tc>
+          <w:tcPr/>
+          <w:p>
+            <w:pPr>
+              <w:pStyle w:val="Compact"/>
+              <w:jc w:val="left"/>
+            </w:pPr>
+            <w:r>
+              <w:t xml:space="preserve">Result</w:t>
+            </w:r>
+          </w:p>
+        </w:tc>
+      </w:tr>
+      <w:tr>
+        <w:tc>
+          <w:tcPr/>
+          <w:p>
+            <w:pPr>
+              <w:pStyle w:val="Compact"/>
+              <w:jc w:val="left"/>
+            </w:pPr>
+            <w:r>
+              <w:t xml:space="preserve">Size</w:t>
+            </w:r>
+          </w:p>
+        </w:tc>
+        <w:tc>
+          <w:tcPr/>
+          <w:p>
+            <w:pPr>
+              <w:pStyle w:val="Compact"/>
+              <w:jc w:val="left"/>
+            </w:pPr>
+            <w:r>
+              <w:rPr>
+                <w:bCs/>
+                <w:b/>
+              </w:rPr>
+              <w:t xml:space="preserve">17.325 × 11.25 in</w:t>
+            </w:r>
+            <w:r>
+              <w:t xml:space="preserve">. Back (8.5 in) + spine (0.0751 in) + front (8.5 in), plus 0.125 in bleed all round. Calculated for</w:t>
+            </w:r>
+            <w:r>
+              <w:t xml:space="preserve"> </w:t>
+            </w:r>
+            <w:r>
+              <w:rPr>
+                <w:bCs/>
+                <w:b/>
+              </w:rPr>
+              <w:t xml:space="preserve">32 pages</w:t>
+            </w:r>
+            <w:r>
+              <w:t xml:space="preserve">: KDP counts the 31-page interior as 32 after adding a blank page.</w:t>
+            </w:r>
+          </w:p>
+        </w:tc>
+      </w:tr>
+      <w:tr>
+        <w:tc>
+          <w:tcPr/>
+          <w:p>
+            <w:pPr>
+              <w:pStyle w:val="Compact"/>
+              <w:jc w:val="left"/>
+            </w:pPr>
+            <w:r>
+              <w:t xml:space="preserve">Author</w:t>
+            </w:r>
+          </w:p>
+        </w:tc>
+        <w:tc>
+          <w:tcPr/>
+          <w:p>
+            <w:pPr>
+              <w:pStyle w:val="Compact"/>
+              <w:jc w:val="left"/>
+            </w:pPr>
+            <w:r>
+              <w:t xml:space="preserve">Banner relettered to</w:t>
+            </w:r>
+            <w:r>
+              <w:t xml:space="preserve"> </w:t>
+            </w:r>
+            <w:r>
+              <w:rPr>
+                <w:bCs/>
+                <w:b/>
+              </w:rPr>
+              <w:t xml:space="preserve">“</w:t>
+            </w:r>
+            <w:r>
+              <w:rPr>
+                <w:bCs/>
+                <w:b/>
+              </w:rPr>
+              <w:t xml:space="preserve">By LeTisha C. Cleveland</w:t>
+            </w:r>
+            <w:r>
+              <w:rPr>
+                <w:bCs/>
+                <w:b/>
+              </w:rPr>
+              <w:t xml:space="preserve">”</w:t>
+            </w:r>
+            <w:r>
+              <w:t xml:space="preserve">, in matching gold. It now matches the interior.</w:t>
+            </w:r>
+          </w:p>
+        </w:tc>
+      </w:tr>
+      <w:tr>
+        <w:tc>
+          <w:tcPr/>
+          <w:p>
+            <w:pPr>
+              <w:pStyle w:val="Compact"/>
+              <w:jc w:val="left"/>
+            </w:pPr>
+            <w:r>
+              <w:t xml:space="preserve">ISBN</w:t>
+            </w:r>
+          </w:p>
+        </w:tc>
+        <w:tc>
+          <w:tcPr/>
+          <w:p>
+            <w:pPr>
+              <w:pStyle w:val="Compact"/>
+              <w:jc w:val="left"/>
+            </w:pPr>
+            <w:r>
+              <w:t xml:space="preserve">The placeholder</w:t>
+            </w:r>
+            <w:r>
+              <w:t xml:space="preserve"> </w:t>
+            </w:r>
+            <w:r>
+              <w:t xml:space="preserve">“</w:t>
+            </w:r>
+            <w:r>
+              <w:t xml:space="preserve">ISBN 978-1-736274-00-0</w:t>
+            </w:r>
+            <w:r>
+              <w:t xml:space="preserve">”</w:t>
+            </w:r>
+            <w:r>
+              <w:t xml:space="preserve"> </w:t>
+            </w:r>
+            <w:r>
+              <w:t xml:space="preserve">(not a valid number) and its fake barcode are</w:t>
+            </w:r>
+            <w:r>
+              <w:t xml:space="preserve"> </w:t>
+            </w:r>
+            <w:r>
+              <w:rPr>
+                <w:bCs/>
+                <w:b/>
+              </w:rPr>
+              <w:t xml:space="preserve">covered by a clean white box</w:t>
+            </w:r>
+            <w:r>
+              <w:t xml:space="preserve">. The box includes KDP’s barcode spot (2 × 1.2 in, 0.25 in from the spine and bottom edge), so</w:t>
+            </w:r>
+            <w:r>
+              <w:t xml:space="preserve"> </w:t>
+            </w:r>
+            <w:r>
+              <w:rPr>
+                <w:bCs/>
+                <w:b/>
+              </w:rPr>
+              <w:t xml:space="preserve">KDP prints the real barcode there</w:t>
+            </w:r>
+            <w:r>
+              <w:t xml:space="preserve"> </w:t>
+            </w:r>
+            <w:r>
+              <w:t xml:space="preserve">for its free ISBN.</w:t>
+            </w:r>
+          </w:p>
+        </w:tc>
+      </w:tr>
+      <w:tr>
+        <w:tc>
+          <w:tcPr/>
+          <w:p>
+            <w:pPr>
+              <w:pStyle w:val="Compact"/>
+              <w:jc w:val="left"/>
+            </w:pPr>
+            <w:r>
+              <w:t xml:space="preserve">Spine</w:t>
+            </w:r>
+          </w:p>
+        </w:tc>
+        <w:tc>
+          <w:tcPr/>
+          <w:p>
+            <w:pPr>
+              <w:pStyle w:val="Compact"/>
+              <w:jc w:val="left"/>
+            </w:pPr>
+            <w:r>
+              <w:t xml:space="preserve">No text, which is correct: KDP only allows spine text on books over 79 pages. The spine is filled from the edges of the front and back art, so a small printing shift won’t show a stripe.</w:t>
+            </w:r>
+          </w:p>
+        </w:tc>
+      </w:tr>
+      <w:tr>
+        <w:tc>
+          <w:tcPr/>
+          <w:p>
+            <w:pPr>
+              <w:pStyle w:val="Compact"/>
+              <w:jc w:val="left"/>
+            </w:pPr>
+            <w:r>
+              <w:t xml:space="preserve">Safe zone</w:t>
+            </w:r>
+          </w:p>
+        </w:tc>
+        <w:tc>
+          <w:tcPr/>
+          <w:p>
+            <w:pPr>
+              <w:pStyle w:val="Compact"/>
+              <w:jc w:val="left"/>
+            </w:pPr>
+            <w:r>
+              <w:t xml:space="preserve">All cover text is at least 0.15 in inside the trim (KDP minimum 0.125 in). The closest items are the back-cover headline and the crown on the front.</w:t>
+            </w:r>
+          </w:p>
+        </w:tc>
+      </w:tr>
+      <w:tr>
+        <w:tc>
+          <w:tcPr/>
+          <w:p>
+            <w:pPr>
+              <w:pStyle w:val="Compact"/>
+              <w:jc w:val="left"/>
+            </w:pPr>
+            <w:r>
+              <w:t xml:space="preserve">Fonts</w:t>
+            </w:r>
+          </w:p>
+        </w:tc>
+        <w:tc>
+          <w:tcPr/>
+          <w:p>
+            <w:pPr>
+              <w:pStyle w:val="Compact"/>
+              <w:jc w:val="left"/>
+            </w:pPr>
+            <w:r>
+              <w:t xml:space="preserve">No live text in the PDF, so there’s nothing to embed.</w:t>
+            </w:r>
+          </w:p>
+        </w:tc>
+      </w:tr>
+      <w:tr>
+        <w:tc>
+          <w:tcPr/>
+          <w:p>
+            <w:pPr>
+              <w:pStyle w:val="Compact"/>
+              <w:jc w:val="left"/>
+            </w:pPr>
+            <w:r>
+              <w:t xml:space="preserve">Resolution</w:t>
+            </w:r>
+          </w:p>
+        </w:tc>
+        <w:tc>
+          <w:tcPr/>
+          <w:p>
+            <w:pPr>
+              <w:pStyle w:val="Compact"/>
+              <w:jc w:val="left"/>
+            </w:pPr>
+            <w:r>
+              <w:t xml:space="preserve">⚠️ The draft artwork is only 738 × 1024 px (about 86 DPI). I enlarged it to 300 DPI with high-quality resampling. It passes KDP’s check, but the</w:t>
+            </w:r>
+            <w:r>
+              <w:t xml:space="preserve"> </w:t>
+            </w:r>
+            <w:r>
+              <w:rPr>
+                <w:bCs/>
+                <w:b/>
+              </w:rPr>
+              <w:t xml:space="preserve">cover will print noticeably softer than the interior</w:t>
+            </w:r>
+            <w:r>
+              <w:t xml:space="preserve">. This is the most visible part of the book, so check it carefully in the printed proof.</w:t>
+            </w:r>
+          </w:p>
+        </w:tc>
+      </w:tr>
+    </w:tbl>
+    <w:p>
+      <w:pPr>
+        <w:pStyle w:val="BodyText"/>
+      </w:pPr>
+      <w:r>
+        <w:rPr>
+          <w:bCs/>
+          <w:b/>
+        </w:rPr>
+        <w:t xml:space="preserve">Your choices when you set up the book in KDP:</w:t>
+      </w:r>
+      <w:r>
+        <w:t xml:space="preserve"> </w:t>
+      </w:r>
+      <w:r>
+        <w:t xml:space="preserve">-</w:t>
+      </w:r>
+      <w:r>
+        <w:t xml:space="preserve"> </w:t>
+      </w:r>
+      <w:r>
+        <w:rPr>
+          <w:bCs/>
+          <w:b/>
+        </w:rPr>
+        <w:t xml:space="preserve">Paperback content → ISBN:</w:t>
+      </w:r>
+      <w:r>
+        <w:t xml:space="preserve"> </w:t>
+      </w:r>
+      <w:r>
+        <w:t xml:space="preserve">choose</w:t>
+      </w:r>
+      <w:r>
+        <w:t xml:space="preserve"> </w:t>
+      </w:r>
+      <w:r>
+        <w:t xml:space="preserve">“</w:t>
+      </w:r>
+      <w:r>
+        <w:t xml:space="preserve">Get a free KDP ISBN</w:t>
+      </w:r>
+      <w:r>
+        <w:t xml:space="preserve">”</w:t>
+      </w:r>
+      <w:r>
+        <w:t xml:space="preserve">. Your cover is ready for KDP’s barcode.</w:t>
+      </w:r>
+      <w:r>
+        <w:t xml:space="preserve"> </w:t>
+      </w:r>
+      <w:r>
+        <w:t xml:space="preserve">-</w:t>
+      </w:r>
+      <w:r>
+        <w:t xml:space="preserve"> </w:t>
+      </w:r>
+      <w:r>
+        <w:rPr>
+          <w:bCs/>
+          <w:b/>
+        </w:rPr>
+        <w:t xml:space="preserve">If you buy your own ISBN instead:</w:t>
+      </w:r>
+      <w:r>
+        <w:t xml:space="preserve"> </w:t>
+      </w:r>
+      <w:r>
+        <w:t xml:space="preserve">tell me the number. I’ll put its real barcode in the white box.</w:t>
+      </w:r>
+      <w:r>
+        <w:t xml:space="preserve"> </w:t>
+      </w:r>
+      <w:r>
+        <w:t xml:space="preserve">-</w:t>
+      </w:r>
+      <w:r>
+        <w:t xml:space="preserve"> </w:t>
+      </w:r>
+      <w:r>
+        <w:rPr>
+          <w:bCs/>
+          <w:b/>
+        </w:rPr>
+        <w:t xml:space="preserve">Cover →</w:t>
+      </w:r>
+      <w:r>
+        <w:rPr>
+          <w:bCs/>
+          <w:b/>
+        </w:rPr>
+        <w:t xml:space="preserve"> </w:t>
+      </w:r>
+      <w:r>
+        <w:rPr>
+          <w:bCs/>
+          <w:b/>
+        </w:rPr>
+        <w:t xml:space="preserve">“</w:t>
+      </w:r>
+      <w:r>
+        <w:rPr>
+          <w:bCs/>
+          <w:b/>
+        </w:rPr>
+        <w:t xml:space="preserve">Upload a cover you already have</w:t>
+      </w:r>
+      <w:r>
+        <w:rPr>
+          <w:bCs/>
+          <w:b/>
+        </w:rPr>
+        <w:t xml:space="preserve">”</w:t>
+      </w:r>
+      <w:r>
+        <w:t xml:space="preserve">, then choose</w:t>
+      </w:r>
+      <w:r>
+        <w:t xml:space="preserve"> </w:t>
+      </w:r>
+      <w:r>
+        <w:rPr>
+          <w:rStyle w:val="VerbatimChar"/>
+        </w:rPr>
+        <w:t xml:space="preserve">05_KDP_Cover_Joesiah_Malani_Book1.pdf</w:t>
+      </w:r>
+      <w:r>
+        <w:t xml:space="preserve">.</w:t>
+      </w:r>
+      <w:r>
+        <w:t xml:space="preserve"> </w:t>
+      </w:r>
+      <w:r>
+        <w:t xml:space="preserve">-</w:t>
+      </w:r>
+      <w:r>
+        <w:t xml:space="preserve"> </w:t>
+      </w:r>
+      <w:r>
+        <w:rPr>
+          <w:bCs/>
+          <w:b/>
+        </w:rPr>
+        <w:t xml:space="preserve">Glossy finish.</w:t>
+      </w:r>
+      <w:r>
+        <w:t xml:space="preserve"> </w:t>
+      </w:r>
+      <w:r>
+        <w:t xml:space="preserve">If the previewer reports a size mismatch, your final page count differs from 32. Tell me the number KDP shows and I’ll resize.</w:t>
+      </w:r>
+    </w:p>
+    <w:p>
+      <w:pPr>
+        <w:pStyle w:val="BodyText"/>
+      </w:pPr>
+      <w:r>
+        <w:rPr>
+          <w:bCs/>
+          <w:b/>
+        </w:rPr>
+        <w:t xml:space="preserve">Optional wording on the cover (not changed):</w:t>
+      </w:r>
+      <w:r>
+        <w:t xml:space="preserve"> </w:t>
+      </w:r>
+      <w:r>
+        <w:t xml:space="preserve">- The back-cover motto (</w:t>
+      </w:r>
+      <w:r>
+        <w:t xml:space="preserve">“</w:t>
+      </w:r>
+      <w:r>
+        <w:t xml:space="preserve">Know Your History. Be Proud of Your Story. Walk in Your Purpose.</w:t>
+      </w:r>
+      <w:r>
+        <w:t xml:space="preserve">”</w:t>
+      </w:r>
+      <w:r>
+        <w:t xml:space="preserve">) differs from the motto inside the book.</w:t>
+      </w:r>
+      <w:r>
+        <w:t xml:space="preserve"> </w:t>
+      </w:r>
+      <w:r>
+        <w:t xml:space="preserve">- The back cover says the children</w:t>
+      </w:r>
+      <w:r>
+        <w:t xml:space="preserve"> </w:t>
+      </w:r>
+      <w:r>
+        <w:t xml:space="preserve">“</w:t>
+      </w:r>
+      <w:r>
+        <w:t xml:space="preserve">travel back in time with Grandma</w:t>
+      </w:r>
+      <w:r>
+        <w:t xml:space="preserve">”</w:t>
+      </w:r>
+      <w:r>
+        <w:t xml:space="preserve">. That’s fine if time travel is part of the story’s concept. It doesn’t repeat the old series name.</w:t>
+      </w:r>
+      <w:r>
+        <w:t xml:space="preserve"> </w:t>
+      </w:r>
+      <w:r>
+        <w:t xml:space="preserve">- The front cover doesn’t say</w:t>
+      </w:r>
+      <w:r>
+        <w:t xml:space="preserve"> </w:t>
+      </w:r>
+      <w:r>
+        <w:t xml:space="preserve">“</w:t>
+      </w:r>
+      <w:r>
+        <w:t xml:space="preserve">Book 1</w:t>
+      </w:r>
+      <w:r>
+        <w:t xml:space="preserve">”</w:t>
+      </w:r>
+      <w:r>
+        <w:t xml:space="preserve">. It’s optional, and can be added under the title if you want.</w:t>
+      </w:r>
+    </w:p>
+    <w:bookmarkEnd w:id="30"/>
+    <w:bookmarkStart w:id="31" w:name="X24b36e912db8f246a1587d13fa2d01db15236b4"/>
+    <w:p>
+      <w:pPr>
+        <w:pStyle w:val="Heading2"/>
+      </w:pPr>
+      <w:r>
+        <w:t xml:space="preserve">E. Optional editorial suggestions (not applied)</w:t>
       </w:r>
     </w:p>
     <w:p>
@@ -2231,11 +2812,189 @@
         <w:pStyle w:val="Compact"/>
       </w:pPr>
       <w:r>
-        <w:rPr>
-          <w:bCs/>
-          <w:b/>
-        </w:rPr>
-        <w:t xml:space="preserve">ISBN:</w:t>
+        <w:t xml:space="preserve">✅</w:t>
+      </w:r>
+      <w:r>
+        <w:t xml:space="preserve"> </w:t>
+      </w:r>
+      <w:r>
+        <w:rPr>
+          <w:bCs/>
+          <w:b/>
+        </w:rPr>
+        <w:t xml:space="preserve">Chapter 4 (done):</w:t>
+      </w:r>
+      <w:r>
+        <w:t xml:space="preserve"> </w:t>
+      </w:r>
+      <w:r>
+        <w:t xml:space="preserve">The text now explains Put and makes the Africa link clear:</w:t>
+      </w:r>
+      <w:r>
+        <w:t xml:space="preserve"> </w:t>
+      </w:r>
+      <w:r>
+        <w:t xml:space="preserve">“</w:t>
+      </w:r>
+      <w:r>
+        <w:t xml:space="preserve">Put is often associated with lands west of Egypt, such as ancient Libya. So three of Ham’s sons—Cush, Mizraim, and Put—are linked with lands in Africa. Canaan’s family settled in the land of Canaan, northeast of Egypt.</w:t>
+      </w:r>
+      <w:r>
+        <w:t xml:space="preserve">”</w:t>
+      </w:r>
+      <w:r>
+        <w:t xml:space="preserve"> </w:t>
+      </w:r>
+      <w:r>
+        <w:t xml:space="preserve">It also has an</w:t>
+      </w:r>
+      <w:r>
+        <w:t xml:space="preserve"> </w:t>
+      </w:r>
+      <w:r>
+        <w:rPr>
+          <w:bCs/>
+          <w:b/>
+        </w:rPr>
+        <w:t xml:space="preserve">“</w:t>
+      </w:r>
+      <w:r>
+        <w:rPr>
+          <w:bCs/>
+          <w:b/>
+        </w:rPr>
+        <w:t xml:space="preserve">On Today’s Map</w:t>
+      </w:r>
+      <w:r>
+        <w:rPr>
+          <w:bCs/>
+          <w:b/>
+        </w:rPr>
+        <w:t xml:space="preserve">”</w:t>
+      </w:r>
+      <w:r>
+        <w:t xml:space="preserve"> </w:t>
+      </w:r>
+      <w:r>
+        <w:t xml:space="preserve">box: Cush (Kush, Nubia) = Sudan and southern Egypt; Mizraim = Egypt; Put = Libya; Canaan = Israel, the Palestinian territories (the West Bank and Gaza), Lebanon, and parts of Syria and Jordan.</w:t>
+      </w:r>
+    </w:p>
+    <w:p>
+      <w:pPr>
+        <w:numPr>
+          <w:ilvl w:val="0"/>
+          <w:numId w:val="1007"/>
+        </w:numPr>
+        <w:pStyle w:val="Compact"/>
+      </w:pPr>
+      <w:r>
+        <w:rPr>
+          <w:bCs/>
+          <w:b/>
+        </w:rPr>
+        <w:t xml:space="preserve">Chapter 5:</w:t>
+      </w:r>
+      <w:r>
+        <w:t xml:space="preserve"> </w:t>
+      </w:r>
+      <w:r>
+        <w:t xml:space="preserve">“</w:t>
+      </w:r>
+      <w:r>
+        <w:t xml:space="preserve">divinely destined for servitude</w:t>
+      </w:r>
+      <w:r>
+        <w:t xml:space="preserve">”</w:t>
+      </w:r>
+      <w:r>
+        <w:t xml:space="preserve"> </w:t>
+      </w:r>
+      <w:r>
+        <w:t xml:space="preserve">is hard vocabulary for ages 8–12. A suggested alternative:</w:t>
+      </w:r>
+      <w:r>
+        <w:t xml:space="preserve"> </w:t>
+      </w:r>
+      <w:r>
+        <w:t xml:space="preserve">“</w:t>
+      </w:r>
+      <w:r>
+        <w:t xml:space="preserve">used to claim that God meant African people to be enslaved, and to defend racial slavery.</w:t>
+      </w:r>
+      <w:r>
+        <w:t xml:space="preserve">”</w:t>
+      </w:r>
+    </w:p>
+    <w:p>
+      <w:pPr>
+        <w:numPr>
+          <w:ilvl w:val="0"/>
+          <w:numId w:val="1007"/>
+        </w:numPr>
+        <w:pStyle w:val="Compact"/>
+      </w:pPr>
+      <w:r>
+        <w:rPr>
+          <w:bCs/>
+          <w:b/>
+        </w:rPr>
+        <w:t xml:space="preserve">Chapter 9</w:t>
+      </w:r>
+      <w:r>
+        <w:t xml:space="preserve"> </w:t>
+      </w:r>
+      <w:r>
+        <w:t xml:space="preserve">repeats Chapter 8’s sentence about Egypt already having rulers, cities and agriculture. You could shorten it to one line.</w:t>
+      </w:r>
+    </w:p>
+    <w:p>
+      <w:pPr>
+        <w:numPr>
+          <w:ilvl w:val="0"/>
+          <w:numId w:val="1007"/>
+        </w:numPr>
+        <w:pStyle w:val="Compact"/>
+      </w:pPr>
+      <w:r>
+        <w:rPr>
+          <w:bCs/>
+          <w:b/>
+        </w:rPr>
+        <w:t xml:space="preserve">“</w:t>
+      </w:r>
+      <w:r>
+        <w:rPr>
+          <w:bCs/>
+          <w:b/>
+        </w:rPr>
+        <w:t xml:space="preserve">Read it for yourself</w:t>
+      </w:r>
+      <w:r>
+        <w:rPr>
+          <w:bCs/>
+          <w:b/>
+        </w:rPr>
+        <w:t xml:space="preserve">”</w:t>
+      </w:r>
+      <w:r>
+        <w:rPr>
+          <w:bCs/>
+          <w:b/>
+        </w:rPr>
+        <w:t xml:space="preserve"> </w:t>
+      </w:r>
+      <w:r>
+        <w:rPr>
+          <w:bCs/>
+          <w:b/>
+        </w:rPr>
+        <w:t xml:space="preserve">lines</w:t>
+      </w:r>
+      <w:r>
+        <w:t xml:space="preserve"> </w:t>
+      </w:r>
+      <w:r>
+        <w:t xml:space="preserve">are missing from Chapters 4, 7, 8, 12, 13 and 14. Suggested additions:</w:t>
       </w:r>
     </w:p>
     <w:p>
@@ -2247,20 +3006,7 @@
         <w:pStyle w:val="Compact"/>
       </w:pPr>
       <w:r>
-        <w:t xml:space="preserve">The cover prints ISBN</w:t>
-      </w:r>
-      <w:r>
-        <w:t xml:space="preserve"> </w:t>
-      </w:r>
-      <w:r>
-        <w:rPr>
-          <w:bCs/>
-          <w:b/>
-        </w:rPr>
-        <w:t xml:space="preserve">978-1-736274-00-0</w:t>
-      </w:r>
-      <w:r>
-        <w:t xml:space="preserve">. That number fails the ISBN check-digit test; with that prefix, the last digit would have to be 2. It looks like a placeholder.</w:t>
+        <w:t xml:space="preserve">Chapter 4: Genesis 10:6–20</w:t>
       </w:r>
     </w:p>
     <w:p>
@@ -2272,7 +3018,61 @@
         <w:pStyle w:val="Compact"/>
       </w:pPr>
       <w:r>
-        <w:t xml:space="preserve">Use your real ISBN (KDP’s free one, or your own) and make sure it matches the KDP listing.</w:t>
+        <w:t xml:space="preserve">Chapter 12: Genesis 42–50</w:t>
+      </w:r>
+    </w:p>
+    <w:p>
+      <w:pPr>
+        <w:numPr>
+          <w:ilvl w:val="1"/>
+          <w:numId w:val="1008"/>
+        </w:numPr>
+        <w:pStyle w:val="Compact"/>
+      </w:pPr>
+      <w:r>
+        <w:t xml:space="preserve">Chapter 14: Exodus 1–2</w:t>
+      </w:r>
+    </w:p>
+    <w:p>
+      <w:pPr>
+        <w:numPr>
+          <w:ilvl w:val="1"/>
+          <w:numId w:val="1008"/>
+        </w:numPr>
+        <w:pStyle w:val="Compact"/>
+      </w:pPr>
+      <w:r>
+        <w:t xml:space="preserve">Chapter 10 currently says</w:t>
+      </w:r>
+      <w:r>
+        <w:t xml:space="preserve"> </w:t>
+      </w:r>
+      <w:r>
+        <w:t xml:space="preserve">“</w:t>
+      </w:r>
+      <w:r>
+        <w:t xml:space="preserve">Genesis 39–41</w:t>
+      </w:r>
+      <w:r>
+        <w:t xml:space="preserve">”</w:t>
+      </w:r>
+      <w:r>
+        <w:t xml:space="preserve">, which overlaps Chapter 11. Suggested:</w:t>
+      </w:r>
+      <w:r>
+        <w:t xml:space="preserve"> </w:t>
+      </w:r>
+      <w:r>
+        <w:t xml:space="preserve">“</w:t>
+      </w:r>
+      <w:r>
+        <w:t xml:space="preserve">Genesis 39–40</w:t>
+      </w:r>
+      <w:r>
+        <w:t xml:space="preserve">”</w:t>
+      </w:r>
+      <w:r>
+        <w:t xml:space="preserve">.</w:t>
       </w:r>
     </w:p>
     <w:p>
@@ -2288,626 +3088,120 @@
           <w:bCs/>
           <w:b/>
         </w:rPr>
-        <w:t xml:space="preserve">Cover width must match the new page count:</w:t>
+        <w:t xml:space="preserve">About the Author:</w:t>
+      </w:r>
+      <w:r>
+        <w:t xml:space="preserve"> </w:t>
+      </w:r>
+      <w:r>
+        <w:t xml:space="preserve">KDP will add a blank page 32. You could use it for an About the Author page, if you send a short bio and optional photo.</w:t>
+      </w:r>
+    </w:p>
+    <w:bookmarkEnd w:id="31"/>
+    <w:bookmarkStart w:id="32" w:name="f.-before-you-click-publish"/>
+    <w:p>
+      <w:pPr>
+        <w:pStyle w:val="Heading2"/>
+      </w:pPr>
+      <w:r>
+        <w:t xml:space="preserve">F. Before you click Publish</w:t>
       </w:r>
     </w:p>
     <w:p>
       <w:pPr>
         <w:numPr>
-          <w:ilvl w:val="1"/>
+          <w:ilvl w:val="0"/>
           <w:numId w:val="1009"/>
         </w:numPr>
         <w:pStyle w:val="Compact"/>
       </w:pPr>
       <w:r>
-        <w:t xml:space="preserve">The draft is 17.320 in wide, which is correct for</w:t>
-      </w:r>
-      <w:r>
-        <w:t xml:space="preserve"> </w:t>
-      </w:r>
-      <w:r>
-        <w:rPr>
-          <w:bCs/>
-          <w:b/>
-        </w:rPr>
-        <w:t xml:space="preserve">30</w:t>
-      </w:r>
-      <w:r>
-        <w:t xml:space="preserve"> </w:t>
-      </w:r>
-      <w:r>
-        <w:t xml:space="preserve">pages.</w:t>
+        <w:t xml:space="preserve">Upload</w:t>
+      </w:r>
+      <w:r>
+        <w:t xml:space="preserve"> </w:t>
+      </w:r>
+      <w:r>
+        <w:rPr>
+          <w:rStyle w:val="VerbatimChar"/>
+        </w:rPr>
+        <w:t xml:space="preserve">01_KDP_Interior_Joesiah_Malani_Book1.pdf</w:t>
+      </w:r>
+      <w:r>
+        <w:t xml:space="preserve"> </w:t>
+      </w:r>
+      <w:r>
+        <w:t xml:space="preserve">and choose:</w:t>
+      </w:r>
+      <w:r>
+        <w:t xml:space="preserve"> </w:t>
+      </w:r>
+      <w:r>
+        <w:rPr>
+          <w:bCs/>
+          <w:b/>
+        </w:rPr>
+        <w:t xml:space="preserve">Premium Color · White paper · 8.5 × 11 in · Bleed: Yes · Glossy · Paperback</w:t>
+      </w:r>
+      <w:r>
+        <w:t xml:space="preserve">.</w:t>
       </w:r>
     </w:p>
     <w:p>
       <w:pPr>
         <w:numPr>
-          <w:ilvl w:val="1"/>
+          <w:ilvl w:val="0"/>
           <w:numId w:val="1009"/>
         </w:numPr>
         <w:pStyle w:val="Compact"/>
       </w:pPr>
       <w:r>
-        <w:t xml:space="preserve">The new interior is 31 pages, and KDP will count it as 32 after adding a blank page.</w:t>
+        <w:t xml:space="preserve">Step through</w:t>
+      </w:r>
+      <w:r>
+        <w:t xml:space="preserve"> </w:t>
+      </w:r>
+      <w:r>
+        <w:rPr>
+          <w:bCs/>
+          <w:b/>
+        </w:rPr>
+        <w:t xml:space="preserve">every page</w:t>
+      </w:r>
+      <w:r>
+        <w:t xml:space="preserve"> </w:t>
+      </w:r>
+      <w:r>
+        <w:t xml:space="preserve">in KDP’s Print Previewer, especially pages 6–7.</w:t>
       </w:r>
     </w:p>
     <w:p>
       <w:pPr>
         <w:numPr>
-          <w:ilvl w:val="1"/>
+          <w:ilvl w:val="0"/>
           <w:numId w:val="1009"/>
         </w:numPr>
         <w:pStyle w:val="Compact"/>
       </w:pPr>
       <w:r>
-        <w:t xml:space="preserve">At 32 pages on white paper with premium color, the full-wrap cover must be</w:t>
-      </w:r>
-      <w:r>
-        <w:t xml:space="preserve"> </w:t>
-      </w:r>
-      <w:r>
-        <w:rPr>
-          <w:bCs/>
-          <w:b/>
-        </w:rPr>
-        <w:t xml:space="preserve">17.325 × 11.25 in</w:t>
-      </w:r>
-      <w:r>
-        <w:t xml:space="preserve"> </w:t>
-      </w:r>
-      <w:r>
-        <w:t xml:space="preserve">(spine 0.0751 in).</w:t>
-      </w:r>
-    </w:p>
-    <w:p>
-      <w:pPr>
-        <w:numPr>
-          <w:ilvl w:val="1"/>
-          <w:numId w:val="1009"/>
-        </w:numPr>
-        <w:pStyle w:val="Compact"/>
-      </w:pPr>
-      <w:r>
-        <w:t xml:space="preserve">Use KDP’s cover calculator with the final page count.</w:t>
+        <w:rPr>
+          <w:bCs/>
+          <w:b/>
+        </w:rPr>
+        <w:t xml:space="preserve">AI disclosure:</w:t>
+      </w:r>
+      <w:r>
+        <w:t xml:space="preserve"> </w:t>
+      </w:r>
+      <w:r>
+        <w:t xml:space="preserve">KDP asks whether text or images are AI-generated. Answer accurately for the illustrations.</w:t>
       </w:r>
     </w:p>
     <w:p>
       <w:pPr>
         <w:numPr>
           <w:ilvl w:val="0"/>
-          <w:numId w:val="1007"/>
-        </w:numPr>
-        <w:pStyle w:val="Compact"/>
-      </w:pPr>
-      <w:r>
-        <w:rPr>
-          <w:bCs/>
-          <w:b/>
-        </w:rPr>
-        <w:t xml:space="preserve">Cover resolution:</w:t>
-      </w:r>
-      <w:r>
-        <w:t xml:space="preserve"> </w:t>
-      </w:r>
-      <w:r>
-        <w:t xml:space="preserve">the cover images are only about 86 DPI. Supply higher-resolution cover art.</w:t>
-      </w:r>
-    </w:p>
-    <w:p>
-      <w:pPr>
-        <w:numPr>
-          <w:ilvl w:val="0"/>
-          <w:numId w:val="1007"/>
-        </w:numPr>
-        <w:pStyle w:val="Compact"/>
-      </w:pPr>
-      <w:r>
-        <w:rPr>
-          <w:bCs/>
-          <w:b/>
-        </w:rPr>
-        <w:t xml:space="preserve">Motto mismatch:</w:t>
-      </w:r>
-    </w:p>
-    <w:p>
-      <w:pPr>
-        <w:numPr>
-          <w:ilvl w:val="1"/>
-          <w:numId w:val="1010"/>
-        </w:numPr>
-        <w:pStyle w:val="Compact"/>
-      </w:pPr>
-      <w:r>
-        <w:t xml:space="preserve">The back cover says</w:t>
-      </w:r>
-      <w:r>
-        <w:t xml:space="preserve"> </w:t>
-      </w:r>
-      <w:r>
-        <w:t xml:space="preserve">“</w:t>
-      </w:r>
-      <w:r>
-        <w:t xml:space="preserve">Know Your History. Be Proud of Your Story. Walk in Your Purpose.</w:t>
-      </w:r>
-      <w:r>
-        <w:t xml:space="preserve">”</w:t>
-      </w:r>
-    </w:p>
-    <w:p>
-      <w:pPr>
-        <w:numPr>
-          <w:ilvl w:val="1"/>
-          <w:numId w:val="1010"/>
-        </w:numPr>
-        <w:pStyle w:val="Compact"/>
-      </w:pPr>
-      <w:r>
-        <w:t xml:space="preserve">The interior motto is</w:t>
-      </w:r>
-      <w:r>
-        <w:t xml:space="preserve"> </w:t>
-      </w:r>
-      <w:r>
-        <w:t xml:space="preserve">“</w:t>
-      </w:r>
-      <w:r>
-        <w:t xml:space="preserve">Know the Word. Seek the Truth. Remember who you are. Walk in the purpose God gave you.</w:t>
-      </w:r>
-      <w:r>
-        <w:t xml:space="preserve">”</w:t>
-      </w:r>
-    </w:p>
-    <w:p>
-      <w:pPr>
-        <w:numPr>
-          <w:ilvl w:val="1"/>
-          <w:numId w:val="1010"/>
-        </w:numPr>
-        <w:pStyle w:val="Compact"/>
-      </w:pPr>
-      <w:r>
-        <w:t xml:space="preserve">Choose whether to align them.</w:t>
-      </w:r>
-    </w:p>
-    <w:p>
-      <w:pPr>
-        <w:numPr>
-          <w:ilvl w:val="0"/>
-          <w:numId w:val="1007"/>
-        </w:numPr>
-        <w:pStyle w:val="Compact"/>
-      </w:pPr>
-      <w:r>
-        <w:rPr>
-          <w:bCs/>
-          <w:b/>
-        </w:rPr>
-        <w:t xml:space="preserve">Spine:</w:t>
-      </w:r>
-      <w:r>
-        <w:t xml:space="preserve"> </w:t>
-      </w:r>
-      <w:r>
-        <w:t xml:space="preserve">there is no spine text. That’s correct, because KDP only allows spine text on books over 79 pages.</w:t>
-      </w:r>
-    </w:p>
-    <w:p>
-      <w:pPr>
-        <w:pStyle w:val="FirstParagraph"/>
-      </w:pPr>
-      <w:r>
-        <w:t xml:space="preserve">If you send approved high-resolution cover artwork and ask, I’ll format the full-wrap cover PDF.</w:t>
-      </w:r>
-    </w:p>
-    <w:bookmarkEnd w:id="30"/>
-    <w:bookmarkStart w:id="31" w:name="X24b36e912db8f246a1587d13fa2d01db15236b4"/>
-    <w:p>
-      <w:pPr>
-        <w:pStyle w:val="Heading2"/>
-      </w:pPr>
-      <w:r>
-        <w:t xml:space="preserve">E. Optional editorial suggestions (not applied)</w:t>
-      </w:r>
-    </w:p>
-    <w:p>
-      <w:pPr>
-        <w:numPr>
-          <w:ilvl w:val="0"/>
-          <w:numId w:val="1011"/>
-        </w:numPr>
-        <w:pStyle w:val="Compact"/>
-      </w:pPr>
-      <w:r>
-        <w:t xml:space="preserve">✅</w:t>
-      </w:r>
-      <w:r>
-        <w:t xml:space="preserve"> </w:t>
-      </w:r>
-      <w:r>
-        <w:rPr>
-          <w:bCs/>
-          <w:b/>
-        </w:rPr>
-        <w:t xml:space="preserve">Chapter 4 (done):</w:t>
-      </w:r>
-      <w:r>
-        <w:t xml:space="preserve"> </w:t>
-      </w:r>
-      <w:r>
-        <w:t xml:space="preserve">The text now explains Put and makes the Africa link clear:</w:t>
-      </w:r>
-      <w:r>
-        <w:t xml:space="preserve"> </w:t>
-      </w:r>
-      <w:r>
-        <w:t xml:space="preserve">“</w:t>
-      </w:r>
-      <w:r>
-        <w:t xml:space="preserve">Put is often associated with lands west of Egypt, such as ancient Libya. So three of Ham’s sons—Cush, Mizraim, and Put—are linked with lands in Africa. Canaan’s family settled in the land of Canaan, northeast of Egypt.</w:t>
-      </w:r>
-      <w:r>
-        <w:t xml:space="preserve">”</w:t>
-      </w:r>
-      <w:r>
-        <w:t xml:space="preserve"> </w:t>
-      </w:r>
-      <w:r>
-        <w:t xml:space="preserve">It also has an</w:t>
-      </w:r>
-      <w:r>
-        <w:t xml:space="preserve"> </w:t>
-      </w:r>
-      <w:r>
-        <w:rPr>
-          <w:bCs/>
-          <w:b/>
-        </w:rPr>
-        <w:t xml:space="preserve">“</w:t>
-      </w:r>
-      <w:r>
-        <w:rPr>
-          <w:bCs/>
-          <w:b/>
-        </w:rPr>
-        <w:t xml:space="preserve">On Today’s Map</w:t>
-      </w:r>
-      <w:r>
-        <w:rPr>
-          <w:bCs/>
-          <w:b/>
-        </w:rPr>
-        <w:t xml:space="preserve">”</w:t>
-      </w:r>
-      <w:r>
-        <w:t xml:space="preserve"> </w:t>
-      </w:r>
-      <w:r>
-        <w:t xml:space="preserve">box: Cush (Kush, Nubia) = Sudan and southern Egypt; Mizraim = Egypt; Put = Libya; Canaan = Israel, the Palestinian territories (the West Bank and Gaza), Lebanon, and parts of Syria and Jordan.</w:t>
-      </w:r>
-    </w:p>
-    <w:p>
-      <w:pPr>
-        <w:numPr>
-          <w:ilvl w:val="0"/>
-          <w:numId w:val="1011"/>
-        </w:numPr>
-        <w:pStyle w:val="Compact"/>
-      </w:pPr>
-      <w:r>
-        <w:rPr>
-          <w:bCs/>
-          <w:b/>
-        </w:rPr>
-        <w:t xml:space="preserve">Chapter 5:</w:t>
-      </w:r>
-      <w:r>
-        <w:t xml:space="preserve"> </w:t>
-      </w:r>
-      <w:r>
-        <w:t xml:space="preserve">“</w:t>
-      </w:r>
-      <w:r>
-        <w:t xml:space="preserve">divinely destined for servitude</w:t>
-      </w:r>
-      <w:r>
-        <w:t xml:space="preserve">”</w:t>
-      </w:r>
-      <w:r>
-        <w:t xml:space="preserve"> </w:t>
-      </w:r>
-      <w:r>
-        <w:t xml:space="preserve">is hard vocabulary for ages 8–12. A suggested alternative:</w:t>
-      </w:r>
-      <w:r>
-        <w:t xml:space="preserve"> </w:t>
-      </w:r>
-      <w:r>
-        <w:t xml:space="preserve">“</w:t>
-      </w:r>
-      <w:r>
-        <w:t xml:space="preserve">used to claim that God meant African people to be enslaved, and to defend racial slavery.</w:t>
-      </w:r>
-      <w:r>
-        <w:t xml:space="preserve">”</w:t>
-      </w:r>
-    </w:p>
-    <w:p>
-      <w:pPr>
-        <w:numPr>
-          <w:ilvl w:val="0"/>
-          <w:numId w:val="1011"/>
-        </w:numPr>
-        <w:pStyle w:val="Compact"/>
-      </w:pPr>
-      <w:r>
-        <w:rPr>
-          <w:bCs/>
-          <w:b/>
-        </w:rPr>
-        <w:t xml:space="preserve">Chapter 9</w:t>
-      </w:r>
-      <w:r>
-        <w:t xml:space="preserve"> </w:t>
-      </w:r>
-      <w:r>
-        <w:t xml:space="preserve">repeats Chapter 8’s sentence about Egypt already having rulers, cities and agriculture. You could shorten it to one line.</w:t>
-      </w:r>
-    </w:p>
-    <w:p>
-      <w:pPr>
-        <w:numPr>
-          <w:ilvl w:val="0"/>
-          <w:numId w:val="1011"/>
-        </w:numPr>
-        <w:pStyle w:val="Compact"/>
-      </w:pPr>
-      <w:r>
-        <w:rPr>
-          <w:bCs/>
-          <w:b/>
-        </w:rPr>
-        <w:t xml:space="preserve">“</w:t>
-      </w:r>
-      <w:r>
-        <w:rPr>
-          <w:bCs/>
-          <w:b/>
-        </w:rPr>
-        <w:t xml:space="preserve">Read it for yourself</w:t>
-      </w:r>
-      <w:r>
-        <w:rPr>
-          <w:bCs/>
-          <w:b/>
-        </w:rPr>
-        <w:t xml:space="preserve">”</w:t>
-      </w:r>
-      <w:r>
-        <w:rPr>
-          <w:bCs/>
-          <w:b/>
-        </w:rPr>
-        <w:t xml:space="preserve"> </w:t>
-      </w:r>
-      <w:r>
-        <w:rPr>
-          <w:bCs/>
-          <w:b/>
-        </w:rPr>
-        <w:t xml:space="preserve">lines</w:t>
-      </w:r>
-      <w:r>
-        <w:t xml:space="preserve"> </w:t>
-      </w:r>
-      <w:r>
-        <w:t xml:space="preserve">are missing from Chapters 4, 7, 8, 12, 13 and 14. Suggested additions:</w:t>
-      </w:r>
-    </w:p>
-    <w:p>
-      <w:pPr>
-        <w:numPr>
-          <w:ilvl w:val="1"/>
-          <w:numId w:val="1012"/>
-        </w:numPr>
-        <w:pStyle w:val="Compact"/>
-      </w:pPr>
-      <w:r>
-        <w:t xml:space="preserve">Chapter 4: Genesis 10:6–20</w:t>
-      </w:r>
-    </w:p>
-    <w:p>
-      <w:pPr>
-        <w:numPr>
-          <w:ilvl w:val="1"/>
-          <w:numId w:val="1012"/>
-        </w:numPr>
-        <w:pStyle w:val="Compact"/>
-      </w:pPr>
-      <w:r>
-        <w:t xml:space="preserve">Chapter 12: Genesis 42–50</w:t>
-      </w:r>
-    </w:p>
-    <w:p>
-      <w:pPr>
-        <w:numPr>
-          <w:ilvl w:val="1"/>
-          <w:numId w:val="1012"/>
-        </w:numPr>
-        <w:pStyle w:val="Compact"/>
-      </w:pPr>
-      <w:r>
-        <w:t xml:space="preserve">Chapter 14: Exodus 1–2</w:t>
-      </w:r>
-    </w:p>
-    <w:p>
-      <w:pPr>
-        <w:numPr>
-          <w:ilvl w:val="1"/>
-          <w:numId w:val="1012"/>
-        </w:numPr>
-        <w:pStyle w:val="Compact"/>
-      </w:pPr>
-      <w:r>
-        <w:t xml:space="preserve">Chapter 10 currently says</w:t>
-      </w:r>
-      <w:r>
-        <w:t xml:space="preserve"> </w:t>
-      </w:r>
-      <w:r>
-        <w:t xml:space="preserve">“</w:t>
-      </w:r>
-      <w:r>
-        <w:t xml:space="preserve">Genesis 39–41</w:t>
-      </w:r>
-      <w:r>
-        <w:t xml:space="preserve">”</w:t>
-      </w:r>
-      <w:r>
-        <w:t xml:space="preserve">, which overlaps Chapter 11. Suggested:</w:t>
-      </w:r>
-      <w:r>
-        <w:t xml:space="preserve"> </w:t>
-      </w:r>
-      <w:r>
-        <w:t xml:space="preserve">“</w:t>
-      </w:r>
-      <w:r>
-        <w:t xml:space="preserve">Genesis 39–40</w:t>
-      </w:r>
-      <w:r>
-        <w:t xml:space="preserve">”</w:t>
-      </w:r>
-      <w:r>
-        <w:t xml:space="preserve">.</w:t>
-      </w:r>
-    </w:p>
-    <w:p>
-      <w:pPr>
-        <w:numPr>
-          <w:ilvl w:val="0"/>
-          <w:numId w:val="1011"/>
-        </w:numPr>
-        <w:pStyle w:val="Compact"/>
-      </w:pPr>
-      <w:r>
-        <w:rPr>
-          <w:bCs/>
-          <w:b/>
-        </w:rPr>
-        <w:t xml:space="preserve">About the Author:</w:t>
-      </w:r>
-      <w:r>
-        <w:t xml:space="preserve"> </w:t>
-      </w:r>
-      <w:r>
-        <w:t xml:space="preserve">KDP will add a blank page 32. You could use it for an About the Author page, if you send a short bio and optional photo.</w:t>
-      </w:r>
-    </w:p>
-    <w:bookmarkEnd w:id="31"/>
-    <w:bookmarkStart w:id="32" w:name="f.-before-you-click-publish"/>
-    <w:p>
-      <w:pPr>
-        <w:pStyle w:val="Heading2"/>
-      </w:pPr>
-      <w:r>
-        <w:t xml:space="preserve">F. Before you click Publish</w:t>
-      </w:r>
-    </w:p>
-    <w:p>
-      <w:pPr>
-        <w:numPr>
-          <w:ilvl w:val="0"/>
-          <w:numId w:val="1013"/>
-        </w:numPr>
-        <w:pStyle w:val="Compact"/>
-      </w:pPr>
-      <w:r>
-        <w:t xml:space="preserve">Upload</w:t>
-      </w:r>
-      <w:r>
-        <w:t xml:space="preserve"> </w:t>
-      </w:r>
-      <w:r>
-        <w:rPr>
-          <w:rStyle w:val="VerbatimChar"/>
-        </w:rPr>
-        <w:t xml:space="preserve">01_KDP_Interior_Joesiah_Malani_Book1.pdf</w:t>
-      </w:r>
-      <w:r>
-        <w:t xml:space="preserve"> </w:t>
-      </w:r>
-      <w:r>
-        <w:t xml:space="preserve">and choose:</w:t>
-      </w:r>
-      <w:r>
-        <w:t xml:space="preserve"> </w:t>
-      </w:r>
-      <w:r>
-        <w:rPr>
-          <w:bCs/>
-          <w:b/>
-        </w:rPr>
-        <w:t xml:space="preserve">Premium Color · White paper · 8.5 × 11 in · Bleed: Yes · Glossy · Paperback</w:t>
-      </w:r>
-      <w:r>
-        <w:t xml:space="preserve">.</w:t>
-      </w:r>
-    </w:p>
-    <w:p>
-      <w:pPr>
-        <w:numPr>
-          <w:ilvl w:val="0"/>
-          <w:numId w:val="1013"/>
-        </w:numPr>
-        <w:pStyle w:val="Compact"/>
-      </w:pPr>
-      <w:r>
-        <w:t xml:space="preserve">Step through</w:t>
-      </w:r>
-      <w:r>
-        <w:t xml:space="preserve"> </w:t>
-      </w:r>
-      <w:r>
-        <w:rPr>
-          <w:bCs/>
-          <w:b/>
-        </w:rPr>
-        <w:t xml:space="preserve">every page</w:t>
-      </w:r>
-      <w:r>
-        <w:t xml:space="preserve"> </w:t>
-      </w:r>
-      <w:r>
-        <w:t xml:space="preserve">in KDP’s Print Previewer, especially pages 6–7.</w:t>
-      </w:r>
-    </w:p>
-    <w:p>
-      <w:pPr>
-        <w:numPr>
-          <w:ilvl w:val="0"/>
-          <w:numId w:val="1013"/>
-        </w:numPr>
-        <w:pStyle w:val="Compact"/>
-      </w:pPr>
-      <w:r>
-        <w:rPr>
-          <w:bCs/>
-          <w:b/>
-        </w:rPr>
-        <w:t xml:space="preserve">AI disclosure:</w:t>
-      </w:r>
-      <w:r>
-        <w:t xml:space="preserve"> </w:t>
-      </w:r>
-      <w:r>
-        <w:t xml:space="preserve">KDP asks whether text or images are AI-generated. Answer accurately for the illustrations.</w:t>
-      </w:r>
-    </w:p>
-    <w:p>
-      <w:pPr>
-        <w:numPr>
-          <w:ilvl w:val="0"/>
-          <w:numId w:val="1013"/>
+          <w:numId w:val="1009"/>
         </w:numPr>
         <w:pStyle w:val="Compact"/>
       </w:pPr>
@@ -3103,91 +3397,6 @@
     <w:lvl w:ilvl="8">
       <w:numFmt w:val="bullet"/>
       <w:lvlText w:val="•"/>
-      <w:lvlJc w:val="left"/>
-      <w:pPr>
-        <w:ind w:left="6480" w:hanging="480"/>
-      </w:pPr>
-    </w:lvl>
-  </w:abstractNum>
-  <w:abstractNum w:abstractNumId="99419">
-    <w:nsid w:val="A99419"/>
-    <w:multiLevelType w:val="multilevel"/>
-    <w:lvl w:ilvl="0">
-      <w:start w:val="9"/>
-      <w:numFmt w:val="decimal"/>
-      <w:lvlText w:val="%1."/>
-      <w:lvlJc w:val="left"/>
-      <w:pPr>
-        <w:ind w:left="720" w:hanging="480"/>
-      </w:pPr>
-    </w:lvl>
-    <w:lvl w:ilvl="1">
-      <w:start w:val="9"/>
-      <w:numFmt w:val="decimal"/>
-      <w:lvlText w:val="%2."/>
-      <w:lvlJc w:val="left"/>
-      <w:pPr>
-        <w:ind w:left="1440" w:hanging="480"/>
-      </w:pPr>
-    </w:lvl>
-    <w:lvl w:ilvl="2">
-      <w:start w:val="9"/>
-      <w:numFmt w:val="decimal"/>
-      <w:lvlText w:val="%3."/>
-      <w:lvlJc w:val="left"/>
-      <w:pPr>
-        <w:ind w:left="2160" w:hanging="480"/>
-      </w:pPr>
-    </w:lvl>
-    <w:lvl w:ilvl="3">
-      <w:start w:val="9"/>
-      <w:numFmt w:val="decimal"/>
-      <w:lvlText w:val="%4."/>
-      <w:lvlJc w:val="left"/>
-      <w:pPr>
-        <w:ind w:left="2880" w:hanging="480"/>
-      </w:pPr>
-    </w:lvl>
-    <w:lvl w:ilvl="4">
-      <w:start w:val="9"/>
-      <w:numFmt w:val="decimal"/>
-      <w:lvlText w:val="%5."/>
-      <w:lvlJc w:val="left"/>
-      <w:pPr>
-        <w:ind w:left="3600" w:hanging="480"/>
-      </w:pPr>
-    </w:lvl>
-    <w:lvl w:ilvl="5">
-      <w:start w:val="9"/>
-      <w:numFmt w:val="decimal"/>
-      <w:lvlText w:val="%6."/>
-      <w:lvlJc w:val="left"/>
-      <w:pPr>
-        <w:ind w:left="4320" w:hanging="480"/>
-      </w:pPr>
-    </w:lvl>
-    <w:lvl w:ilvl="6">
-      <w:start w:val="9"/>
-      <w:numFmt w:val="decimal"/>
-      <w:lvlText w:val="%7."/>
-      <w:lvlJc w:val="left"/>
-      <w:pPr>
-        <w:ind w:left="5040" w:hanging="480"/>
-      </w:pPr>
-    </w:lvl>
-    <w:lvl w:ilvl="7">
-      <w:start w:val="9"/>
-      <w:numFmt w:val="decimal"/>
-      <w:lvlText w:val="%8."/>
-      <w:lvlJc w:val="left"/>
-      <w:pPr>
-        <w:ind w:left="5760" w:hanging="480"/>
-      </w:pPr>
-    </w:lvl>
-    <w:lvl w:ilvl="8">
-      <w:start w:val="9"/>
-      <w:numFmt w:val="decimal"/>
-      <w:lvlText w:val="%9."/>
       <w:lvlJc w:val="left"/>
       <w:pPr>
         <w:ind w:left="6480" w:hanging="480"/>
@@ -3301,45 +3510,6 @@
     <w:abstractNumId w:val="991"/>
   </w:num>
   <w:num w:numId="1007">
-    <w:abstractNumId w:val="99419"/>
-    <w:lvlOverride w:ilvl="0">
-      <w:startOverride w:val="9"/>
-    </w:lvlOverride>
-    <w:lvlOverride w:ilvl="1">
-      <w:startOverride w:val="9"/>
-    </w:lvlOverride>
-    <w:lvlOverride w:ilvl="2">
-      <w:startOverride w:val="9"/>
-    </w:lvlOverride>
-    <w:lvlOverride w:ilvl="3">
-      <w:startOverride w:val="9"/>
-    </w:lvlOverride>
-    <w:lvlOverride w:ilvl="4">
-      <w:startOverride w:val="9"/>
-    </w:lvlOverride>
-    <w:lvlOverride w:ilvl="5">
-      <w:startOverride w:val="9"/>
-    </w:lvlOverride>
-    <w:lvlOverride w:ilvl="6">
-      <w:startOverride w:val="9"/>
-    </w:lvlOverride>
-    <w:lvlOverride w:ilvl="7">
-      <w:startOverride w:val="9"/>
-    </w:lvlOverride>
-    <w:lvlOverride w:ilvl="8">
-      <w:startOverride w:val="9"/>
-    </w:lvlOverride>
-  </w:num>
-  <w:num w:numId="1008">
-    <w:abstractNumId w:val="991"/>
-  </w:num>
-  <w:num w:numId="1009">
-    <w:abstractNumId w:val="991"/>
-  </w:num>
-  <w:num w:numId="1010">
-    <w:abstractNumId w:val="991"/>
-  </w:num>
-  <w:num w:numId="1011">
     <w:abstractNumId w:val="994114"/>
     <w:lvlOverride w:ilvl="0">
       <w:startOverride w:val="14"/>
@@ -3369,10 +3539,10 @@
       <w:startOverride w:val="14"/>
     </w:lvlOverride>
   </w:num>
-  <w:num w:numId="1012">
+  <w:num w:numId="1008">
     <w:abstractNumId w:val="991"/>
   </w:num>
-  <w:num w:numId="1013">
+  <w:num w:numId="1009">
     <w:abstractNumId w:val="991"/>
   </w:num>
 </w:numbering>

--- a/deliverables/04_Open_Issues_For_Approval.docx
+++ b/deliverables/04_Open_Issues_For_Approval.docx
@@ -2334,19 +2334,19 @@
               <w:jc w:val="left"/>
             </w:pPr>
             <w:r>
-              <w:t xml:space="preserve">Author</w:t>
-            </w:r>
-          </w:p>
-        </w:tc>
-        <w:tc>
-          <w:tcPr/>
-          <w:p>
-            <w:pPr>
-              <w:pStyle w:val="Compact"/>
-              <w:jc w:val="left"/>
-            </w:pPr>
-            <w:r>
-              <w:t xml:space="preserve">Banner relettered to</w:t>
+              <w:t xml:space="preserve">Book number</w:t>
+            </w:r>
+          </w:p>
+        </w:tc>
+        <w:tc>
+          <w:tcPr/>
+          <w:p>
+            <w:pPr>
+              <w:pStyle w:val="Compact"/>
+              <w:jc w:val="left"/>
+            </w:pPr>
+            <w:r>
+              <w:t xml:space="preserve">✅</w:t>
             </w:r>
             <w:r>
               <w:t xml:space="preserve"> </w:t>
@@ -2363,7 +2363,7 @@
                 <w:bCs/>
                 <w:b/>
               </w:rPr>
-              <w:t xml:space="preserve">By LeTisha C. Cleveland</w:t>
+              <w:t xml:space="preserve">BOOK 1</w:t>
             </w:r>
             <w:r>
               <w:rPr>
@@ -2373,6 +2373,80 @@
               <w:t xml:space="preserve">”</w:t>
             </w:r>
             <w:r>
+              <w:t xml:space="preserve"> </w:t>
+            </w:r>
+            <w:r>
+              <w:t xml:space="preserve">added under the title, in the gold rule between</w:t>
+            </w:r>
+            <w:r>
+              <w:t xml:space="preserve"> </w:t>
+            </w:r>
+            <w:r>
+              <w:t xml:space="preserve">“</w:t>
+            </w:r>
+            <w:r>
+              <w:t xml:space="preserve">NOAH’S BLOODLINE</w:t>
+            </w:r>
+            <w:r>
+              <w:t xml:space="preserve">”</w:t>
+            </w:r>
+            <w:r>
+              <w:t xml:space="preserve"> </w:t>
+            </w:r>
+            <w:r>
+              <w:t xml:space="preserve">and the subtitle. It replaces the small ankh there and uses the title’s navy.</w:t>
+            </w:r>
+          </w:p>
+        </w:tc>
+      </w:tr>
+      <w:tr>
+        <w:tc>
+          <w:tcPr/>
+          <w:p>
+            <w:pPr>
+              <w:pStyle w:val="Compact"/>
+              <w:jc w:val="left"/>
+            </w:pPr>
+            <w:r>
+              <w:t xml:space="preserve">Author</w:t>
+            </w:r>
+          </w:p>
+        </w:tc>
+        <w:tc>
+          <w:tcPr/>
+          <w:p>
+            <w:pPr>
+              <w:pStyle w:val="Compact"/>
+              <w:jc w:val="left"/>
+            </w:pPr>
+            <w:r>
+              <w:t xml:space="preserve">Banner relettered to</w:t>
+            </w:r>
+            <w:r>
+              <w:t xml:space="preserve"> </w:t>
+            </w:r>
+            <w:r>
+              <w:rPr>
+                <w:bCs/>
+                <w:b/>
+              </w:rPr>
+              <w:t xml:space="preserve">“</w:t>
+            </w:r>
+            <w:r>
+              <w:rPr>
+                <w:bCs/>
+                <w:b/>
+              </w:rPr>
+              <w:t xml:space="preserve">By LeTisha C. Cleveland</w:t>
+            </w:r>
+            <w:r>
+              <w:rPr>
+                <w:bCs/>
+                <w:b/>
+              </w:rPr>
+              <w:t xml:space="preserve">”</w:t>
+            </w:r>
+            <w:r>
               <w:t xml:space="preserve">, in matching gold. It now matches the interior.</w:t>
             </w:r>
           </w:p>
@@ -2770,27 +2844,6 @@
       </w:r>
       <w:r>
         <w:t xml:space="preserve">. That’s fine if time travel is part of the story’s concept. It doesn’t repeat the old series name.</w:t>
-      </w:r>
-      <w:r>
-        <w:t xml:space="preserve"> </w:t>
-      </w:r>
-      <w:r>
-        <w:t xml:space="preserve">- The front cover doesn’t say</w:t>
-      </w:r>
-      <w:r>
-        <w:t xml:space="preserve"> </w:t>
-      </w:r>
-      <w:r>
-        <w:t xml:space="preserve">“</w:t>
-      </w:r>
-      <w:r>
-        <w:t xml:space="preserve">Book 1</w:t>
-      </w:r>
-      <w:r>
-        <w:t xml:space="preserve">”</w:t>
-      </w:r>
-      <w:r>
-        <w:t xml:space="preserve">. It’s optional, and can be added under the title if you want.</w:t>
       </w:r>
     </w:p>
     <w:bookmarkEnd w:id="30"/>

--- a/deliverables/04_Open_Issues_For_Approval.docx
+++ b/deliverables/04_Open_Issues_For_Approval.docx
@@ -2408,19 +2408,19 @@
               <w:jc w:val="left"/>
             </w:pPr>
             <w:r>
-              <w:t xml:space="preserve">Author</w:t>
-            </w:r>
-          </w:p>
-        </w:tc>
-        <w:tc>
-          <w:tcPr/>
-          <w:p>
-            <w:pPr>
-              <w:pStyle w:val="Compact"/>
-              <w:jc w:val="left"/>
-            </w:pPr>
-            <w:r>
-              <w:t xml:space="preserve">Banner relettered to</w:t>
+              <w:t xml:space="preserve">Back-cover motto</w:t>
+            </w:r>
+          </w:p>
+        </w:tc>
+        <w:tc>
+          <w:tcPr/>
+          <w:p>
+            <w:pPr>
+              <w:pStyle w:val="Compact"/>
+              <w:jc w:val="left"/>
+            </w:pPr>
+            <w:r>
+              <w:t xml:space="preserve">✅ Changed to match the book:</w:t>
             </w:r>
             <w:r>
               <w:t xml:space="preserve"> </w:t>
@@ -2437,7 +2437,7 @@
                 <w:bCs/>
                 <w:b/>
               </w:rPr>
-              <w:t xml:space="preserve">By LeTisha C. Cleveland</w:t>
+              <w:t xml:space="preserve">Know the Word. / Seek the Truth. / Remember who you are. / Walk in the purpose God gave you.</w:t>
             </w:r>
             <w:r>
               <w:rPr>
@@ -2447,6 +2447,62 @@
               <w:t xml:space="preserve">”</w:t>
             </w:r>
             <w:r>
+              <w:t xml:space="preserve"> </w:t>
+            </w:r>
+            <w:r>
+              <w:t xml:space="preserve">Same maroon italic style, centred under the ankh.</w:t>
+            </w:r>
+          </w:p>
+        </w:tc>
+      </w:tr>
+      <w:tr>
+        <w:tc>
+          <w:tcPr/>
+          <w:p>
+            <w:pPr>
+              <w:pStyle w:val="Compact"/>
+              <w:jc w:val="left"/>
+            </w:pPr>
+            <w:r>
+              <w:t xml:space="preserve">Author</w:t>
+            </w:r>
+          </w:p>
+        </w:tc>
+        <w:tc>
+          <w:tcPr/>
+          <w:p>
+            <w:pPr>
+              <w:pStyle w:val="Compact"/>
+              <w:jc w:val="left"/>
+            </w:pPr>
+            <w:r>
+              <w:t xml:space="preserve">Banner relettered to</w:t>
+            </w:r>
+            <w:r>
+              <w:t xml:space="preserve"> </w:t>
+            </w:r>
+            <w:r>
+              <w:rPr>
+                <w:bCs/>
+                <w:b/>
+              </w:rPr>
+              <w:t xml:space="preserve">“</w:t>
+            </w:r>
+            <w:r>
+              <w:rPr>
+                <w:bCs/>
+                <w:b/>
+              </w:rPr>
+              <w:t xml:space="preserve">By LeTisha C. Cleveland</w:t>
+            </w:r>
+            <w:r>
+              <w:rPr>
+                <w:bCs/>
+                <w:b/>
+              </w:rPr>
+              <w:t xml:space="preserve">”</w:t>
+            </w:r>
+            <w:r>
               <w:t xml:space="preserve">, in matching gold. It now matches the interior.</w:t>
             </w:r>
           </w:p>
@@ -2805,24 +2861,6 @@
           <w:b/>
         </w:rPr>
         <w:t xml:space="preserve">Optional wording on the cover (not changed):</w:t>
-      </w:r>
-      <w:r>
-        <w:t xml:space="preserve"> </w:t>
-      </w:r>
-      <w:r>
-        <w:t xml:space="preserve">- The back-cover motto (</w:t>
-      </w:r>
-      <w:r>
-        <w:t xml:space="preserve">“</w:t>
-      </w:r>
-      <w:r>
-        <w:t xml:space="preserve">Know Your History. Be Proud of Your Story. Walk in Your Purpose.</w:t>
-      </w:r>
-      <w:r>
-        <w:t xml:space="preserve">”</w:t>
-      </w:r>
-      <w:r>
-        <w:t xml:space="preserve">) differs from the motto inside the book.</w:t>
       </w:r>
       <w:r>
         <w:t xml:space="preserve"> </w:t>

--- a/deliverables/04_Open_Issues_For_Approval.docx
+++ b/deliverables/04_Open_Issues_For_Approval.docx
@@ -2,7 +2,7 @@
 <file path=word/document.xml><?xml version="1.0" encoding="utf-8"?>
 <w:document xmlns:w="http://schemas.openxmlformats.org/wordprocessingml/2006/main" xmlns:m="http://schemas.openxmlformats.org/officeDocument/2006/math" xmlns:r="http://schemas.openxmlformats.org/officeDocument/2006/relationships" xmlns:o="urn:schemas-microsoft-com:office:office" xmlns:v="urn:schemas-microsoft-com:vml" xmlns:w10="urn:schemas-microsoft-com:office:word" xmlns:a="http://schemas.openxmlformats.org/drawingml/2006/main" xmlns:pic="http://schemas.openxmlformats.org/drawingml/2006/picture" xmlns:wp="http://schemas.openxmlformats.org/drawingml/2006/wordprocessingDrawing">
   <w:body>
-    <w:bookmarkStart w:id="33" w:name="X867c384ec273513ba45119e63f0eaa75ddce729"/>
+    <w:bookmarkStart w:id="34" w:name="X867c384ec273513ba45119e63f0eaa75ddce729"/>
     <w:p>
       <w:pPr>
         <w:pStyle w:val="Heading1"/>
@@ -3310,8 +3310,285 @@
         <w:t xml:space="preserve">before publishing, to check colours and how sharp the small lettering inside the art prints.</w:t>
       </w:r>
     </w:p>
+    <w:p>
+      <w:r>
+        <w:pict>
+          <v:rect style="width:0;height:1.5pt" o:hralign="center" o:hrstd="t" o:hr="t"/>
+        </w:pict>
+      </w:r>
+    </w:p>
     <w:bookmarkEnd w:id="32"/>
+    <w:bookmarkStart w:id="33" w:name="Xbeebc53a0a0942e126cfbba11f7125686278998"/>
+    <w:p>
+      <w:pPr>
+        <w:pStyle w:val="Heading2"/>
+      </w:pPr>
+      <w:r>
+        <w:t xml:space="preserve">Update: title matched to KDP (author request)</w:t>
+      </w:r>
+    </w:p>
+    <w:p>
+      <w:pPr>
+        <w:pStyle w:val="FirstParagraph"/>
+      </w:pPr>
+      <w:r>
+        <w:t xml:space="preserve">The book now uses the title entered in KDP:</w:t>
+      </w:r>
+      <w:r>
+        <w:t xml:space="preserve"> </w:t>
+      </w:r>
+      <w:r>
+        <w:rPr>
+          <w:bCs/>
+          <w:b/>
+        </w:rPr>
+        <w:t xml:space="preserve">Joesiah &amp; Malani Time Travel Adventure: Part 1: Noah’s Bloodline</w:t>
+      </w:r>
+      <w:r>
+        <w:t xml:space="preserve">.</w:t>
+      </w:r>
+      <w:r>
+        <w:t xml:space="preserve"> </w:t>
+      </w:r>
+      <w:r>
+        <w:t xml:space="preserve">-</w:t>
+      </w:r>
+      <w:r>
+        <w:t xml:space="preserve"> </w:t>
+      </w:r>
+      <w:r>
+        <w:rPr>
+          <w:bCs/>
+          <w:b/>
+        </w:rPr>
+        <w:t xml:space="preserve">Title page and copyright page:</w:t>
+      </w:r>
+      <w:r>
+        <w:t xml:space="preserve"> </w:t>
+      </w:r>
+      <w:r>
+        <w:t xml:space="preserve">“</w:t>
+      </w:r>
+      <w:r>
+        <w:t xml:space="preserve">Time Travel Adventure</w:t>
+      </w:r>
+      <w:r>
+        <w:t xml:space="preserve">”</w:t>
+      </w:r>
+      <w:r>
+        <w:t xml:space="preserve"> </w:t>
+      </w:r>
+      <w:r>
+        <w:t xml:space="preserve">and</w:t>
+      </w:r>
+      <w:r>
+        <w:t xml:space="preserve"> </w:t>
+      </w:r>
+      <w:r>
+        <w:t xml:space="preserve">“</w:t>
+      </w:r>
+      <w:r>
+        <w:t xml:space="preserve">Part 1</w:t>
+      </w:r>
+      <w:r>
+        <w:t xml:space="preserve">”</w:t>
+      </w:r>
+      <w:r>
+        <w:t xml:space="preserve">.</w:t>
+      </w:r>
+      <w:r>
+        <w:t xml:space="preserve"> </w:t>
+      </w:r>
+      <w:r>
+        <w:t xml:space="preserve">-</w:t>
+      </w:r>
+      <w:r>
+        <w:t xml:space="preserve"> </w:t>
+      </w:r>
+      <w:r>
+        <w:rPr>
+          <w:bCs/>
+          <w:b/>
+        </w:rPr>
+        <w:t xml:space="preserve">Last page:</w:t>
+      </w:r>
+      <w:r>
+        <w:t xml:space="preserve"> </w:t>
+      </w:r>
+      <w:r>
+        <w:t xml:space="preserve">the preview reads</w:t>
+      </w:r>
+      <w:r>
+        <w:t xml:space="preserve"> </w:t>
+      </w:r>
+      <w:r>
+        <w:t xml:space="preserve">“</w:t>
+      </w:r>
+      <w:r>
+        <w:t xml:space="preserve">Joesiah &amp; Malani Time Travel Adventure • Part 2</w:t>
+      </w:r>
+      <w:r>
+        <w:t xml:space="preserve">”</w:t>
+      </w:r>
+      <w:r>
+        <w:t xml:space="preserve">.</w:t>
+      </w:r>
+      <w:r>
+        <w:t xml:space="preserve"> </w:t>
+      </w:r>
+      <w:r>
+        <w:t xml:space="preserve">-</w:t>
+      </w:r>
+      <w:r>
+        <w:t xml:space="preserve"> </w:t>
+      </w:r>
+      <w:r>
+        <w:rPr>
+          <w:bCs/>
+          <w:b/>
+        </w:rPr>
+        <w:t xml:space="preserve">Artwork:</w:t>
+      </w:r>
+      <w:r>
+        <w:t xml:space="preserve"> </w:t>
+      </w:r>
+      <w:r>
+        <w:t xml:space="preserve">the Chapter 13 art (</w:t>
+      </w:r>
+      <w:r>
+        <w:t xml:space="preserve">“</w:t>
+      </w:r>
+      <w:r>
+        <w:t xml:space="preserve">Key Lessons from Part 1</w:t>
+      </w:r>
+      <w:r>
+        <w:t xml:space="preserve">”</w:t>
+      </w:r>
+      <w:r>
+        <w:t xml:space="preserve">) and the Part 2 preview art are back to their original</w:t>
+      </w:r>
+      <w:r>
+        <w:t xml:space="preserve"> </w:t>
+      </w:r>
+      <w:r>
+        <w:t xml:space="preserve">“</w:t>
+      </w:r>
+      <w:r>
+        <w:t xml:space="preserve">Part</w:t>
+      </w:r>
+      <w:r>
+        <w:t xml:space="preserve">”</w:t>
+      </w:r>
+      <w:r>
+        <w:t xml:space="preserve"> </w:t>
+      </w:r>
+      <w:r>
+        <w:t xml:space="preserve">wording.</w:t>
+      </w:r>
+      <w:r>
+        <w:t xml:space="preserve"> </w:t>
+      </w:r>
+      <w:r>
+        <w:t xml:space="preserve">-</w:t>
+      </w:r>
+      <w:r>
+        <w:t xml:space="preserve"> </w:t>
+      </w:r>
+      <w:r>
+        <w:rPr>
+          <w:bCs/>
+          <w:b/>
+        </w:rPr>
+        <w:t xml:space="preserve">Front cover:</w:t>
+      </w:r>
+      <w:r>
+        <w:t xml:space="preserve"> </w:t>
+      </w:r>
+      <w:r>
+        <w:t xml:space="preserve">“</w:t>
+      </w:r>
+      <w:r>
+        <w:t xml:space="preserve">TIME TRAVEL ADVENTURE • PART 1</w:t>
+      </w:r>
+      <w:r>
+        <w:t xml:space="preserve">”</w:t>
+      </w:r>
+      <w:r>
+        <w:t xml:space="preserve"> </w:t>
+      </w:r>
+      <w:r>
+        <w:t xml:space="preserve">under the title.</w:t>
+      </w:r>
+      <w:r>
+        <w:t xml:space="preserve"> </w:t>
+      </w:r>
+      <w:r>
+        <w:t xml:space="preserve">-</w:t>
+      </w:r>
+      <w:r>
+        <w:t xml:space="preserve"> </w:t>
+      </w:r>
+      <w:r>
+        <w:rPr>
+          <w:bCs/>
+          <w:b/>
+        </w:rPr>
+        <w:t xml:space="preserve">KDP fields:</w:t>
+      </w:r>
+      <w:r>
+        <w:t xml:space="preserve"> </w:t>
+      </w:r>
+      <w:r>
+        <w:t xml:space="preserve">the Title field should read</w:t>
+      </w:r>
+      <w:r>
+        <w:t xml:space="preserve"> </w:t>
+      </w:r>
+      <w:r>
+        <w:t xml:space="preserve">“</w:t>
+      </w:r>
+      <w:r>
+        <w:t xml:space="preserve">Joesiah &amp; Malani Time Travel Adventure</w:t>
+      </w:r>
+      <w:r>
+        <w:t xml:space="preserve">”</w:t>
+      </w:r>
+      <w:r>
+        <w:t xml:space="preserve">, the Subtitle</w:t>
+      </w:r>
+      <w:r>
+        <w:t xml:space="preserve"> </w:t>
+      </w:r>
+      <w:r>
+        <w:t xml:space="preserve">“</w:t>
+      </w:r>
+      <w:r>
+        <w:t xml:space="preserve">Part 1: Noah’s Bloodline</w:t>
+      </w:r>
+      <w:r>
+        <w:t xml:space="preserve">”</w:t>
+      </w:r>
+      <w:r>
+        <w:t xml:space="preserve">, and the Author</w:t>
+      </w:r>
+      <w:r>
+        <w:t xml:space="preserve"> </w:t>
+      </w:r>
+      <w:r>
+        <w:t xml:space="preserve">“</w:t>
+      </w:r>
+      <w:r>
+        <w:t xml:space="preserve">LeTisha C. Cleveland</w:t>
+      </w:r>
+      <w:r>
+        <w:t xml:space="preserve">”</w:t>
+      </w:r>
+      <w:r>
+        <w:t xml:space="preserve">.</w:t>
+      </w:r>
+    </w:p>
     <w:bookmarkEnd w:id="33"/>
+    <w:bookmarkEnd w:id="34"/>
     <w:sectPr/>
   </w:body>
 </w:document>
